--- a/public/W-Quality-Urunler_BG.docx
+++ b/public/W-Quality-Urunler_BG.docx
@@ -6,8 +6,6 @@
       <w:pPr>
         <w:spacing w:after="240"/>
         <w:jc w:val="center"/>
-      </w:pPr>
-      <w:r>
         <w:rPr>
           <w:b/>
           <w:bCs/>
@@ -15,7 +13,44 @@
           <w:sz w:val="40"/>
           <w:szCs w:val="40"/>
         </w:rPr>
-        <w:t>W-Quality, Ürünler</w:t>
+      </w:pPr>
+      <w:r>
+        <w:rPr>
+          <w:b/>
+          <w:bCs/>
+          <w:color w:val="1F3864"/>
+          <w:sz w:val="40"/>
+          <w:szCs w:val="40"/>
+        </w:rPr>
+        <w:t>W-</w:t>
+      </w:r>
+      <w:proofErr w:type="spellStart"/>
+      <w:r>
+        <w:rPr>
+          <w:b/>
+          <w:bCs/>
+          <w:color w:val="1F3864"/>
+          <w:sz w:val="40"/>
+          <w:szCs w:val="40"/>
+        </w:rPr>
+        <w:t>Quality</w:t>
+      </w:r>
+      <w:proofErr w:type="spellEnd"/>
+    </w:p>
+    <w:p>
+      <w:pPr>
+        <w:spacing w:after="240"/>
+        <w:jc w:val="center"/>
+      </w:pPr>
+      <w:r>
+        <w:rPr>
+          <w:b/>
+          <w:bCs/>
+          <w:color w:val="1F3864"/>
+          <w:sz w:val="40"/>
+          <w:szCs w:val="40"/>
+        </w:rPr>
+        <w:t>Ürünler</w:t>
       </w:r>
     </w:p>
     <w:p>
@@ -61,7 +96,15 @@
         <w:t xml:space="preserve">Stratejik Avantaj: </w:t>
       </w:r>
       <w:r>
-        <w:t>Kalite uyumsuzluk maliyetini (COQ, yani ret, yeniden işleme, garanti, şikayet) doğrudan hedefler ve 3. taraf denetim sürecini stres üreten bir olay olmaktan çıkarır. Süreçleri kurucu kadronun hafızasından çıkarıp dokümante, ölçülebilir ve devredilebilir hale getirerek büyüme dönemindeki kurumsal sürekliliği korur; yeni tesis açılışı, M&amp;A entegrasyonu veya OEM müşteri kazanımı gibi eşiklerde operasyonel hazırlığı kanıtlanabilir kılar. "Sıfır Kritik Bulgu" hedefiyle sertifika geçerliliğini ve pazar erişimini sürekli güvence altında tutar; regülasyon değişikliklerini (UNECE, REACH, ESG raporlama) önceden takip ederek uyum boşluğu oluşmadan kapatır.</w:t>
+        <w:t xml:space="preserve">Kalite uyumsuzluk maliyetini (COQ, yani ret, yeniden işleme, garanti, </w:t>
+      </w:r>
+      <w:proofErr w:type="gramStart"/>
+      <w:r>
+        <w:t>şikayet</w:t>
+      </w:r>
+      <w:proofErr w:type="gramEnd"/>
+      <w:r>
+        <w:t>) doğrudan hedefler ve 3. taraf denetim sürecini stres üreten bir olay olmaktan çıkarır. Süreçleri kurucu kadronun hafızasından çıkarıp dokümante, ölçülebilir ve devredilebilir hale getirerek büyüme dönemindeki kurumsal sürekliliği korur; yeni tesis açılışı, M&amp;A entegrasyonu veya OEM müşteri kazanımı gibi eşiklerde operasyonel hazırlığı kanıtlanabilir kılar. "Sıfır Kritik Bulgu" hedefiyle sertifika geçerliliğini ve pazar erişimini sürekli güvence altında tutar; regülasyon değişikliklerini (UNECE, REACH, ESG raporlama) önceden takip ederek uyum boşluğu oluşmadan kapatır.</w:t>
       </w:r>
     </w:p>
     <w:p>
@@ -99,7 +142,15 @@
         <w:spacing w:after="60"/>
       </w:pPr>
       <w:r>
-        <w:t>IATF 16949 Otomotiv Standart Uyumu ve Geçiş Programı (gap analizi, aksiyon planı, denetim koçluğu).</w:t>
+        <w:t>IATF 16949 Otomotiv Standart Uyumu ve Geçiş Programı (</w:t>
+      </w:r>
+      <w:proofErr w:type="spellStart"/>
+      <w:r>
+        <w:t>gap</w:t>
+      </w:r>
+      <w:proofErr w:type="spellEnd"/>
+      <w:r>
+        <w:t xml:space="preserve"> analizi, aksiyon planı, denetim koçluğu).</w:t>
       </w:r>
     </w:p>
     <w:p>
@@ -112,7 +163,23 @@
         <w:spacing w:after="60"/>
       </w:pPr>
       <w:r>
-        <w:t>Süreç Haritalama (SIPOC, turtle chart), Darboğaz Analizi ve KPI Tasarımı.</w:t>
+        <w:t xml:space="preserve">Süreç Haritalama (SIPOC, </w:t>
+      </w:r>
+      <w:proofErr w:type="spellStart"/>
+      <w:r>
+        <w:t>turtle</w:t>
+      </w:r>
+      <w:proofErr w:type="spellEnd"/>
+      <w:r>
+        <w:t xml:space="preserve"> </w:t>
+      </w:r>
+      <w:proofErr w:type="spellStart"/>
+      <w:r>
+        <w:t>chart</w:t>
+      </w:r>
+      <w:proofErr w:type="spellEnd"/>
+      <w:r>
+        <w:t>), Darboğaz Analizi ve KPI Tasarımı.</w:t>
       </w:r>
     </w:p>
     <w:p>
@@ -138,7 +205,23 @@
         <w:spacing w:after="60"/>
       </w:pPr>
       <w:r>
-        <w:t>Sistem, Proses ve Ürün Denetimlerinde Gap Analizi ve Deneme (Mock) Denetimleri.</w:t>
+        <w:t xml:space="preserve">Sistem, Proses ve Ürün Denetimlerinde </w:t>
+      </w:r>
+      <w:proofErr w:type="spellStart"/>
+      <w:r>
+        <w:t>Gap</w:t>
+      </w:r>
+      <w:proofErr w:type="spellEnd"/>
+      <w:r>
+        <w:t xml:space="preserve"> Analizi ve Deneme (</w:t>
+      </w:r>
+      <w:proofErr w:type="spellStart"/>
+      <w:r>
+        <w:t>Mock</w:t>
+      </w:r>
+      <w:proofErr w:type="spellEnd"/>
+      <w:r>
+        <w:t>) Denetimleri.</w:t>
       </w:r>
     </w:p>
     <w:p>
@@ -186,8 +269,53 @@
         <w:pStyle w:val="Balk2"/>
       </w:pPr>
       <w:r>
-        <w:t>English: System Architecture, Operational Excellence and Compliance Assurance</w:t>
-      </w:r>
+        <w:t xml:space="preserve">English: </w:t>
+      </w:r>
+      <w:proofErr w:type="spellStart"/>
+      <w:r>
+        <w:t>System</w:t>
+      </w:r>
+      <w:proofErr w:type="spellEnd"/>
+      <w:r>
+        <w:t xml:space="preserve"> Architecture, </w:t>
+      </w:r>
+      <w:proofErr w:type="spellStart"/>
+      <w:r>
+        <w:t>Operational</w:t>
+      </w:r>
+      <w:proofErr w:type="spellEnd"/>
+      <w:r>
+        <w:t xml:space="preserve"> </w:t>
+      </w:r>
+      <w:proofErr w:type="spellStart"/>
+      <w:r>
+        <w:t>Excellence</w:t>
+      </w:r>
+      <w:proofErr w:type="spellEnd"/>
+      <w:r>
+        <w:t xml:space="preserve"> </w:t>
+      </w:r>
+      <w:proofErr w:type="spellStart"/>
+      <w:r>
+        <w:t>and</w:t>
+      </w:r>
+      <w:proofErr w:type="spellEnd"/>
+      <w:r>
+        <w:t xml:space="preserve"> </w:t>
+      </w:r>
+      <w:proofErr w:type="spellStart"/>
+      <w:r>
+        <w:t>Compliance</w:t>
+      </w:r>
+      <w:proofErr w:type="spellEnd"/>
+      <w:r>
+        <w:t xml:space="preserve"> </w:t>
+      </w:r>
+      <w:proofErr w:type="spellStart"/>
+      <w:r>
+        <w:t>Assurance</w:t>
+      </w:r>
+      <w:proofErr w:type="spellEnd"/>
     </w:p>
     <w:p>
       <w:pPr>
@@ -200,8 +328,493 @@
         </w:rPr>
         <w:t xml:space="preserve">Definition: </w:t>
       </w:r>
-      <w:r>
-        <w:t>Rebuilds the organization's Quality Management System (QMS) not as a certificate-compliance formality, but as a living architecture that disciplines daily operations and keeps the company audit-ready at all times. Processes, responsibilities, measurement points, and approval flows are aligned with standards such as ISO 9001 and IATF 16949, with customer-specific requirements (CSR), and with process audit demands like VDA 6.3, yet engineered for the company's actual business logic. QMS implementation and audit readiness are treated not as two separate projects, but as two faces of the same discipline.</w:t>
+      <w:proofErr w:type="spellStart"/>
+      <w:r>
+        <w:t>Rebuilds</w:t>
+      </w:r>
+      <w:proofErr w:type="spellEnd"/>
+      <w:r>
+        <w:t xml:space="preserve"> </w:t>
+      </w:r>
+      <w:proofErr w:type="spellStart"/>
+      <w:r>
+        <w:t>the</w:t>
+      </w:r>
+      <w:proofErr w:type="spellEnd"/>
+      <w:r>
+        <w:t xml:space="preserve"> </w:t>
+      </w:r>
+      <w:proofErr w:type="spellStart"/>
+      <w:r>
+        <w:t>organization's</w:t>
+      </w:r>
+      <w:proofErr w:type="spellEnd"/>
+      <w:r>
+        <w:t xml:space="preserve"> </w:t>
+      </w:r>
+      <w:proofErr w:type="spellStart"/>
+      <w:r>
+        <w:t>Quality</w:t>
+      </w:r>
+      <w:proofErr w:type="spellEnd"/>
+      <w:r>
+        <w:t xml:space="preserve"> Management </w:t>
+      </w:r>
+      <w:proofErr w:type="spellStart"/>
+      <w:r>
+        <w:t>System</w:t>
+      </w:r>
+      <w:proofErr w:type="spellEnd"/>
+      <w:r>
+        <w:t xml:space="preserve"> (QMS) not as a </w:t>
+      </w:r>
+      <w:proofErr w:type="spellStart"/>
+      <w:r>
+        <w:t>certificate-compliance</w:t>
+      </w:r>
+      <w:proofErr w:type="spellEnd"/>
+      <w:r>
+        <w:t xml:space="preserve"> </w:t>
+      </w:r>
+      <w:proofErr w:type="spellStart"/>
+      <w:r>
+        <w:t>formality</w:t>
+      </w:r>
+      <w:proofErr w:type="spellEnd"/>
+      <w:r>
+        <w:t xml:space="preserve">, but as a </w:t>
+      </w:r>
+      <w:proofErr w:type="spellStart"/>
+      <w:r>
+        <w:t>living</w:t>
+      </w:r>
+      <w:proofErr w:type="spellEnd"/>
+      <w:r>
+        <w:t xml:space="preserve"> </w:t>
+      </w:r>
+      <w:proofErr w:type="spellStart"/>
+      <w:r>
+        <w:t>architecture</w:t>
+      </w:r>
+      <w:proofErr w:type="spellEnd"/>
+      <w:r>
+        <w:t xml:space="preserve"> </w:t>
+      </w:r>
+      <w:proofErr w:type="spellStart"/>
+      <w:r>
+        <w:t>that</w:t>
+      </w:r>
+      <w:proofErr w:type="spellEnd"/>
+      <w:r>
+        <w:t xml:space="preserve"> </w:t>
+      </w:r>
+      <w:proofErr w:type="spellStart"/>
+      <w:r>
+        <w:t>disciplines</w:t>
+      </w:r>
+      <w:proofErr w:type="spellEnd"/>
+      <w:r>
+        <w:t xml:space="preserve"> </w:t>
+      </w:r>
+      <w:proofErr w:type="spellStart"/>
+      <w:r>
+        <w:t>daily</w:t>
+      </w:r>
+      <w:proofErr w:type="spellEnd"/>
+      <w:r>
+        <w:t xml:space="preserve"> </w:t>
+      </w:r>
+      <w:proofErr w:type="spellStart"/>
+      <w:r>
+        <w:t>operations</w:t>
+      </w:r>
+      <w:proofErr w:type="spellEnd"/>
+      <w:r>
+        <w:t xml:space="preserve"> </w:t>
+      </w:r>
+      <w:proofErr w:type="spellStart"/>
+      <w:r>
+        <w:t>and</w:t>
+      </w:r>
+      <w:proofErr w:type="spellEnd"/>
+      <w:r>
+        <w:t xml:space="preserve"> </w:t>
+      </w:r>
+      <w:proofErr w:type="spellStart"/>
+      <w:r>
+        <w:t>keeps</w:t>
+      </w:r>
+      <w:proofErr w:type="spellEnd"/>
+      <w:r>
+        <w:t xml:space="preserve"> </w:t>
+      </w:r>
+      <w:proofErr w:type="spellStart"/>
+      <w:r>
+        <w:t>the</w:t>
+      </w:r>
+      <w:proofErr w:type="spellEnd"/>
+      <w:r>
+        <w:t xml:space="preserve"> </w:t>
+      </w:r>
+      <w:proofErr w:type="spellStart"/>
+      <w:r>
+        <w:t>company</w:t>
+      </w:r>
+      <w:proofErr w:type="spellEnd"/>
+      <w:r>
+        <w:t xml:space="preserve"> </w:t>
+      </w:r>
+      <w:proofErr w:type="spellStart"/>
+      <w:r>
+        <w:t>audit-ready</w:t>
+      </w:r>
+      <w:proofErr w:type="spellEnd"/>
+      <w:r>
+        <w:t xml:space="preserve"> at </w:t>
+      </w:r>
+      <w:proofErr w:type="spellStart"/>
+      <w:r>
+        <w:t>all</w:t>
+      </w:r>
+      <w:proofErr w:type="spellEnd"/>
+      <w:r>
+        <w:t xml:space="preserve"> </w:t>
+      </w:r>
+      <w:proofErr w:type="spellStart"/>
+      <w:r>
+        <w:t>times</w:t>
+      </w:r>
+      <w:proofErr w:type="spellEnd"/>
+      <w:r>
+        <w:t xml:space="preserve">. </w:t>
+      </w:r>
+      <w:proofErr w:type="spellStart"/>
+      <w:r>
+        <w:t>Processes</w:t>
+      </w:r>
+      <w:proofErr w:type="spellEnd"/>
+      <w:r>
+        <w:t xml:space="preserve">, </w:t>
+      </w:r>
+      <w:proofErr w:type="spellStart"/>
+      <w:r>
+        <w:t>responsibilities</w:t>
+      </w:r>
+      <w:proofErr w:type="spellEnd"/>
+      <w:r>
+        <w:t xml:space="preserve">, </w:t>
+      </w:r>
+      <w:proofErr w:type="spellStart"/>
+      <w:r>
+        <w:t>measurement</w:t>
+      </w:r>
+      <w:proofErr w:type="spellEnd"/>
+      <w:r>
+        <w:t xml:space="preserve"> </w:t>
+      </w:r>
+      <w:proofErr w:type="spellStart"/>
+      <w:r>
+        <w:t>points</w:t>
+      </w:r>
+      <w:proofErr w:type="spellEnd"/>
+      <w:r>
+        <w:t xml:space="preserve">, </w:t>
+      </w:r>
+      <w:proofErr w:type="spellStart"/>
+      <w:r>
+        <w:t>and</w:t>
+      </w:r>
+      <w:proofErr w:type="spellEnd"/>
+      <w:r>
+        <w:t xml:space="preserve"> </w:t>
+      </w:r>
+      <w:proofErr w:type="spellStart"/>
+      <w:r>
+        <w:t>approval</w:t>
+      </w:r>
+      <w:proofErr w:type="spellEnd"/>
+      <w:r>
+        <w:t xml:space="preserve"> </w:t>
+      </w:r>
+      <w:proofErr w:type="spellStart"/>
+      <w:r>
+        <w:t>flows</w:t>
+      </w:r>
+      <w:proofErr w:type="spellEnd"/>
+      <w:r>
+        <w:t xml:space="preserve"> </w:t>
+      </w:r>
+      <w:proofErr w:type="spellStart"/>
+      <w:r>
+        <w:t>are</w:t>
+      </w:r>
+      <w:proofErr w:type="spellEnd"/>
+      <w:r>
+        <w:t xml:space="preserve"> </w:t>
+      </w:r>
+      <w:proofErr w:type="spellStart"/>
+      <w:r>
+        <w:t>aligned</w:t>
+      </w:r>
+      <w:proofErr w:type="spellEnd"/>
+      <w:r>
+        <w:t xml:space="preserve"> </w:t>
+      </w:r>
+      <w:proofErr w:type="spellStart"/>
+      <w:r>
+        <w:t>with</w:t>
+      </w:r>
+      <w:proofErr w:type="spellEnd"/>
+      <w:r>
+        <w:t xml:space="preserve"> </w:t>
+      </w:r>
+      <w:proofErr w:type="spellStart"/>
+      <w:r>
+        <w:t>standards</w:t>
+      </w:r>
+      <w:proofErr w:type="spellEnd"/>
+      <w:r>
+        <w:t xml:space="preserve"> </w:t>
+      </w:r>
+      <w:proofErr w:type="spellStart"/>
+      <w:r>
+        <w:t>such</w:t>
+      </w:r>
+      <w:proofErr w:type="spellEnd"/>
+      <w:r>
+        <w:t xml:space="preserve"> as ISO 9001 </w:t>
+      </w:r>
+      <w:proofErr w:type="spellStart"/>
+      <w:r>
+        <w:t>and</w:t>
+      </w:r>
+      <w:proofErr w:type="spellEnd"/>
+      <w:r>
+        <w:t xml:space="preserve"> IATF 16949, </w:t>
+      </w:r>
+      <w:proofErr w:type="spellStart"/>
+      <w:r>
+        <w:t>with</w:t>
+      </w:r>
+      <w:proofErr w:type="spellEnd"/>
+      <w:r>
+        <w:t xml:space="preserve"> </w:t>
+      </w:r>
+      <w:proofErr w:type="spellStart"/>
+      <w:r>
+        <w:t>customer-specific</w:t>
+      </w:r>
+      <w:proofErr w:type="spellEnd"/>
+      <w:r>
+        <w:t xml:space="preserve"> </w:t>
+      </w:r>
+      <w:proofErr w:type="spellStart"/>
+      <w:r>
+        <w:t>requirements</w:t>
+      </w:r>
+      <w:proofErr w:type="spellEnd"/>
+      <w:r>
+        <w:t xml:space="preserve"> (CSR), </w:t>
+      </w:r>
+      <w:proofErr w:type="spellStart"/>
+      <w:r>
+        <w:t>and</w:t>
+      </w:r>
+      <w:proofErr w:type="spellEnd"/>
+      <w:r>
+        <w:t xml:space="preserve"> </w:t>
+      </w:r>
+      <w:proofErr w:type="spellStart"/>
+      <w:r>
+        <w:t>with</w:t>
+      </w:r>
+      <w:proofErr w:type="spellEnd"/>
+      <w:r>
+        <w:t xml:space="preserve"> </w:t>
+      </w:r>
+      <w:proofErr w:type="spellStart"/>
+      <w:r>
+        <w:t>process</w:t>
+      </w:r>
+      <w:proofErr w:type="spellEnd"/>
+      <w:r>
+        <w:t xml:space="preserve"> </w:t>
+      </w:r>
+      <w:proofErr w:type="spellStart"/>
+      <w:r>
+        <w:t>audit</w:t>
+      </w:r>
+      <w:proofErr w:type="spellEnd"/>
+      <w:r>
+        <w:t xml:space="preserve"> </w:t>
+      </w:r>
+      <w:proofErr w:type="spellStart"/>
+      <w:r>
+        <w:t>demands</w:t>
+      </w:r>
+      <w:proofErr w:type="spellEnd"/>
+      <w:r>
+        <w:t xml:space="preserve"> </w:t>
+      </w:r>
+      <w:proofErr w:type="spellStart"/>
+      <w:r>
+        <w:t>like</w:t>
+      </w:r>
+      <w:proofErr w:type="spellEnd"/>
+      <w:r>
+        <w:t xml:space="preserve"> VDA 6.3, yet </w:t>
+      </w:r>
+      <w:proofErr w:type="spellStart"/>
+      <w:r>
+        <w:t>engineered</w:t>
+      </w:r>
+      <w:proofErr w:type="spellEnd"/>
+      <w:r>
+        <w:t xml:space="preserve"> </w:t>
+      </w:r>
+      <w:proofErr w:type="spellStart"/>
+      <w:r>
+        <w:t>for</w:t>
+      </w:r>
+      <w:proofErr w:type="spellEnd"/>
+      <w:r>
+        <w:t xml:space="preserve"> </w:t>
+      </w:r>
+      <w:proofErr w:type="spellStart"/>
+      <w:r>
+        <w:t>the</w:t>
+      </w:r>
+      <w:proofErr w:type="spellEnd"/>
+      <w:r>
+        <w:t xml:space="preserve"> </w:t>
+      </w:r>
+      <w:proofErr w:type="spellStart"/>
+      <w:r>
+        <w:t>company's</w:t>
+      </w:r>
+      <w:proofErr w:type="spellEnd"/>
+      <w:r>
+        <w:t xml:space="preserve"> </w:t>
+      </w:r>
+      <w:proofErr w:type="spellStart"/>
+      <w:r>
+        <w:t>actual</w:t>
+      </w:r>
+      <w:proofErr w:type="spellEnd"/>
+      <w:r>
+        <w:t xml:space="preserve"> </w:t>
+      </w:r>
+      <w:proofErr w:type="spellStart"/>
+      <w:r>
+        <w:t>business</w:t>
+      </w:r>
+      <w:proofErr w:type="spellEnd"/>
+      <w:r>
+        <w:t xml:space="preserve"> </w:t>
+      </w:r>
+      <w:proofErr w:type="spellStart"/>
+      <w:r>
+        <w:t>logic</w:t>
+      </w:r>
+      <w:proofErr w:type="spellEnd"/>
+      <w:r>
+        <w:t xml:space="preserve">. QMS </w:t>
+      </w:r>
+      <w:proofErr w:type="spellStart"/>
+      <w:r>
+        <w:t>implementation</w:t>
+      </w:r>
+      <w:proofErr w:type="spellEnd"/>
+      <w:r>
+        <w:t xml:space="preserve"> </w:t>
+      </w:r>
+      <w:proofErr w:type="spellStart"/>
+      <w:r>
+        <w:t>and</w:t>
+      </w:r>
+      <w:proofErr w:type="spellEnd"/>
+      <w:r>
+        <w:t xml:space="preserve"> </w:t>
+      </w:r>
+      <w:proofErr w:type="spellStart"/>
+      <w:r>
+        <w:t>audit</w:t>
+      </w:r>
+      <w:proofErr w:type="spellEnd"/>
+      <w:r>
+        <w:t xml:space="preserve"> </w:t>
+      </w:r>
+      <w:proofErr w:type="spellStart"/>
+      <w:r>
+        <w:t>readiness</w:t>
+      </w:r>
+      <w:proofErr w:type="spellEnd"/>
+      <w:r>
+        <w:t xml:space="preserve"> </w:t>
+      </w:r>
+      <w:proofErr w:type="spellStart"/>
+      <w:r>
+        <w:t>are</w:t>
+      </w:r>
+      <w:proofErr w:type="spellEnd"/>
+      <w:r>
+        <w:t xml:space="preserve"> </w:t>
+      </w:r>
+      <w:proofErr w:type="spellStart"/>
+      <w:r>
+        <w:t>treated</w:t>
+      </w:r>
+      <w:proofErr w:type="spellEnd"/>
+      <w:r>
+        <w:t xml:space="preserve"> not as two </w:t>
+      </w:r>
+      <w:proofErr w:type="spellStart"/>
+      <w:r>
+        <w:t>separate</w:t>
+      </w:r>
+      <w:proofErr w:type="spellEnd"/>
+      <w:r>
+        <w:t xml:space="preserve"> </w:t>
+      </w:r>
+      <w:proofErr w:type="spellStart"/>
+      <w:r>
+        <w:t>projects</w:t>
+      </w:r>
+      <w:proofErr w:type="spellEnd"/>
+      <w:r>
+        <w:t xml:space="preserve">, but as two </w:t>
+      </w:r>
+      <w:proofErr w:type="spellStart"/>
+      <w:r>
+        <w:t>faces</w:t>
+      </w:r>
+      <w:proofErr w:type="spellEnd"/>
+      <w:r>
+        <w:t xml:space="preserve"> of </w:t>
+      </w:r>
+      <w:proofErr w:type="spellStart"/>
+      <w:r>
+        <w:t>the</w:t>
+      </w:r>
+      <w:proofErr w:type="spellEnd"/>
+      <w:r>
+        <w:t xml:space="preserve"> </w:t>
+      </w:r>
+      <w:proofErr w:type="spellStart"/>
+      <w:r>
+        <w:t>same</w:t>
+      </w:r>
+      <w:proofErr w:type="spellEnd"/>
+      <w:r>
+        <w:t xml:space="preserve"> </w:t>
+      </w:r>
+      <w:proofErr w:type="spellStart"/>
+      <w:r>
+        <w:t>discipline</w:t>
+      </w:r>
+      <w:proofErr w:type="spellEnd"/>
+      <w:r>
+        <w:t>.</w:t>
       </w:r>
     </w:p>
     <w:p>
@@ -213,26 +826,599 @@
           <w:b/>
           <w:bCs/>
         </w:rPr>
+        <w:lastRenderedPageBreak/>
         <w:t xml:space="preserve">Strategic Advantage: </w:t>
       </w:r>
-      <w:r>
-        <w:t xml:space="preserve">Directly targets the Cost of Quality (COQ: rejects, rework, warranty, complaints) and moves 3rd-party audits out of the "stress event" category. Transfers processes from the founding team's memory into documented, measurable, and transferable form, preserving institutional continuity </w:t>
-      </w:r>
-      <w:r>
-        <w:lastRenderedPageBreak/>
-        <w:t>during growth inflection points such as new plant openings, M&amp;A integration, or OEM customer onboarding. With the "Zero Critical Finding" objective, keeps certificate validity and market access continuously under a legal and technical shield; proactively tracks regulatory changes (UNECE, REACH, ESG reporting) to close compliance gaps before they open.</w:t>
+      <w:proofErr w:type="spellStart"/>
+      <w:r>
+        <w:t>Directly</w:t>
+      </w:r>
+      <w:proofErr w:type="spellEnd"/>
+      <w:r>
+        <w:t xml:space="preserve"> </w:t>
+      </w:r>
+      <w:proofErr w:type="spellStart"/>
+      <w:r>
+        <w:t>targets</w:t>
+      </w:r>
+      <w:proofErr w:type="spellEnd"/>
+      <w:r>
+        <w:t xml:space="preserve"> </w:t>
+      </w:r>
+      <w:proofErr w:type="spellStart"/>
+      <w:r>
+        <w:t>the</w:t>
+      </w:r>
+      <w:proofErr w:type="spellEnd"/>
+      <w:r>
+        <w:t xml:space="preserve"> </w:t>
+      </w:r>
+      <w:proofErr w:type="spellStart"/>
+      <w:r>
+        <w:t>Cost</w:t>
+      </w:r>
+      <w:proofErr w:type="spellEnd"/>
+      <w:r>
+        <w:t xml:space="preserve"> of </w:t>
+      </w:r>
+      <w:proofErr w:type="spellStart"/>
+      <w:r>
+        <w:t>Quality</w:t>
+      </w:r>
+      <w:proofErr w:type="spellEnd"/>
+      <w:r>
+        <w:t xml:space="preserve"> (COQ: </w:t>
+      </w:r>
+      <w:proofErr w:type="spellStart"/>
+      <w:r>
+        <w:t>rejects</w:t>
+      </w:r>
+      <w:proofErr w:type="spellEnd"/>
+      <w:r>
+        <w:t xml:space="preserve">, </w:t>
+      </w:r>
+      <w:proofErr w:type="spellStart"/>
+      <w:r>
+        <w:t>rework</w:t>
+      </w:r>
+      <w:proofErr w:type="spellEnd"/>
+      <w:r>
+        <w:t xml:space="preserve">, </w:t>
+      </w:r>
+      <w:proofErr w:type="spellStart"/>
+      <w:r>
+        <w:t>warranty</w:t>
+      </w:r>
+      <w:proofErr w:type="spellEnd"/>
+      <w:r>
+        <w:t xml:space="preserve">, </w:t>
+      </w:r>
+      <w:proofErr w:type="spellStart"/>
+      <w:r>
+        <w:t>complaints</w:t>
+      </w:r>
+      <w:proofErr w:type="spellEnd"/>
+      <w:r>
+        <w:t xml:space="preserve">) </w:t>
+      </w:r>
+      <w:proofErr w:type="spellStart"/>
+      <w:r>
+        <w:t>and</w:t>
+      </w:r>
+      <w:proofErr w:type="spellEnd"/>
+      <w:r>
+        <w:t xml:space="preserve"> </w:t>
+      </w:r>
+      <w:proofErr w:type="spellStart"/>
+      <w:r>
+        <w:t>moves</w:t>
+      </w:r>
+      <w:proofErr w:type="spellEnd"/>
+      <w:r>
+        <w:t xml:space="preserve"> 3rd-party </w:t>
+      </w:r>
+      <w:proofErr w:type="spellStart"/>
+      <w:r>
+        <w:t>audits</w:t>
+      </w:r>
+      <w:proofErr w:type="spellEnd"/>
+      <w:r>
+        <w:t xml:space="preserve"> </w:t>
+      </w:r>
+      <w:proofErr w:type="spellStart"/>
+      <w:r>
+        <w:t>out</w:t>
+      </w:r>
+      <w:proofErr w:type="spellEnd"/>
+      <w:r>
+        <w:t xml:space="preserve"> of </w:t>
+      </w:r>
+      <w:proofErr w:type="spellStart"/>
+      <w:r>
+        <w:t>the</w:t>
+      </w:r>
+      <w:proofErr w:type="spellEnd"/>
+      <w:r>
+        <w:t xml:space="preserve"> "</w:t>
+      </w:r>
+      <w:proofErr w:type="spellStart"/>
+      <w:r>
+        <w:t>stress</w:t>
+      </w:r>
+      <w:proofErr w:type="spellEnd"/>
+      <w:r>
+        <w:t xml:space="preserve"> </w:t>
+      </w:r>
+      <w:proofErr w:type="spellStart"/>
+      <w:r>
+        <w:t>event</w:t>
+      </w:r>
+      <w:proofErr w:type="spellEnd"/>
+      <w:r>
+        <w:t xml:space="preserve">" </w:t>
+      </w:r>
+      <w:proofErr w:type="spellStart"/>
+      <w:r>
+        <w:t>category</w:t>
+      </w:r>
+      <w:proofErr w:type="spellEnd"/>
+      <w:r>
+        <w:t xml:space="preserve">. </w:t>
+      </w:r>
+      <w:proofErr w:type="spellStart"/>
+      <w:r>
+        <w:t>Transfers</w:t>
+      </w:r>
+      <w:proofErr w:type="spellEnd"/>
+      <w:r>
+        <w:t xml:space="preserve"> </w:t>
+      </w:r>
+      <w:proofErr w:type="spellStart"/>
+      <w:r>
+        <w:t>processes</w:t>
+      </w:r>
+      <w:proofErr w:type="spellEnd"/>
+      <w:r>
+        <w:t xml:space="preserve"> </w:t>
+      </w:r>
+      <w:proofErr w:type="spellStart"/>
+      <w:r>
+        <w:t>from</w:t>
+      </w:r>
+      <w:proofErr w:type="spellEnd"/>
+      <w:r>
+        <w:t xml:space="preserve"> </w:t>
+      </w:r>
+      <w:proofErr w:type="spellStart"/>
+      <w:r>
+        <w:t>the</w:t>
+      </w:r>
+      <w:proofErr w:type="spellEnd"/>
+      <w:r>
+        <w:t xml:space="preserve"> </w:t>
+      </w:r>
+      <w:proofErr w:type="spellStart"/>
+      <w:r>
+        <w:t>founding</w:t>
+      </w:r>
+      <w:proofErr w:type="spellEnd"/>
+      <w:r>
+        <w:t xml:space="preserve"> </w:t>
+      </w:r>
+      <w:proofErr w:type="spellStart"/>
+      <w:r>
+        <w:t>team's</w:t>
+      </w:r>
+      <w:proofErr w:type="spellEnd"/>
+      <w:r>
+        <w:t xml:space="preserve"> </w:t>
+      </w:r>
+      <w:proofErr w:type="spellStart"/>
+      <w:r>
+        <w:t>memory</w:t>
+      </w:r>
+      <w:proofErr w:type="spellEnd"/>
+      <w:r>
+        <w:t xml:space="preserve"> </w:t>
+      </w:r>
+      <w:proofErr w:type="spellStart"/>
+      <w:r>
+        <w:t>into</w:t>
+      </w:r>
+      <w:proofErr w:type="spellEnd"/>
+      <w:r>
+        <w:t xml:space="preserve"> </w:t>
+      </w:r>
+      <w:proofErr w:type="spellStart"/>
+      <w:r>
+        <w:t>documented</w:t>
+      </w:r>
+      <w:proofErr w:type="spellEnd"/>
+      <w:r>
+        <w:t xml:space="preserve">, </w:t>
+      </w:r>
+      <w:proofErr w:type="spellStart"/>
+      <w:r>
+        <w:t>measurable</w:t>
+      </w:r>
+      <w:proofErr w:type="spellEnd"/>
+      <w:r>
+        <w:t xml:space="preserve">, </w:t>
+      </w:r>
+      <w:proofErr w:type="spellStart"/>
+      <w:r>
+        <w:t>and</w:t>
+      </w:r>
+      <w:proofErr w:type="spellEnd"/>
+      <w:r>
+        <w:t xml:space="preserve"> </w:t>
+      </w:r>
+      <w:proofErr w:type="spellStart"/>
+      <w:r>
+        <w:t>transferable</w:t>
+      </w:r>
+      <w:proofErr w:type="spellEnd"/>
+      <w:r>
+        <w:t xml:space="preserve"> form, </w:t>
+      </w:r>
+      <w:proofErr w:type="spellStart"/>
+      <w:r>
+        <w:t>preserving</w:t>
+      </w:r>
+      <w:proofErr w:type="spellEnd"/>
+      <w:r>
+        <w:t xml:space="preserve"> </w:t>
+      </w:r>
+      <w:proofErr w:type="spellStart"/>
+      <w:r>
+        <w:t>institutional</w:t>
+      </w:r>
+      <w:proofErr w:type="spellEnd"/>
+      <w:r>
+        <w:t xml:space="preserve"> </w:t>
+      </w:r>
+      <w:proofErr w:type="spellStart"/>
+      <w:r>
+        <w:t>continuity</w:t>
+      </w:r>
+      <w:proofErr w:type="spellEnd"/>
+      <w:r>
+        <w:t xml:space="preserve"> </w:t>
+      </w:r>
+      <w:proofErr w:type="spellStart"/>
+      <w:proofErr w:type="gramStart"/>
+      <w:r>
+        <w:t>during</w:t>
+      </w:r>
+      <w:proofErr w:type="spellEnd"/>
+      <w:proofErr w:type="gramEnd"/>
+      <w:r>
+        <w:t xml:space="preserve"> </w:t>
+      </w:r>
+      <w:proofErr w:type="spellStart"/>
+      <w:r>
+        <w:t>growth</w:t>
+      </w:r>
+      <w:proofErr w:type="spellEnd"/>
+      <w:r>
+        <w:t xml:space="preserve"> </w:t>
+      </w:r>
+      <w:proofErr w:type="spellStart"/>
+      <w:r>
+        <w:t>inflection</w:t>
+      </w:r>
+      <w:proofErr w:type="spellEnd"/>
+      <w:r>
+        <w:t xml:space="preserve"> </w:t>
+      </w:r>
+      <w:proofErr w:type="spellStart"/>
+      <w:r>
+        <w:t>points</w:t>
+      </w:r>
+      <w:proofErr w:type="spellEnd"/>
+      <w:r>
+        <w:t xml:space="preserve"> </w:t>
+      </w:r>
+      <w:proofErr w:type="spellStart"/>
+      <w:r>
+        <w:t>such</w:t>
+      </w:r>
+      <w:proofErr w:type="spellEnd"/>
+      <w:r>
+        <w:t xml:space="preserve"> as </w:t>
+      </w:r>
+      <w:proofErr w:type="spellStart"/>
+      <w:r>
+        <w:t>new</w:t>
+      </w:r>
+      <w:proofErr w:type="spellEnd"/>
+      <w:r>
+        <w:t xml:space="preserve"> </w:t>
+      </w:r>
+      <w:proofErr w:type="spellStart"/>
+      <w:r>
+        <w:t>plant</w:t>
+      </w:r>
+      <w:proofErr w:type="spellEnd"/>
+      <w:r>
+        <w:t xml:space="preserve"> </w:t>
+      </w:r>
+      <w:proofErr w:type="spellStart"/>
+      <w:r>
+        <w:t>openings</w:t>
+      </w:r>
+      <w:proofErr w:type="spellEnd"/>
+      <w:r>
+        <w:t xml:space="preserve">, M&amp;A </w:t>
+      </w:r>
+      <w:proofErr w:type="spellStart"/>
+      <w:r>
+        <w:t>integration</w:t>
+      </w:r>
+      <w:proofErr w:type="spellEnd"/>
+      <w:r>
+        <w:t xml:space="preserve">, </w:t>
+      </w:r>
+      <w:proofErr w:type="spellStart"/>
+      <w:r>
+        <w:t>or</w:t>
+      </w:r>
+      <w:proofErr w:type="spellEnd"/>
+      <w:r>
+        <w:t xml:space="preserve"> OEM </w:t>
+      </w:r>
+      <w:proofErr w:type="spellStart"/>
+      <w:r>
+        <w:t>customer</w:t>
+      </w:r>
+      <w:proofErr w:type="spellEnd"/>
+      <w:r>
+        <w:t xml:space="preserve"> </w:t>
+      </w:r>
+      <w:proofErr w:type="spellStart"/>
+      <w:r>
+        <w:t>onboarding</w:t>
+      </w:r>
+      <w:proofErr w:type="spellEnd"/>
+      <w:r>
+        <w:t xml:space="preserve">. </w:t>
+      </w:r>
+      <w:proofErr w:type="spellStart"/>
+      <w:r>
+        <w:t>With</w:t>
+      </w:r>
+      <w:proofErr w:type="spellEnd"/>
+      <w:r>
+        <w:t xml:space="preserve"> </w:t>
+      </w:r>
+      <w:proofErr w:type="spellStart"/>
+      <w:r>
+        <w:t>the</w:t>
+      </w:r>
+      <w:proofErr w:type="spellEnd"/>
+      <w:r>
+        <w:t xml:space="preserve"> "Zero Critical </w:t>
+      </w:r>
+      <w:proofErr w:type="spellStart"/>
+      <w:r>
+        <w:t>Finding</w:t>
+      </w:r>
+      <w:proofErr w:type="spellEnd"/>
+      <w:r>
+        <w:t xml:space="preserve">" </w:t>
+      </w:r>
+      <w:proofErr w:type="spellStart"/>
+      <w:r>
+        <w:t>objective</w:t>
+      </w:r>
+      <w:proofErr w:type="spellEnd"/>
+      <w:r>
+        <w:t xml:space="preserve">, </w:t>
+      </w:r>
+      <w:proofErr w:type="spellStart"/>
+      <w:r>
+        <w:t>keeps</w:t>
+      </w:r>
+      <w:proofErr w:type="spellEnd"/>
+      <w:r>
+        <w:t xml:space="preserve"> </w:t>
+      </w:r>
+      <w:proofErr w:type="spellStart"/>
+      <w:r>
+        <w:t>certificate</w:t>
+      </w:r>
+      <w:proofErr w:type="spellEnd"/>
+      <w:r>
+        <w:t xml:space="preserve"> </w:t>
+      </w:r>
+      <w:proofErr w:type="spellStart"/>
+      <w:r>
+        <w:t>validity</w:t>
+      </w:r>
+      <w:proofErr w:type="spellEnd"/>
+      <w:r>
+        <w:t xml:space="preserve"> </w:t>
+      </w:r>
+      <w:proofErr w:type="spellStart"/>
+      <w:r>
+        <w:t>and</w:t>
+      </w:r>
+      <w:proofErr w:type="spellEnd"/>
+      <w:r>
+        <w:t xml:space="preserve"> market </w:t>
+      </w:r>
+      <w:proofErr w:type="spellStart"/>
+      <w:r>
+        <w:t>access</w:t>
+      </w:r>
+      <w:proofErr w:type="spellEnd"/>
+      <w:r>
+        <w:t xml:space="preserve"> </w:t>
+      </w:r>
+      <w:proofErr w:type="spellStart"/>
+      <w:r>
+        <w:t>continuously</w:t>
+      </w:r>
+      <w:proofErr w:type="spellEnd"/>
+      <w:r>
+        <w:t xml:space="preserve"> </w:t>
+      </w:r>
+      <w:proofErr w:type="spellStart"/>
+      <w:r>
+        <w:t>under</w:t>
+      </w:r>
+      <w:proofErr w:type="spellEnd"/>
+      <w:r>
+        <w:t xml:space="preserve"> a legal </w:t>
+      </w:r>
+      <w:proofErr w:type="spellStart"/>
+      <w:r>
+        <w:t>and</w:t>
+      </w:r>
+      <w:proofErr w:type="spellEnd"/>
+      <w:r>
+        <w:t xml:space="preserve"> </w:t>
+      </w:r>
+      <w:proofErr w:type="spellStart"/>
+      <w:r>
+        <w:t>technical</w:t>
+      </w:r>
+      <w:proofErr w:type="spellEnd"/>
+      <w:r>
+        <w:t xml:space="preserve"> </w:t>
+      </w:r>
+      <w:proofErr w:type="spellStart"/>
+      <w:r>
+        <w:t>shield</w:t>
+      </w:r>
+      <w:proofErr w:type="spellEnd"/>
+      <w:r>
+        <w:t xml:space="preserve">; </w:t>
+      </w:r>
+      <w:proofErr w:type="spellStart"/>
+      <w:r>
+        <w:t>proactively</w:t>
+      </w:r>
+      <w:proofErr w:type="spellEnd"/>
+      <w:r>
+        <w:t xml:space="preserve"> </w:t>
+      </w:r>
+      <w:proofErr w:type="spellStart"/>
+      <w:r>
+        <w:t>tracks</w:t>
+      </w:r>
+      <w:proofErr w:type="spellEnd"/>
+      <w:r>
+        <w:t xml:space="preserve"> </w:t>
+      </w:r>
+      <w:proofErr w:type="spellStart"/>
+      <w:r>
+        <w:t>regulatory</w:t>
+      </w:r>
+      <w:proofErr w:type="spellEnd"/>
+      <w:r>
+        <w:t xml:space="preserve"> </w:t>
+      </w:r>
+      <w:proofErr w:type="spellStart"/>
+      <w:r>
+        <w:t>changes</w:t>
+      </w:r>
+      <w:proofErr w:type="spellEnd"/>
+      <w:r>
+        <w:t xml:space="preserve"> (UNECE, REACH, ESG </w:t>
+      </w:r>
+      <w:proofErr w:type="spellStart"/>
+      <w:r>
+        <w:t>reporting</w:t>
+      </w:r>
+      <w:proofErr w:type="spellEnd"/>
+      <w:r>
+        <w:t xml:space="preserve">) </w:t>
+      </w:r>
+      <w:proofErr w:type="spellStart"/>
+      <w:r>
+        <w:t>to</w:t>
+      </w:r>
+      <w:proofErr w:type="spellEnd"/>
+      <w:r>
+        <w:t xml:space="preserve"> </w:t>
+      </w:r>
+      <w:proofErr w:type="spellStart"/>
+      <w:r>
+        <w:t>close</w:t>
+      </w:r>
+      <w:proofErr w:type="spellEnd"/>
+      <w:r>
+        <w:t xml:space="preserve"> </w:t>
+      </w:r>
+      <w:proofErr w:type="spellStart"/>
+      <w:r>
+        <w:t>compliance</w:t>
+      </w:r>
+      <w:proofErr w:type="spellEnd"/>
+      <w:r>
+        <w:t xml:space="preserve"> </w:t>
+      </w:r>
+      <w:proofErr w:type="spellStart"/>
+      <w:r>
+        <w:t>gaps</w:t>
+      </w:r>
+      <w:proofErr w:type="spellEnd"/>
+      <w:r>
+        <w:t xml:space="preserve"> </w:t>
+      </w:r>
+      <w:proofErr w:type="spellStart"/>
+      <w:r>
+        <w:t>before</w:t>
+      </w:r>
+      <w:proofErr w:type="spellEnd"/>
+      <w:r>
+        <w:t xml:space="preserve"> they </w:t>
+      </w:r>
+      <w:proofErr w:type="spellStart"/>
+      <w:r>
+        <w:t>open</w:t>
+      </w:r>
+      <w:proofErr w:type="spellEnd"/>
+      <w:r>
+        <w:t>.</w:t>
       </w:r>
     </w:p>
     <w:p>
       <w:pPr>
         <w:spacing w:before="80" w:after="80"/>
       </w:pPr>
+      <w:proofErr w:type="spellStart"/>
       <w:r>
         <w:rPr>
           <w:b/>
           <w:bCs/>
         </w:rPr>
-        <w:t>Areas of Use:</w:t>
+        <w:t>Areas</w:t>
+      </w:r>
+      <w:proofErr w:type="spellEnd"/>
+      <w:r>
+        <w:rPr>
+          <w:b/>
+          <w:bCs/>
+        </w:rPr>
+        <w:t xml:space="preserve"> of </w:t>
+      </w:r>
+      <w:proofErr w:type="spellStart"/>
+      <w:r>
+        <w:rPr>
+          <w:b/>
+          <w:bCs/>
+        </w:rPr>
+        <w:t>Use</w:t>
+      </w:r>
+      <w:proofErr w:type="spellEnd"/>
+      <w:r>
+        <w:rPr>
+          <w:b/>
+          <w:bCs/>
+        </w:rPr>
+        <w:t>:</w:t>
       </w:r>
     </w:p>
     <w:p>
@@ -245,7 +1431,47 @@
         <w:spacing w:after="60"/>
       </w:pPr>
       <w:r>
-        <w:t>QMS Implementation, Optimization, and ISO/IATF Certification Preparation.</w:t>
+        <w:t xml:space="preserve">QMS </w:t>
+      </w:r>
+      <w:proofErr w:type="spellStart"/>
+      <w:r>
+        <w:t>Implementation</w:t>
+      </w:r>
+      <w:proofErr w:type="spellEnd"/>
+      <w:r>
+        <w:t xml:space="preserve">, </w:t>
+      </w:r>
+      <w:proofErr w:type="spellStart"/>
+      <w:r>
+        <w:t>Optimization</w:t>
+      </w:r>
+      <w:proofErr w:type="spellEnd"/>
+      <w:r>
+        <w:t xml:space="preserve">, </w:t>
+      </w:r>
+      <w:proofErr w:type="spellStart"/>
+      <w:r>
+        <w:t>and</w:t>
+      </w:r>
+      <w:proofErr w:type="spellEnd"/>
+      <w:r>
+        <w:t xml:space="preserve"> ISO/IATF </w:t>
+      </w:r>
+      <w:proofErr w:type="spellStart"/>
+      <w:r>
+        <w:t>Certification</w:t>
+      </w:r>
+      <w:proofErr w:type="spellEnd"/>
+      <w:r>
+        <w:t xml:space="preserve"> </w:t>
+      </w:r>
+      <w:proofErr w:type="spellStart"/>
+      <w:r>
+        <w:t>Preparation</w:t>
+      </w:r>
+      <w:proofErr w:type="spellEnd"/>
+      <w:r>
+        <w:t>.</w:t>
       </w:r>
     </w:p>
     <w:p>
@@ -258,7 +1484,71 @@
         <w:spacing w:after="60"/>
       </w:pPr>
       <w:r>
-        <w:t>IATF 16949 Compliance and Transition Program (gap analysis, action plan, audit coaching).</w:t>
+        <w:t xml:space="preserve">IATF 16949 </w:t>
+      </w:r>
+      <w:proofErr w:type="spellStart"/>
+      <w:r>
+        <w:t>Compliance</w:t>
+      </w:r>
+      <w:proofErr w:type="spellEnd"/>
+      <w:r>
+        <w:t xml:space="preserve"> </w:t>
+      </w:r>
+      <w:proofErr w:type="spellStart"/>
+      <w:r>
+        <w:t>and</w:t>
+      </w:r>
+      <w:proofErr w:type="spellEnd"/>
+      <w:r>
+        <w:t xml:space="preserve"> </w:t>
+      </w:r>
+      <w:proofErr w:type="spellStart"/>
+      <w:r>
+        <w:t>Transition</w:t>
+      </w:r>
+      <w:proofErr w:type="spellEnd"/>
+      <w:r>
+        <w:t xml:space="preserve"> Program (</w:t>
+      </w:r>
+      <w:proofErr w:type="spellStart"/>
+      <w:r>
+        <w:t>gap</w:t>
+      </w:r>
+      <w:proofErr w:type="spellEnd"/>
+      <w:r>
+        <w:t xml:space="preserve"> </w:t>
+      </w:r>
+      <w:proofErr w:type="spellStart"/>
+      <w:r>
+        <w:t>analysis</w:t>
+      </w:r>
+      <w:proofErr w:type="spellEnd"/>
+      <w:r>
+        <w:t xml:space="preserve">, </w:t>
+      </w:r>
+      <w:proofErr w:type="spellStart"/>
+      <w:r>
+        <w:t>action</w:t>
+      </w:r>
+      <w:proofErr w:type="spellEnd"/>
+      <w:r>
+        <w:t xml:space="preserve"> plan, </w:t>
+      </w:r>
+      <w:proofErr w:type="spellStart"/>
+      <w:r>
+        <w:t>audit</w:t>
+      </w:r>
+      <w:proofErr w:type="spellEnd"/>
+      <w:r>
+        <w:t xml:space="preserve"> </w:t>
+      </w:r>
+      <w:proofErr w:type="spellStart"/>
+      <w:r>
+        <w:t>coaching</w:t>
+      </w:r>
+      <w:proofErr w:type="spellEnd"/>
+      <w:r>
+        <w:t>).</w:t>
       </w:r>
     </w:p>
     <w:p>
@@ -270,8 +1560,53 @@
         </w:numPr>
         <w:spacing w:after="60"/>
       </w:pPr>
-      <w:r>
-        <w:t>Process Mapping (SIPOC, turtle charts), Bottleneck Analysis, and KPI Design.</w:t>
+      <w:proofErr w:type="spellStart"/>
+      <w:r>
+        <w:t>Process</w:t>
+      </w:r>
+      <w:proofErr w:type="spellEnd"/>
+      <w:r>
+        <w:t xml:space="preserve"> </w:t>
+      </w:r>
+      <w:proofErr w:type="spellStart"/>
+      <w:r>
+        <w:t>Mapping</w:t>
+      </w:r>
+      <w:proofErr w:type="spellEnd"/>
+      <w:r>
+        <w:t xml:space="preserve"> (SIPOC, </w:t>
+      </w:r>
+      <w:proofErr w:type="spellStart"/>
+      <w:r>
+        <w:t>turtle</w:t>
+      </w:r>
+      <w:proofErr w:type="spellEnd"/>
+      <w:r>
+        <w:t xml:space="preserve"> </w:t>
+      </w:r>
+      <w:proofErr w:type="spellStart"/>
+      <w:r>
+        <w:t>charts</w:t>
+      </w:r>
+      <w:proofErr w:type="spellEnd"/>
+      <w:r>
+        <w:t xml:space="preserve">), </w:t>
+      </w:r>
+      <w:proofErr w:type="spellStart"/>
+      <w:r>
+        <w:t>Bottleneck</w:t>
+      </w:r>
+      <w:proofErr w:type="spellEnd"/>
+      <w:r>
+        <w:t xml:space="preserve"> Analysis, </w:t>
+      </w:r>
+      <w:proofErr w:type="spellStart"/>
+      <w:r>
+        <w:t>and</w:t>
+      </w:r>
+      <w:proofErr w:type="spellEnd"/>
+      <w:r>
+        <w:t xml:space="preserve"> KPI Design.</w:t>
       </w:r>
     </w:p>
     <w:p>
@@ -284,7 +1619,63 @@
         <w:spacing w:after="60"/>
       </w:pPr>
       <w:r>
-        <w:t>Global Standards Roll-out (HQ to local plants) and Multi-site Standardization.</w:t>
+        <w:t xml:space="preserve">Global </w:t>
+      </w:r>
+      <w:proofErr w:type="spellStart"/>
+      <w:r>
+        <w:t>Standards</w:t>
+      </w:r>
+      <w:proofErr w:type="spellEnd"/>
+      <w:r>
+        <w:t xml:space="preserve"> </w:t>
+      </w:r>
+      <w:proofErr w:type="spellStart"/>
+      <w:r>
+        <w:t>Roll-out</w:t>
+      </w:r>
+      <w:proofErr w:type="spellEnd"/>
+      <w:r>
+        <w:t xml:space="preserve"> (HQ </w:t>
+      </w:r>
+      <w:proofErr w:type="spellStart"/>
+      <w:r>
+        <w:t>to</w:t>
+      </w:r>
+      <w:proofErr w:type="spellEnd"/>
+      <w:r>
+        <w:t xml:space="preserve"> </w:t>
+      </w:r>
+      <w:proofErr w:type="spellStart"/>
+      <w:r>
+        <w:t>local</w:t>
+      </w:r>
+      <w:proofErr w:type="spellEnd"/>
+      <w:r>
+        <w:t xml:space="preserve"> </w:t>
+      </w:r>
+      <w:proofErr w:type="spellStart"/>
+      <w:r>
+        <w:t>plants</w:t>
+      </w:r>
+      <w:proofErr w:type="spellEnd"/>
+      <w:r>
+        <w:t xml:space="preserve">) </w:t>
+      </w:r>
+      <w:proofErr w:type="spellStart"/>
+      <w:r>
+        <w:t>and</w:t>
+      </w:r>
+      <w:proofErr w:type="spellEnd"/>
+      <w:r>
+        <w:t xml:space="preserve"> Multi-site </w:t>
+      </w:r>
+      <w:proofErr w:type="spellStart"/>
+      <w:r>
+        <w:t>Standardization</w:t>
+      </w:r>
+      <w:proofErr w:type="spellEnd"/>
+      <w:r>
+        <w:t>.</w:t>
       </w:r>
     </w:p>
     <w:p>
@@ -296,8 +1687,77 @@
         </w:numPr>
         <w:spacing w:after="60"/>
       </w:pPr>
-      <w:r>
-        <w:t>Gap Analysis and Mock Audits for System, Process, and Product Audits.</w:t>
+      <w:proofErr w:type="spellStart"/>
+      <w:r>
+        <w:t>Gap</w:t>
+      </w:r>
+      <w:proofErr w:type="spellEnd"/>
+      <w:r>
+        <w:t xml:space="preserve"> Analysis </w:t>
+      </w:r>
+      <w:proofErr w:type="spellStart"/>
+      <w:r>
+        <w:t>and</w:t>
+      </w:r>
+      <w:proofErr w:type="spellEnd"/>
+      <w:r>
+        <w:t xml:space="preserve"> </w:t>
+      </w:r>
+      <w:proofErr w:type="spellStart"/>
+      <w:r>
+        <w:t>Mock</w:t>
+      </w:r>
+      <w:proofErr w:type="spellEnd"/>
+      <w:r>
+        <w:t xml:space="preserve"> </w:t>
+      </w:r>
+      <w:proofErr w:type="spellStart"/>
+      <w:r>
+        <w:t>Audits</w:t>
+      </w:r>
+      <w:proofErr w:type="spellEnd"/>
+      <w:r>
+        <w:t xml:space="preserve"> </w:t>
+      </w:r>
+      <w:proofErr w:type="spellStart"/>
+      <w:r>
+        <w:t>for</w:t>
+      </w:r>
+      <w:proofErr w:type="spellEnd"/>
+      <w:r>
+        <w:t xml:space="preserve"> </w:t>
+      </w:r>
+      <w:proofErr w:type="spellStart"/>
+      <w:r>
+        <w:t>System</w:t>
+      </w:r>
+      <w:proofErr w:type="spellEnd"/>
+      <w:r>
+        <w:t xml:space="preserve">, </w:t>
+      </w:r>
+      <w:proofErr w:type="spellStart"/>
+      <w:r>
+        <w:t>Process</w:t>
+      </w:r>
+      <w:proofErr w:type="spellEnd"/>
+      <w:r>
+        <w:t xml:space="preserve">, </w:t>
+      </w:r>
+      <w:proofErr w:type="spellStart"/>
+      <w:r>
+        <w:t>and</w:t>
+      </w:r>
+      <w:proofErr w:type="spellEnd"/>
+      <w:r>
+        <w:t xml:space="preserve"> Product </w:t>
+      </w:r>
+      <w:proofErr w:type="spellStart"/>
+      <w:r>
+        <w:t>Audits</w:t>
+      </w:r>
+      <w:proofErr w:type="spellEnd"/>
+      <w:r>
+        <w:t>.</w:t>
       </w:r>
     </w:p>
     <w:p>
@@ -310,7 +1770,63 @@
         <w:spacing w:after="60"/>
       </w:pPr>
       <w:r>
-        <w:t>VDA 6.3 Process Audit Preparation and CSR Integration into the Audit Program.</w:t>
+        <w:t xml:space="preserve">VDA 6.3 </w:t>
+      </w:r>
+      <w:proofErr w:type="spellStart"/>
+      <w:r>
+        <w:t>Process</w:t>
+      </w:r>
+      <w:proofErr w:type="spellEnd"/>
+      <w:r>
+        <w:t xml:space="preserve"> </w:t>
+      </w:r>
+      <w:proofErr w:type="spellStart"/>
+      <w:r>
+        <w:t>Audit</w:t>
+      </w:r>
+      <w:proofErr w:type="spellEnd"/>
+      <w:r>
+        <w:t xml:space="preserve"> </w:t>
+      </w:r>
+      <w:proofErr w:type="spellStart"/>
+      <w:r>
+        <w:t>Preparation</w:t>
+      </w:r>
+      <w:proofErr w:type="spellEnd"/>
+      <w:r>
+        <w:t xml:space="preserve"> </w:t>
+      </w:r>
+      <w:proofErr w:type="spellStart"/>
+      <w:r>
+        <w:t>and</w:t>
+      </w:r>
+      <w:proofErr w:type="spellEnd"/>
+      <w:r>
+        <w:t xml:space="preserve"> CSR Integration </w:t>
+      </w:r>
+      <w:proofErr w:type="spellStart"/>
+      <w:r>
+        <w:t>into</w:t>
+      </w:r>
+      <w:proofErr w:type="spellEnd"/>
+      <w:r>
+        <w:t xml:space="preserve"> </w:t>
+      </w:r>
+      <w:proofErr w:type="spellStart"/>
+      <w:r>
+        <w:t>the</w:t>
+      </w:r>
+      <w:proofErr w:type="spellEnd"/>
+      <w:r>
+        <w:t xml:space="preserve"> </w:t>
+      </w:r>
+      <w:proofErr w:type="spellStart"/>
+      <w:r>
+        <w:t>Audit</w:t>
+      </w:r>
+      <w:proofErr w:type="spellEnd"/>
+      <w:r>
+        <w:t xml:space="preserve"> Program.</w:t>
       </w:r>
     </w:p>
     <w:p>
@@ -323,7 +1839,39 @@
         <w:spacing w:after="60"/>
       </w:pPr>
       <w:r>
-        <w:t>Legal and Technical Regulation Compliance Consulting (UNECE, REACH, ESG).</w:t>
+        <w:t xml:space="preserve">Legal </w:t>
+      </w:r>
+      <w:proofErr w:type="spellStart"/>
+      <w:r>
+        <w:t>and</w:t>
+      </w:r>
+      <w:proofErr w:type="spellEnd"/>
+      <w:r>
+        <w:t xml:space="preserve"> Technical </w:t>
+      </w:r>
+      <w:proofErr w:type="spellStart"/>
+      <w:r>
+        <w:t>Regulation</w:t>
+      </w:r>
+      <w:proofErr w:type="spellEnd"/>
+      <w:r>
+        <w:t xml:space="preserve"> </w:t>
+      </w:r>
+      <w:proofErr w:type="spellStart"/>
+      <w:r>
+        <w:t>Compliance</w:t>
+      </w:r>
+      <w:proofErr w:type="spellEnd"/>
+      <w:r>
+        <w:t xml:space="preserve"> </w:t>
+      </w:r>
+      <w:proofErr w:type="spellStart"/>
+      <w:r>
+        <w:t>Consulting</w:t>
+      </w:r>
+      <w:proofErr w:type="spellEnd"/>
+      <w:r>
+        <w:t xml:space="preserve"> (UNECE, REACH, ESG).</w:t>
       </w:r>
     </w:p>
     <w:p>
@@ -335,8 +1883,45 @@
         </w:numPr>
         <w:spacing w:after="60"/>
       </w:pPr>
-      <w:r>
-        <w:t>Internal Auditor Capability Development and Qualification Programs.</w:t>
+      <w:proofErr w:type="spellStart"/>
+      <w:r>
+        <w:t>Internal</w:t>
+      </w:r>
+      <w:proofErr w:type="spellEnd"/>
+      <w:r>
+        <w:t xml:space="preserve"> </w:t>
+      </w:r>
+      <w:proofErr w:type="spellStart"/>
+      <w:r>
+        <w:t>Auditor</w:t>
+      </w:r>
+      <w:proofErr w:type="spellEnd"/>
+      <w:r>
+        <w:t xml:space="preserve"> </w:t>
+      </w:r>
+      <w:proofErr w:type="spellStart"/>
+      <w:r>
+        <w:t>Capability</w:t>
+      </w:r>
+      <w:proofErr w:type="spellEnd"/>
+      <w:r>
+        <w:t xml:space="preserve"> Development </w:t>
+      </w:r>
+      <w:proofErr w:type="spellStart"/>
+      <w:r>
+        <w:t>and</w:t>
+      </w:r>
+      <w:proofErr w:type="spellEnd"/>
+      <w:r>
+        <w:t xml:space="preserve"> </w:t>
+      </w:r>
+      <w:proofErr w:type="spellStart"/>
+      <w:r>
+        <w:t>Qualification</w:t>
+      </w:r>
+      <w:proofErr w:type="spellEnd"/>
+      <w:r>
+        <w:t xml:space="preserve"> Programs.</w:t>
       </w:r>
     </w:p>
     <w:p/>
@@ -344,9 +1929,59 @@
       <w:pPr>
         <w:pStyle w:val="Balk2"/>
       </w:pPr>
-      <w:r>
-        <w:t>Deutsch: Systemarchitektur, Operational Excellence und Compliance Assurance</w:t>
-      </w:r>
+      <w:proofErr w:type="spellStart"/>
+      <w:r>
+        <w:t>Deutsch</w:t>
+      </w:r>
+      <w:proofErr w:type="spellEnd"/>
+      <w:r>
+        <w:t xml:space="preserve">: </w:t>
+      </w:r>
+      <w:proofErr w:type="spellStart"/>
+      <w:r>
+        <w:t>Systemarchitektur</w:t>
+      </w:r>
+      <w:proofErr w:type="spellEnd"/>
+      <w:r>
+        <w:t xml:space="preserve">, </w:t>
+      </w:r>
+      <w:proofErr w:type="spellStart"/>
+      <w:r>
+        <w:t>Operational</w:t>
+      </w:r>
+      <w:proofErr w:type="spellEnd"/>
+      <w:r>
+        <w:t xml:space="preserve"> </w:t>
+      </w:r>
+      <w:proofErr w:type="spellStart"/>
+      <w:r>
+        <w:t>Excellence</w:t>
+      </w:r>
+      <w:proofErr w:type="spellEnd"/>
+      <w:r>
+        <w:t xml:space="preserve"> </w:t>
+      </w:r>
+      <w:proofErr w:type="spellStart"/>
+      <w:r>
+        <w:t>und</w:t>
+      </w:r>
+      <w:proofErr w:type="spellEnd"/>
+      <w:r>
+        <w:t xml:space="preserve"> </w:t>
+      </w:r>
+      <w:proofErr w:type="spellStart"/>
+      <w:r>
+        <w:t>Compliance</w:t>
+      </w:r>
+      <w:proofErr w:type="spellEnd"/>
+      <w:r>
+        <w:t xml:space="preserve"> </w:t>
+      </w:r>
+      <w:proofErr w:type="spellStart"/>
+      <w:r>
+        <w:t>Assurance</w:t>
+      </w:r>
+      <w:proofErr w:type="spellEnd"/>
     </w:p>
     <w:p>
       <w:pPr>
@@ -359,35 +1994,1071 @@
         </w:rPr>
         <w:t xml:space="preserve">Definition: </w:t>
       </w:r>
-      <w:r>
-        <w:t>Baut das Qualitätsmanagementsystem (QMS) der Organisation nicht als zertifizierungsgetriebene Formalität neu auf, sondern als lebendige Architektur, die den Tagesbetrieb diszipliniert und das Unternehmen jederzeit auditbereit hält. Prozesse, Verantwortlichkeiten, Messpunkte und Genehmigungsabläufe werden an Standards wie ISO 9001 und IATF 16949, an kundenspezifische Anforderungen (CSR) sowie an Prozessaudit-Anforderungen wie VDA 6.3 ausgerichtet und zugleich für die tatsächliche Geschäftslogik des Unternehmens entwickelt. QMS-Implementierung und Auditbereitschaft werden nicht als zwei getrennte Projekte, sondern als zwei Seiten derselben Disziplin behandelt.</w:t>
+      <w:proofErr w:type="spellStart"/>
+      <w:r>
+        <w:t>Baut</w:t>
+      </w:r>
+      <w:proofErr w:type="spellEnd"/>
+      <w:r>
+        <w:t xml:space="preserve"> </w:t>
+      </w:r>
+      <w:proofErr w:type="spellStart"/>
+      <w:r>
+        <w:t>das</w:t>
+      </w:r>
+      <w:proofErr w:type="spellEnd"/>
+      <w:r>
+        <w:t xml:space="preserve"> </w:t>
+      </w:r>
+      <w:proofErr w:type="spellStart"/>
+      <w:r>
+        <w:t>Qualitätsmanagementsystem</w:t>
+      </w:r>
+      <w:proofErr w:type="spellEnd"/>
+      <w:r>
+        <w:t xml:space="preserve"> (QMS) der </w:t>
+      </w:r>
+      <w:proofErr w:type="spellStart"/>
+      <w:r>
+        <w:t>Organisation</w:t>
+      </w:r>
+      <w:proofErr w:type="spellEnd"/>
+      <w:r>
+        <w:t xml:space="preserve"> </w:t>
+      </w:r>
+      <w:proofErr w:type="spellStart"/>
+      <w:r>
+        <w:t>nicht</w:t>
+      </w:r>
+      <w:proofErr w:type="spellEnd"/>
+      <w:r>
+        <w:t xml:space="preserve"> </w:t>
+      </w:r>
+      <w:proofErr w:type="spellStart"/>
+      <w:r>
+        <w:t>als</w:t>
+      </w:r>
+      <w:proofErr w:type="spellEnd"/>
+      <w:r>
+        <w:t xml:space="preserve"> </w:t>
+      </w:r>
+      <w:proofErr w:type="spellStart"/>
+      <w:r>
+        <w:t>zertifizierungsgetriebene</w:t>
+      </w:r>
+      <w:proofErr w:type="spellEnd"/>
+      <w:r>
+        <w:t xml:space="preserve"> </w:t>
+      </w:r>
+      <w:proofErr w:type="spellStart"/>
+      <w:r>
+        <w:t>Formalität</w:t>
+      </w:r>
+      <w:proofErr w:type="spellEnd"/>
+      <w:r>
+        <w:t xml:space="preserve"> </w:t>
+      </w:r>
+      <w:proofErr w:type="spellStart"/>
+      <w:r>
+        <w:t>neu</w:t>
+      </w:r>
+      <w:proofErr w:type="spellEnd"/>
+      <w:r>
+        <w:t xml:space="preserve"> </w:t>
+      </w:r>
+      <w:proofErr w:type="spellStart"/>
+      <w:r>
+        <w:t>auf</w:t>
+      </w:r>
+      <w:proofErr w:type="spellEnd"/>
+      <w:r>
+        <w:t xml:space="preserve">, </w:t>
+      </w:r>
+      <w:proofErr w:type="spellStart"/>
+      <w:r>
+        <w:t>sondern</w:t>
+      </w:r>
+      <w:proofErr w:type="spellEnd"/>
+      <w:r>
+        <w:t xml:space="preserve"> </w:t>
+      </w:r>
+      <w:proofErr w:type="spellStart"/>
+      <w:r>
+        <w:t>als</w:t>
+      </w:r>
+      <w:proofErr w:type="spellEnd"/>
+      <w:r>
+        <w:t xml:space="preserve"> </w:t>
+      </w:r>
+      <w:proofErr w:type="spellStart"/>
+      <w:r>
+        <w:t>lebendige</w:t>
+      </w:r>
+      <w:proofErr w:type="spellEnd"/>
+      <w:r>
+        <w:t xml:space="preserve"> </w:t>
+      </w:r>
+      <w:proofErr w:type="spellStart"/>
+      <w:r>
+        <w:t>Architektur</w:t>
+      </w:r>
+      <w:proofErr w:type="spellEnd"/>
+      <w:r>
+        <w:t xml:space="preserve">, </w:t>
+      </w:r>
+      <w:proofErr w:type="spellStart"/>
+      <w:r>
+        <w:t>die</w:t>
+      </w:r>
+      <w:proofErr w:type="spellEnd"/>
+      <w:r>
+        <w:t xml:space="preserve"> den </w:t>
+      </w:r>
+      <w:proofErr w:type="spellStart"/>
+      <w:r>
+        <w:t>Tagesbetrieb</w:t>
+      </w:r>
+      <w:proofErr w:type="spellEnd"/>
+      <w:r>
+        <w:t xml:space="preserve"> </w:t>
+      </w:r>
+      <w:proofErr w:type="spellStart"/>
+      <w:r>
+        <w:t>diszipliniert</w:t>
+      </w:r>
+      <w:proofErr w:type="spellEnd"/>
+      <w:r>
+        <w:t xml:space="preserve"> </w:t>
+      </w:r>
+      <w:proofErr w:type="spellStart"/>
+      <w:r>
+        <w:t>und</w:t>
+      </w:r>
+      <w:proofErr w:type="spellEnd"/>
+      <w:r>
+        <w:t xml:space="preserve"> </w:t>
+      </w:r>
+      <w:proofErr w:type="spellStart"/>
+      <w:r>
+        <w:t>das</w:t>
+      </w:r>
+      <w:proofErr w:type="spellEnd"/>
+      <w:r>
+        <w:t xml:space="preserve"> </w:t>
+      </w:r>
+      <w:proofErr w:type="spellStart"/>
+      <w:r>
+        <w:t>Unternehmen</w:t>
+      </w:r>
+      <w:proofErr w:type="spellEnd"/>
+      <w:r>
+        <w:t xml:space="preserve"> </w:t>
+      </w:r>
+      <w:proofErr w:type="spellStart"/>
+      <w:r>
+        <w:t>jederzeit</w:t>
+      </w:r>
+      <w:proofErr w:type="spellEnd"/>
+      <w:r>
+        <w:t xml:space="preserve"> </w:t>
+      </w:r>
+      <w:proofErr w:type="spellStart"/>
+      <w:r>
+        <w:t>auditbereit</w:t>
+      </w:r>
+      <w:proofErr w:type="spellEnd"/>
+      <w:r>
+        <w:t xml:space="preserve"> </w:t>
+      </w:r>
+      <w:proofErr w:type="spellStart"/>
+      <w:r>
+        <w:t>hält</w:t>
+      </w:r>
+      <w:proofErr w:type="spellEnd"/>
+      <w:r>
+        <w:t xml:space="preserve">. </w:t>
+      </w:r>
+      <w:proofErr w:type="spellStart"/>
+      <w:r>
+        <w:t>Prozesse</w:t>
+      </w:r>
+      <w:proofErr w:type="spellEnd"/>
+      <w:r>
+        <w:t xml:space="preserve">, </w:t>
+      </w:r>
+      <w:proofErr w:type="spellStart"/>
+      <w:r>
+        <w:t>Verantwortlichkeiten</w:t>
+      </w:r>
+      <w:proofErr w:type="spellEnd"/>
+      <w:r>
+        <w:t xml:space="preserve">, </w:t>
+      </w:r>
+      <w:proofErr w:type="spellStart"/>
+      <w:r>
+        <w:t>Messpunkte</w:t>
+      </w:r>
+      <w:proofErr w:type="spellEnd"/>
+      <w:r>
+        <w:t xml:space="preserve"> </w:t>
+      </w:r>
+      <w:proofErr w:type="spellStart"/>
+      <w:r>
+        <w:t>und</w:t>
+      </w:r>
+      <w:proofErr w:type="spellEnd"/>
+      <w:r>
+        <w:t xml:space="preserve"> </w:t>
+      </w:r>
+      <w:proofErr w:type="spellStart"/>
+      <w:r>
+        <w:t>Genehmigungsabläufe</w:t>
+      </w:r>
+      <w:proofErr w:type="spellEnd"/>
+      <w:r>
+        <w:t xml:space="preserve"> </w:t>
+      </w:r>
+      <w:proofErr w:type="spellStart"/>
+      <w:r>
+        <w:t>werden</w:t>
+      </w:r>
+      <w:proofErr w:type="spellEnd"/>
+      <w:r>
+        <w:t xml:space="preserve"> an </w:t>
+      </w:r>
+      <w:proofErr w:type="spellStart"/>
+      <w:r>
+        <w:t>Standards</w:t>
+      </w:r>
+      <w:proofErr w:type="spellEnd"/>
+      <w:r>
+        <w:t xml:space="preserve"> </w:t>
+      </w:r>
+      <w:proofErr w:type="spellStart"/>
+      <w:r>
+        <w:t>wie</w:t>
+      </w:r>
+      <w:proofErr w:type="spellEnd"/>
+      <w:r>
+        <w:t xml:space="preserve"> ISO 9001 </w:t>
+      </w:r>
+      <w:proofErr w:type="spellStart"/>
+      <w:r>
+        <w:t>und</w:t>
+      </w:r>
+      <w:proofErr w:type="spellEnd"/>
+      <w:r>
+        <w:t xml:space="preserve"> IATF 16949, an </w:t>
+      </w:r>
+      <w:proofErr w:type="spellStart"/>
+      <w:r>
+        <w:t>kundenspezifische</w:t>
+      </w:r>
+      <w:proofErr w:type="spellEnd"/>
+      <w:r>
+        <w:t xml:space="preserve"> </w:t>
+      </w:r>
+      <w:proofErr w:type="spellStart"/>
+      <w:r>
+        <w:t>Anforderungen</w:t>
+      </w:r>
+      <w:proofErr w:type="spellEnd"/>
+      <w:r>
+        <w:t xml:space="preserve"> (CSR) </w:t>
+      </w:r>
+      <w:proofErr w:type="spellStart"/>
+      <w:r>
+        <w:t>sowie</w:t>
+      </w:r>
+      <w:proofErr w:type="spellEnd"/>
+      <w:r>
+        <w:t xml:space="preserve"> an </w:t>
+      </w:r>
+      <w:proofErr w:type="spellStart"/>
+      <w:r>
+        <w:t>Prozessaudit-Anforderungen</w:t>
+      </w:r>
+      <w:proofErr w:type="spellEnd"/>
+      <w:r>
+        <w:t xml:space="preserve"> </w:t>
+      </w:r>
+      <w:proofErr w:type="spellStart"/>
+      <w:r>
+        <w:t>wie</w:t>
+      </w:r>
+      <w:proofErr w:type="spellEnd"/>
+      <w:r>
+        <w:t xml:space="preserve"> VDA 6.3 </w:t>
+      </w:r>
+      <w:proofErr w:type="spellStart"/>
+      <w:r>
+        <w:t>ausgerichtet</w:t>
+      </w:r>
+      <w:proofErr w:type="spellEnd"/>
+      <w:r>
+        <w:t xml:space="preserve"> </w:t>
+      </w:r>
+      <w:proofErr w:type="spellStart"/>
+      <w:r>
+        <w:t>und</w:t>
+      </w:r>
+      <w:proofErr w:type="spellEnd"/>
+      <w:r>
+        <w:t xml:space="preserve"> </w:t>
+      </w:r>
+      <w:proofErr w:type="spellStart"/>
+      <w:r>
+        <w:t>zugleich</w:t>
+      </w:r>
+      <w:proofErr w:type="spellEnd"/>
+      <w:r>
+        <w:t xml:space="preserve"> </w:t>
+      </w:r>
+      <w:proofErr w:type="spellStart"/>
+      <w:r>
+        <w:t>für</w:t>
+      </w:r>
+      <w:proofErr w:type="spellEnd"/>
+      <w:r>
+        <w:t xml:space="preserve"> </w:t>
+      </w:r>
+      <w:proofErr w:type="spellStart"/>
+      <w:r>
+        <w:t>die</w:t>
+      </w:r>
+      <w:proofErr w:type="spellEnd"/>
+      <w:r>
+        <w:t xml:space="preserve"> </w:t>
+      </w:r>
+      <w:proofErr w:type="spellStart"/>
+      <w:r>
+        <w:t>tatsächliche</w:t>
+      </w:r>
+      <w:proofErr w:type="spellEnd"/>
+      <w:r>
+        <w:t xml:space="preserve"> </w:t>
+      </w:r>
+      <w:proofErr w:type="spellStart"/>
+      <w:r>
+        <w:t>Geschäftslogik</w:t>
+      </w:r>
+      <w:proofErr w:type="spellEnd"/>
+      <w:r>
+        <w:t xml:space="preserve"> </w:t>
+      </w:r>
+      <w:proofErr w:type="spellStart"/>
+      <w:r>
+        <w:t>des</w:t>
+      </w:r>
+      <w:proofErr w:type="spellEnd"/>
+      <w:r>
+        <w:t xml:space="preserve"> </w:t>
+      </w:r>
+      <w:proofErr w:type="spellStart"/>
+      <w:r>
+        <w:t>Unternehmens</w:t>
+      </w:r>
+      <w:proofErr w:type="spellEnd"/>
+      <w:r>
+        <w:t xml:space="preserve"> </w:t>
+      </w:r>
+      <w:proofErr w:type="spellStart"/>
+      <w:r>
+        <w:t>entwickelt</w:t>
+      </w:r>
+      <w:proofErr w:type="spellEnd"/>
+      <w:r>
+        <w:t>. QMS-</w:t>
+      </w:r>
+      <w:proofErr w:type="spellStart"/>
+      <w:r>
+        <w:t>Implementierung</w:t>
+      </w:r>
+      <w:proofErr w:type="spellEnd"/>
+      <w:r>
+        <w:t xml:space="preserve"> </w:t>
+      </w:r>
+      <w:proofErr w:type="spellStart"/>
+      <w:r>
+        <w:t>und</w:t>
+      </w:r>
+      <w:proofErr w:type="spellEnd"/>
+      <w:r>
+        <w:t xml:space="preserve"> </w:t>
+      </w:r>
+      <w:proofErr w:type="spellStart"/>
+      <w:r>
+        <w:t>Auditbereitschaft</w:t>
+      </w:r>
+      <w:proofErr w:type="spellEnd"/>
+      <w:r>
+        <w:t xml:space="preserve"> </w:t>
+      </w:r>
+      <w:proofErr w:type="spellStart"/>
+      <w:r>
+        <w:t>werden</w:t>
+      </w:r>
+      <w:proofErr w:type="spellEnd"/>
+      <w:r>
+        <w:t xml:space="preserve"> </w:t>
+      </w:r>
+      <w:proofErr w:type="spellStart"/>
+      <w:r>
+        <w:t>nicht</w:t>
+      </w:r>
+      <w:proofErr w:type="spellEnd"/>
+      <w:r>
+        <w:t xml:space="preserve"> </w:t>
+      </w:r>
+      <w:proofErr w:type="spellStart"/>
+      <w:r>
+        <w:t>als</w:t>
+      </w:r>
+      <w:proofErr w:type="spellEnd"/>
+      <w:r>
+        <w:t xml:space="preserve"> </w:t>
+      </w:r>
+      <w:proofErr w:type="spellStart"/>
+      <w:r>
+        <w:t>zwei</w:t>
+      </w:r>
+      <w:proofErr w:type="spellEnd"/>
+      <w:r>
+        <w:t xml:space="preserve"> </w:t>
+      </w:r>
+      <w:proofErr w:type="spellStart"/>
+      <w:r>
+        <w:t>getrennte</w:t>
+      </w:r>
+      <w:proofErr w:type="spellEnd"/>
+      <w:r>
+        <w:t xml:space="preserve"> </w:t>
+      </w:r>
+      <w:proofErr w:type="spellStart"/>
+      <w:r>
+        <w:t>Projekte</w:t>
+      </w:r>
+      <w:proofErr w:type="spellEnd"/>
+      <w:r>
+        <w:t xml:space="preserve">, </w:t>
+      </w:r>
+      <w:proofErr w:type="spellStart"/>
+      <w:r>
+        <w:t>sondern</w:t>
+      </w:r>
+      <w:proofErr w:type="spellEnd"/>
+      <w:r>
+        <w:t xml:space="preserve"> </w:t>
+      </w:r>
+      <w:proofErr w:type="spellStart"/>
+      <w:r>
+        <w:t>als</w:t>
+      </w:r>
+      <w:proofErr w:type="spellEnd"/>
+      <w:r>
+        <w:t xml:space="preserve"> </w:t>
+      </w:r>
+      <w:proofErr w:type="spellStart"/>
+      <w:r>
+        <w:t>zwei</w:t>
+      </w:r>
+      <w:proofErr w:type="spellEnd"/>
+      <w:r>
+        <w:t xml:space="preserve"> </w:t>
+      </w:r>
+      <w:proofErr w:type="spellStart"/>
+      <w:r>
+        <w:t>Seiten</w:t>
+      </w:r>
+      <w:proofErr w:type="spellEnd"/>
+      <w:r>
+        <w:t xml:space="preserve"> </w:t>
+      </w:r>
+      <w:proofErr w:type="spellStart"/>
+      <w:r>
+        <w:t>derselben</w:t>
+      </w:r>
+      <w:proofErr w:type="spellEnd"/>
+      <w:r>
+        <w:t xml:space="preserve"> </w:t>
+      </w:r>
+      <w:proofErr w:type="spellStart"/>
+      <w:r>
+        <w:t>Disziplin</w:t>
+      </w:r>
+      <w:proofErr w:type="spellEnd"/>
+      <w:r>
+        <w:t xml:space="preserve"> </w:t>
+      </w:r>
+      <w:proofErr w:type="spellStart"/>
+      <w:r>
+        <w:t>behandelt</w:t>
+      </w:r>
+      <w:proofErr w:type="spellEnd"/>
+      <w:r>
+        <w:t>.</w:t>
       </w:r>
     </w:p>
     <w:p>
       <w:pPr>
         <w:spacing w:after="120"/>
       </w:pPr>
+      <w:proofErr w:type="spellStart"/>
       <w:r>
         <w:rPr>
           <w:b/>
           <w:bCs/>
         </w:rPr>
-        <w:t xml:space="preserve">Strategischer Vorteil: </w:t>
-      </w:r>
-      <w:r>
-        <w:t>Zielt direkt auf die Qualitätskosten (COQ: Ausschuss, Nacharbeit, Garantie, Reklamationen) und rückt 3rd-Party-Audits aus der Kategorie "Stressereignis" heraus. Überführt Prozesse aus dem Gedächtnis der Gründermannschaft in dokumentierte, messbare und übertragbare Form und wahrt die institutionelle Kontinuität an Wachstumspunkten wie neuen Werkseröffnungen, M&amp;A-Integrationen oder OEM-Kundenakquise. Mit dem Ziel "Null kritische Befunde" werden Zertifikatsgültigkeit und Marktzugang kontinuierlich unter einen rechtlichen und technischen Schutzschild gestellt; regulatorische Änderungen (UNECE, REACH, ESG-Berichterstattung) werden proaktiv verfolgt, um Compliance-Lücken zu schließen, bevor sie entstehen.</w:t>
-      </w:r>
-    </w:p>
-    <w:p>
-      <w:pPr>
-        <w:spacing w:before="80" w:after="80"/>
-      </w:pPr>
+        <w:t>Strategischer</w:t>
+      </w:r>
+      <w:proofErr w:type="spellEnd"/>
       <w:r>
         <w:rPr>
           <w:b/>
           <w:bCs/>
         </w:rPr>
-        <w:t>Anwendungsbereiche:</w:t>
+        <w:t xml:space="preserve"> </w:t>
+      </w:r>
+      <w:proofErr w:type="spellStart"/>
+      <w:r>
+        <w:rPr>
+          <w:b/>
+          <w:bCs/>
+        </w:rPr>
+        <w:t>Vorteil</w:t>
+      </w:r>
+      <w:proofErr w:type="spellEnd"/>
+      <w:r>
+        <w:rPr>
+          <w:b/>
+          <w:bCs/>
+        </w:rPr>
+        <w:t xml:space="preserve">: </w:t>
+      </w:r>
+      <w:proofErr w:type="spellStart"/>
+      <w:r>
+        <w:t>Zielt</w:t>
+      </w:r>
+      <w:proofErr w:type="spellEnd"/>
+      <w:r>
+        <w:t xml:space="preserve"> direkt </w:t>
+      </w:r>
+      <w:proofErr w:type="spellStart"/>
+      <w:r>
+        <w:t>auf</w:t>
+      </w:r>
+      <w:proofErr w:type="spellEnd"/>
+      <w:r>
+        <w:t xml:space="preserve"> </w:t>
+      </w:r>
+      <w:proofErr w:type="spellStart"/>
+      <w:r>
+        <w:t>die</w:t>
+      </w:r>
+      <w:proofErr w:type="spellEnd"/>
+      <w:r>
+        <w:t xml:space="preserve"> </w:t>
+      </w:r>
+      <w:proofErr w:type="spellStart"/>
+      <w:r>
+        <w:t>Qualitätskosten</w:t>
+      </w:r>
+      <w:proofErr w:type="spellEnd"/>
+      <w:r>
+        <w:t xml:space="preserve"> (COQ: </w:t>
+      </w:r>
+      <w:proofErr w:type="spellStart"/>
+      <w:r>
+        <w:t>Ausschuss</w:t>
+      </w:r>
+      <w:proofErr w:type="spellEnd"/>
+      <w:r>
+        <w:t xml:space="preserve">, </w:t>
+      </w:r>
+      <w:proofErr w:type="spellStart"/>
+      <w:r>
+        <w:t>Nacharbeit</w:t>
+      </w:r>
+      <w:proofErr w:type="spellEnd"/>
+      <w:r>
+        <w:t xml:space="preserve">, </w:t>
+      </w:r>
+      <w:proofErr w:type="spellStart"/>
+      <w:r>
+        <w:t>Garantie</w:t>
+      </w:r>
+      <w:proofErr w:type="spellEnd"/>
+      <w:r>
+        <w:t xml:space="preserve">, </w:t>
+      </w:r>
+      <w:proofErr w:type="spellStart"/>
+      <w:r>
+        <w:t>Reklamationen</w:t>
+      </w:r>
+      <w:proofErr w:type="spellEnd"/>
+      <w:r>
+        <w:t xml:space="preserve">) </w:t>
+      </w:r>
+      <w:proofErr w:type="spellStart"/>
+      <w:r>
+        <w:t>und</w:t>
+      </w:r>
+      <w:proofErr w:type="spellEnd"/>
+      <w:r>
+        <w:t xml:space="preserve"> </w:t>
+      </w:r>
+      <w:proofErr w:type="spellStart"/>
+      <w:r>
+        <w:t>rückt</w:t>
+      </w:r>
+      <w:proofErr w:type="spellEnd"/>
+      <w:r>
+        <w:t xml:space="preserve"> 3rd-Party-Audits </w:t>
+      </w:r>
+      <w:proofErr w:type="spellStart"/>
+      <w:r>
+        <w:t>aus</w:t>
+      </w:r>
+      <w:proofErr w:type="spellEnd"/>
+      <w:r>
+        <w:t xml:space="preserve"> der </w:t>
+      </w:r>
+      <w:proofErr w:type="spellStart"/>
+      <w:r>
+        <w:t>Kategorie</w:t>
+      </w:r>
+      <w:proofErr w:type="spellEnd"/>
+      <w:r>
+        <w:t xml:space="preserve"> "</w:t>
+      </w:r>
+      <w:proofErr w:type="spellStart"/>
+      <w:r>
+        <w:t>Stressereignis</w:t>
+      </w:r>
+      <w:proofErr w:type="spellEnd"/>
+      <w:r>
+        <w:t xml:space="preserve">" </w:t>
+      </w:r>
+      <w:proofErr w:type="spellStart"/>
+      <w:r>
+        <w:t>heraus</w:t>
+      </w:r>
+      <w:proofErr w:type="spellEnd"/>
+      <w:r>
+        <w:t xml:space="preserve">. </w:t>
+      </w:r>
+      <w:proofErr w:type="spellStart"/>
+      <w:r>
+        <w:t>Überführt</w:t>
+      </w:r>
+      <w:proofErr w:type="spellEnd"/>
+      <w:r>
+        <w:t xml:space="preserve"> </w:t>
+      </w:r>
+      <w:proofErr w:type="spellStart"/>
+      <w:r>
+        <w:t>Prozesse</w:t>
+      </w:r>
+      <w:proofErr w:type="spellEnd"/>
+      <w:r>
+        <w:t xml:space="preserve"> </w:t>
+      </w:r>
+      <w:proofErr w:type="spellStart"/>
+      <w:r>
+        <w:t>aus</w:t>
+      </w:r>
+      <w:proofErr w:type="spellEnd"/>
+      <w:r>
+        <w:t xml:space="preserve"> dem </w:t>
+      </w:r>
+      <w:proofErr w:type="spellStart"/>
+      <w:r>
+        <w:t>Gedächtnis</w:t>
+      </w:r>
+      <w:proofErr w:type="spellEnd"/>
+      <w:r>
+        <w:t xml:space="preserve"> der </w:t>
+      </w:r>
+      <w:proofErr w:type="spellStart"/>
+      <w:r>
+        <w:t>Gründermannschaft</w:t>
+      </w:r>
+      <w:proofErr w:type="spellEnd"/>
+      <w:r>
+        <w:t xml:space="preserve"> in </w:t>
+      </w:r>
+      <w:proofErr w:type="spellStart"/>
+      <w:r>
+        <w:t>dokumentierte</w:t>
+      </w:r>
+      <w:proofErr w:type="spellEnd"/>
+      <w:r>
+        <w:t xml:space="preserve">, </w:t>
+      </w:r>
+      <w:proofErr w:type="spellStart"/>
+      <w:r>
+        <w:t>messbare</w:t>
+      </w:r>
+      <w:proofErr w:type="spellEnd"/>
+      <w:r>
+        <w:t xml:space="preserve"> </w:t>
+      </w:r>
+      <w:proofErr w:type="spellStart"/>
+      <w:r>
+        <w:t>und</w:t>
+      </w:r>
+      <w:proofErr w:type="spellEnd"/>
+      <w:r>
+        <w:t xml:space="preserve"> </w:t>
+      </w:r>
+      <w:proofErr w:type="spellStart"/>
+      <w:r>
+        <w:t>übertragbare</w:t>
+      </w:r>
+      <w:proofErr w:type="spellEnd"/>
+      <w:r>
+        <w:t xml:space="preserve"> Form </w:t>
+      </w:r>
+      <w:proofErr w:type="spellStart"/>
+      <w:r>
+        <w:t>und</w:t>
+      </w:r>
+      <w:proofErr w:type="spellEnd"/>
+      <w:r>
+        <w:t xml:space="preserve"> </w:t>
+      </w:r>
+      <w:proofErr w:type="spellStart"/>
+      <w:r>
+        <w:t>wahrt</w:t>
+      </w:r>
+      <w:proofErr w:type="spellEnd"/>
+      <w:r>
+        <w:t xml:space="preserve"> </w:t>
+      </w:r>
+      <w:proofErr w:type="spellStart"/>
+      <w:r>
+        <w:t>die</w:t>
+      </w:r>
+      <w:proofErr w:type="spellEnd"/>
+      <w:r>
+        <w:t xml:space="preserve"> </w:t>
+      </w:r>
+      <w:proofErr w:type="spellStart"/>
+      <w:r>
+        <w:t>institutionelle</w:t>
+      </w:r>
+      <w:proofErr w:type="spellEnd"/>
+      <w:r>
+        <w:t xml:space="preserve"> </w:t>
+      </w:r>
+      <w:proofErr w:type="spellStart"/>
+      <w:r>
+        <w:t>Kontinuität</w:t>
+      </w:r>
+      <w:proofErr w:type="spellEnd"/>
+      <w:r>
+        <w:t xml:space="preserve"> an </w:t>
+      </w:r>
+      <w:proofErr w:type="spellStart"/>
+      <w:r>
+        <w:t>Wachstumspunkten</w:t>
+      </w:r>
+      <w:proofErr w:type="spellEnd"/>
+      <w:r>
+        <w:t xml:space="preserve"> </w:t>
+      </w:r>
+      <w:proofErr w:type="spellStart"/>
+      <w:r>
+        <w:t>wie</w:t>
+      </w:r>
+      <w:proofErr w:type="spellEnd"/>
+      <w:r>
+        <w:t xml:space="preserve"> </w:t>
+      </w:r>
+      <w:proofErr w:type="spellStart"/>
+      <w:r>
+        <w:t>neuen</w:t>
+      </w:r>
+      <w:proofErr w:type="spellEnd"/>
+      <w:r>
+        <w:t xml:space="preserve"> </w:t>
+      </w:r>
+      <w:proofErr w:type="spellStart"/>
+      <w:r>
+        <w:t>Werkseröffnungen</w:t>
+      </w:r>
+      <w:proofErr w:type="spellEnd"/>
+      <w:r>
+        <w:t>, M&amp;A-</w:t>
+      </w:r>
+      <w:proofErr w:type="spellStart"/>
+      <w:r>
+        <w:t>Integrationen</w:t>
+      </w:r>
+      <w:proofErr w:type="spellEnd"/>
+      <w:r>
+        <w:t xml:space="preserve"> </w:t>
+      </w:r>
+      <w:proofErr w:type="spellStart"/>
+      <w:r>
+        <w:t>oder</w:t>
+      </w:r>
+      <w:proofErr w:type="spellEnd"/>
+      <w:r>
+        <w:t xml:space="preserve"> OEM-</w:t>
+      </w:r>
+      <w:proofErr w:type="spellStart"/>
+      <w:r>
+        <w:t>Kundenakquise</w:t>
+      </w:r>
+      <w:proofErr w:type="spellEnd"/>
+      <w:r>
+        <w:t xml:space="preserve">. Mit dem </w:t>
+      </w:r>
+      <w:proofErr w:type="spellStart"/>
+      <w:r>
+        <w:t>Ziel</w:t>
+      </w:r>
+      <w:proofErr w:type="spellEnd"/>
+      <w:r>
+        <w:t xml:space="preserve"> "</w:t>
+      </w:r>
+      <w:proofErr w:type="spellStart"/>
+      <w:r>
+        <w:t>Null</w:t>
+      </w:r>
+      <w:proofErr w:type="spellEnd"/>
+      <w:r>
+        <w:t xml:space="preserve"> </w:t>
+      </w:r>
+      <w:proofErr w:type="spellStart"/>
+      <w:r>
+        <w:t>kritische</w:t>
+      </w:r>
+      <w:proofErr w:type="spellEnd"/>
+      <w:r>
+        <w:t xml:space="preserve"> </w:t>
+      </w:r>
+      <w:proofErr w:type="spellStart"/>
+      <w:r>
+        <w:t>Befunde</w:t>
+      </w:r>
+      <w:proofErr w:type="spellEnd"/>
+      <w:r>
+        <w:t xml:space="preserve">" </w:t>
+      </w:r>
+      <w:proofErr w:type="spellStart"/>
+      <w:r>
+        <w:t>werden</w:t>
+      </w:r>
+      <w:proofErr w:type="spellEnd"/>
+      <w:r>
+        <w:t xml:space="preserve"> </w:t>
+      </w:r>
+      <w:proofErr w:type="spellStart"/>
+      <w:r>
+        <w:t>Zertifikatsgültigkeit</w:t>
+      </w:r>
+      <w:proofErr w:type="spellEnd"/>
+      <w:r>
+        <w:t xml:space="preserve"> </w:t>
+      </w:r>
+      <w:proofErr w:type="spellStart"/>
+      <w:r>
+        <w:t>und</w:t>
+      </w:r>
+      <w:proofErr w:type="spellEnd"/>
+      <w:r>
+        <w:t xml:space="preserve"> </w:t>
+      </w:r>
+      <w:proofErr w:type="spellStart"/>
+      <w:r>
+        <w:t>Marktzugang</w:t>
+      </w:r>
+      <w:proofErr w:type="spellEnd"/>
+      <w:r>
+        <w:t xml:space="preserve"> </w:t>
+      </w:r>
+      <w:proofErr w:type="spellStart"/>
+      <w:r>
+        <w:t>kontinuierlich</w:t>
+      </w:r>
+      <w:proofErr w:type="spellEnd"/>
+      <w:r>
+        <w:t xml:space="preserve"> </w:t>
+      </w:r>
+      <w:proofErr w:type="spellStart"/>
+      <w:r>
+        <w:t>unter</w:t>
+      </w:r>
+      <w:proofErr w:type="spellEnd"/>
+      <w:r>
+        <w:t xml:space="preserve"> </w:t>
+      </w:r>
+      <w:proofErr w:type="spellStart"/>
+      <w:r>
+        <w:t>einen</w:t>
+      </w:r>
+      <w:proofErr w:type="spellEnd"/>
+      <w:r>
+        <w:t xml:space="preserve"> </w:t>
+      </w:r>
+      <w:proofErr w:type="spellStart"/>
+      <w:r>
+        <w:t>rechtlichen</w:t>
+      </w:r>
+      <w:proofErr w:type="spellEnd"/>
+      <w:r>
+        <w:t xml:space="preserve"> </w:t>
+      </w:r>
+      <w:proofErr w:type="spellStart"/>
+      <w:r>
+        <w:t>und</w:t>
+      </w:r>
+      <w:proofErr w:type="spellEnd"/>
+      <w:r>
+        <w:t xml:space="preserve"> </w:t>
+      </w:r>
+      <w:proofErr w:type="spellStart"/>
+      <w:r>
+        <w:t>technischen</w:t>
+      </w:r>
+      <w:proofErr w:type="spellEnd"/>
+      <w:r>
+        <w:t xml:space="preserve"> </w:t>
+      </w:r>
+      <w:proofErr w:type="spellStart"/>
+      <w:r>
+        <w:t>Schutzschild</w:t>
+      </w:r>
+      <w:proofErr w:type="spellEnd"/>
+      <w:r>
+        <w:t xml:space="preserve"> </w:t>
+      </w:r>
+      <w:proofErr w:type="spellStart"/>
+      <w:r>
+        <w:t>gestellt</w:t>
+      </w:r>
+      <w:proofErr w:type="spellEnd"/>
+      <w:r>
+        <w:t xml:space="preserve">; </w:t>
+      </w:r>
+      <w:proofErr w:type="spellStart"/>
+      <w:r>
+        <w:t>regulatorische</w:t>
+      </w:r>
+      <w:proofErr w:type="spellEnd"/>
+      <w:r>
+        <w:t xml:space="preserve"> </w:t>
+      </w:r>
+      <w:proofErr w:type="spellStart"/>
+      <w:r>
+        <w:t>Änderungen</w:t>
+      </w:r>
+      <w:proofErr w:type="spellEnd"/>
+      <w:r>
+        <w:t xml:space="preserve"> (UNECE, REACH, ESG-</w:t>
+      </w:r>
+      <w:proofErr w:type="spellStart"/>
+      <w:r>
+        <w:t>Berichterstattung</w:t>
+      </w:r>
+      <w:proofErr w:type="spellEnd"/>
+      <w:r>
+        <w:t xml:space="preserve">) </w:t>
+      </w:r>
+      <w:proofErr w:type="spellStart"/>
+      <w:r>
+        <w:t>werden</w:t>
+      </w:r>
+      <w:proofErr w:type="spellEnd"/>
+      <w:r>
+        <w:t xml:space="preserve"> </w:t>
+      </w:r>
+      <w:proofErr w:type="spellStart"/>
+      <w:r>
+        <w:t>proaktiv</w:t>
+      </w:r>
+      <w:proofErr w:type="spellEnd"/>
+      <w:r>
+        <w:t xml:space="preserve"> </w:t>
+      </w:r>
+      <w:proofErr w:type="spellStart"/>
+      <w:r>
+        <w:t>verfolgt</w:t>
+      </w:r>
+      <w:proofErr w:type="spellEnd"/>
+      <w:r>
+        <w:t xml:space="preserve">, um </w:t>
+      </w:r>
+      <w:proofErr w:type="spellStart"/>
+      <w:r>
+        <w:t>Compliance-Lücken</w:t>
+      </w:r>
+      <w:proofErr w:type="spellEnd"/>
+      <w:r>
+        <w:t xml:space="preserve"> </w:t>
+      </w:r>
+      <w:proofErr w:type="spellStart"/>
+      <w:r>
+        <w:t>zu</w:t>
+      </w:r>
+      <w:proofErr w:type="spellEnd"/>
+      <w:r>
+        <w:t xml:space="preserve"> </w:t>
+      </w:r>
+      <w:proofErr w:type="spellStart"/>
+      <w:r>
+        <w:t>schließen</w:t>
+      </w:r>
+      <w:proofErr w:type="spellEnd"/>
+      <w:r>
+        <w:t xml:space="preserve">, </w:t>
+      </w:r>
+      <w:proofErr w:type="spellStart"/>
+      <w:r>
+        <w:t>bevor</w:t>
+      </w:r>
+      <w:proofErr w:type="spellEnd"/>
+      <w:r>
+        <w:t xml:space="preserve"> </w:t>
+      </w:r>
+      <w:proofErr w:type="spellStart"/>
+      <w:r>
+        <w:t>sie</w:t>
+      </w:r>
+      <w:proofErr w:type="spellEnd"/>
+      <w:r>
+        <w:t xml:space="preserve"> </w:t>
+      </w:r>
+      <w:proofErr w:type="spellStart"/>
+      <w:r>
+        <w:t>entstehen</w:t>
+      </w:r>
+      <w:proofErr w:type="spellEnd"/>
+      <w:r>
+        <w:t>.</w:t>
+      </w:r>
+    </w:p>
+    <w:p>
+      <w:pPr>
+        <w:spacing w:before="80" w:after="80"/>
+      </w:pPr>
+      <w:proofErr w:type="spellStart"/>
+      <w:r>
+        <w:rPr>
+          <w:b/>
+          <w:bCs/>
+        </w:rPr>
+        <w:t>Anwendungsbereiche</w:t>
+      </w:r>
+      <w:proofErr w:type="spellEnd"/>
+      <w:r>
+        <w:rPr>
+          <w:b/>
+          <w:bCs/>
+        </w:rPr>
+        <w:t>:</w:t>
       </w:r>
     </w:p>
     <w:p>
@@ -400,7 +3071,55 @@
         <w:spacing w:after="60"/>
       </w:pPr>
       <w:r>
-        <w:t>QMS-Implementierung, Optimierung und Vorbereitung auf ISO-/IATF-Zertifizierung.</w:t>
+        <w:t>QMS-</w:t>
+      </w:r>
+      <w:proofErr w:type="spellStart"/>
+      <w:r>
+        <w:t>Implementierung</w:t>
+      </w:r>
+      <w:proofErr w:type="spellEnd"/>
+      <w:r>
+        <w:t xml:space="preserve">, </w:t>
+      </w:r>
+      <w:proofErr w:type="spellStart"/>
+      <w:r>
+        <w:t>Optimierung</w:t>
+      </w:r>
+      <w:proofErr w:type="spellEnd"/>
+      <w:r>
+        <w:t xml:space="preserve"> </w:t>
+      </w:r>
+      <w:proofErr w:type="spellStart"/>
+      <w:r>
+        <w:t>und</w:t>
+      </w:r>
+      <w:proofErr w:type="spellEnd"/>
+      <w:r>
+        <w:t xml:space="preserve"> </w:t>
+      </w:r>
+      <w:proofErr w:type="spellStart"/>
+      <w:r>
+        <w:t>Vorbereitung</w:t>
+      </w:r>
+      <w:proofErr w:type="spellEnd"/>
+      <w:r>
+        <w:t xml:space="preserve"> </w:t>
+      </w:r>
+      <w:proofErr w:type="spellStart"/>
+      <w:r>
+        <w:t>auf</w:t>
+      </w:r>
+      <w:proofErr w:type="spellEnd"/>
+      <w:r>
+        <w:t xml:space="preserve"> ISO-/IATF-</w:t>
+      </w:r>
+      <w:proofErr w:type="spellStart"/>
+      <w:r>
+        <w:t>Zertifizierung</w:t>
+      </w:r>
+      <w:proofErr w:type="spellEnd"/>
+      <w:r>
+        <w:t>.</w:t>
       </w:r>
     </w:p>
     <w:p>
@@ -413,7 +3132,47 @@
         <w:spacing w:after="60"/>
       </w:pPr>
       <w:r>
-        <w:t>IATF 16949-Konformitäts- und Transition-Programm (Gap-Analyse, Aktionsplan, Audit-Coaching).</w:t>
+        <w:t xml:space="preserve">IATF 16949-Konformitäts- </w:t>
+      </w:r>
+      <w:proofErr w:type="spellStart"/>
+      <w:r>
+        <w:t>und</w:t>
+      </w:r>
+      <w:proofErr w:type="spellEnd"/>
+      <w:r>
+        <w:t xml:space="preserve"> </w:t>
+      </w:r>
+      <w:proofErr w:type="spellStart"/>
+      <w:r>
+        <w:t>Transition-Programm</w:t>
+      </w:r>
+      <w:proofErr w:type="spellEnd"/>
+      <w:r>
+        <w:t xml:space="preserve"> (</w:t>
+      </w:r>
+      <w:proofErr w:type="spellStart"/>
+      <w:r>
+        <w:t>Gap-Analyse</w:t>
+      </w:r>
+      <w:proofErr w:type="spellEnd"/>
+      <w:r>
+        <w:t xml:space="preserve">, </w:t>
+      </w:r>
+      <w:proofErr w:type="spellStart"/>
+      <w:r>
+        <w:t>Aktionsplan</w:t>
+      </w:r>
+      <w:proofErr w:type="spellEnd"/>
+      <w:r>
+        <w:t xml:space="preserve">, </w:t>
+      </w:r>
+      <w:proofErr w:type="spellStart"/>
+      <w:r>
+        <w:t>Audit-Coaching</w:t>
+      </w:r>
+      <w:proofErr w:type="spellEnd"/>
+      <w:r>
+        <w:t>).</w:t>
       </w:r>
     </w:p>
     <w:p>
@@ -425,8 +3184,45 @@
         </w:numPr>
         <w:spacing w:after="60"/>
       </w:pPr>
-      <w:r>
-        <w:t>Prozesskartierung (SIPOC, Turtle Charts), Engpassanalyse und KPI-Design.</w:t>
+      <w:proofErr w:type="spellStart"/>
+      <w:r>
+        <w:t>Prozesskartierung</w:t>
+      </w:r>
+      <w:proofErr w:type="spellEnd"/>
+      <w:r>
+        <w:t xml:space="preserve"> (SIPOC, </w:t>
+      </w:r>
+      <w:proofErr w:type="spellStart"/>
+      <w:r>
+        <w:t>Turtle</w:t>
+      </w:r>
+      <w:proofErr w:type="spellEnd"/>
+      <w:r>
+        <w:t xml:space="preserve"> </w:t>
+      </w:r>
+      <w:proofErr w:type="spellStart"/>
+      <w:r>
+        <w:t>Charts</w:t>
+      </w:r>
+      <w:proofErr w:type="spellEnd"/>
+      <w:r>
+        <w:t xml:space="preserve">), </w:t>
+      </w:r>
+      <w:proofErr w:type="spellStart"/>
+      <w:r>
+        <w:t>Engpassanalyse</w:t>
+      </w:r>
+      <w:proofErr w:type="spellEnd"/>
+      <w:r>
+        <w:t xml:space="preserve"> </w:t>
+      </w:r>
+      <w:proofErr w:type="spellStart"/>
+      <w:r>
+        <w:t>und</w:t>
+      </w:r>
+      <w:proofErr w:type="spellEnd"/>
+      <w:r>
+        <w:t xml:space="preserve"> KPI-Design.</w:t>
       </w:r>
     </w:p>
     <w:p>
@@ -438,8 +3234,77 @@
         </w:numPr>
         <w:spacing w:after="60"/>
       </w:pPr>
-      <w:r>
-        <w:t>Roll-out globaler Standards (HQ zu lokalen Werken) und standortübergreifende Standardisierung.</w:t>
+      <w:proofErr w:type="spellStart"/>
+      <w:r>
+        <w:t>Roll-out</w:t>
+      </w:r>
+      <w:proofErr w:type="spellEnd"/>
+      <w:r>
+        <w:t xml:space="preserve"> </w:t>
+      </w:r>
+      <w:proofErr w:type="spellStart"/>
+      <w:r>
+        <w:t>globaler</w:t>
+      </w:r>
+      <w:proofErr w:type="spellEnd"/>
+      <w:r>
+        <w:t xml:space="preserve"> </w:t>
+      </w:r>
+      <w:proofErr w:type="spellStart"/>
+      <w:r>
+        <w:t>Standards</w:t>
+      </w:r>
+      <w:proofErr w:type="spellEnd"/>
+      <w:r>
+        <w:t xml:space="preserve"> (HQ </w:t>
+      </w:r>
+      <w:proofErr w:type="spellStart"/>
+      <w:r>
+        <w:t>zu</w:t>
+      </w:r>
+      <w:proofErr w:type="spellEnd"/>
+      <w:r>
+        <w:t xml:space="preserve"> </w:t>
+      </w:r>
+      <w:proofErr w:type="spellStart"/>
+      <w:r>
+        <w:t>lokalen</w:t>
+      </w:r>
+      <w:proofErr w:type="spellEnd"/>
+      <w:r>
+        <w:t xml:space="preserve"> </w:t>
+      </w:r>
+      <w:proofErr w:type="spellStart"/>
+      <w:r>
+        <w:t>Werken</w:t>
+      </w:r>
+      <w:proofErr w:type="spellEnd"/>
+      <w:r>
+        <w:t xml:space="preserve">) </w:t>
+      </w:r>
+      <w:proofErr w:type="spellStart"/>
+      <w:r>
+        <w:t>und</w:t>
+      </w:r>
+      <w:proofErr w:type="spellEnd"/>
+      <w:r>
+        <w:t xml:space="preserve"> </w:t>
+      </w:r>
+      <w:proofErr w:type="spellStart"/>
+      <w:r>
+        <w:t>standortübergreifende</w:t>
+      </w:r>
+      <w:proofErr w:type="spellEnd"/>
+      <w:r>
+        <w:t xml:space="preserve"> </w:t>
+      </w:r>
+      <w:proofErr w:type="spellStart"/>
+      <w:r>
+        <w:t>Standardisierung</w:t>
+      </w:r>
+      <w:proofErr w:type="spellEnd"/>
+      <w:r>
+        <w:t>.</w:t>
       </w:r>
     </w:p>
     <w:p>
@@ -451,8 +3316,69 @@
         </w:numPr>
         <w:spacing w:after="60"/>
       </w:pPr>
-      <w:r>
-        <w:t>Gap-Analyse und Mock-Audits für System-, Prozess- und Produktaudits.</w:t>
+      <w:proofErr w:type="spellStart"/>
+      <w:r>
+        <w:t>Gap-Analyse</w:t>
+      </w:r>
+      <w:proofErr w:type="spellEnd"/>
+      <w:r>
+        <w:t xml:space="preserve"> </w:t>
+      </w:r>
+      <w:proofErr w:type="spellStart"/>
+      <w:r>
+        <w:t>und</w:t>
+      </w:r>
+      <w:proofErr w:type="spellEnd"/>
+      <w:r>
+        <w:t xml:space="preserve"> </w:t>
+      </w:r>
+      <w:proofErr w:type="spellStart"/>
+      <w:r>
+        <w:t>Mock-Audits</w:t>
+      </w:r>
+      <w:proofErr w:type="spellEnd"/>
+      <w:r>
+        <w:t xml:space="preserve"> </w:t>
+      </w:r>
+      <w:proofErr w:type="spellStart"/>
+      <w:r>
+        <w:t>für</w:t>
+      </w:r>
+      <w:proofErr w:type="spellEnd"/>
+      <w:r>
+        <w:t xml:space="preserve"> </w:t>
+      </w:r>
+      <w:proofErr w:type="spellStart"/>
+      <w:r>
+        <w:t>System</w:t>
+      </w:r>
+      <w:proofErr w:type="spellEnd"/>
+      <w:r>
+        <w:t xml:space="preserve">-, </w:t>
+      </w:r>
+      <w:proofErr w:type="spellStart"/>
+      <w:r>
+        <w:t>Prozess</w:t>
+      </w:r>
+      <w:proofErr w:type="spellEnd"/>
+      <w:r>
+        <w:t xml:space="preserve">- </w:t>
+      </w:r>
+      <w:proofErr w:type="spellStart"/>
+      <w:r>
+        <w:t>und</w:t>
+      </w:r>
+      <w:proofErr w:type="spellEnd"/>
+      <w:r>
+        <w:t xml:space="preserve"> </w:t>
+      </w:r>
+      <w:proofErr w:type="spellStart"/>
+      <w:r>
+        <w:t>Produktaudits</w:t>
+      </w:r>
+      <w:proofErr w:type="spellEnd"/>
+      <w:r>
+        <w:t>.</w:t>
       </w:r>
     </w:p>
     <w:p>
@@ -464,8 +3390,62 @@
         </w:numPr>
         <w:spacing w:after="60"/>
       </w:pPr>
-      <w:r>
-        <w:t>Vorbereitung auf VDA 6.3-Prozessaudits und Integration kundenspezifischer Anforderungen (CSR) in das Auditprogramm.</w:t>
+      <w:proofErr w:type="spellStart"/>
+      <w:r>
+        <w:lastRenderedPageBreak/>
+        <w:t>Vorbereitung</w:t>
+      </w:r>
+      <w:proofErr w:type="spellEnd"/>
+      <w:r>
+        <w:t xml:space="preserve"> </w:t>
+      </w:r>
+      <w:proofErr w:type="spellStart"/>
+      <w:r>
+        <w:t>auf</w:t>
+      </w:r>
+      <w:proofErr w:type="spellEnd"/>
+      <w:r>
+        <w:t xml:space="preserve"> VDA 6.3-Prozessaudits </w:t>
+      </w:r>
+      <w:proofErr w:type="spellStart"/>
+      <w:r>
+        <w:t>und</w:t>
+      </w:r>
+      <w:proofErr w:type="spellEnd"/>
+      <w:r>
+        <w:t xml:space="preserve"> Integration </w:t>
+      </w:r>
+      <w:proofErr w:type="spellStart"/>
+      <w:r>
+        <w:t>kundenspezifischer</w:t>
+      </w:r>
+      <w:proofErr w:type="spellEnd"/>
+      <w:r>
+        <w:t xml:space="preserve"> </w:t>
+      </w:r>
+      <w:proofErr w:type="spellStart"/>
+      <w:r>
+        <w:t>Anforderungen</w:t>
+      </w:r>
+      <w:proofErr w:type="spellEnd"/>
+      <w:r>
+        <w:t xml:space="preserve"> (CSR) in </w:t>
+      </w:r>
+      <w:proofErr w:type="spellStart"/>
+      <w:r>
+        <w:t>das</w:t>
+      </w:r>
+      <w:proofErr w:type="spellEnd"/>
+      <w:r>
+        <w:t xml:space="preserve"> </w:t>
+      </w:r>
+      <w:proofErr w:type="spellStart"/>
+      <w:r>
+        <w:t>Auditprogramm</w:t>
+      </w:r>
+      <w:proofErr w:type="spellEnd"/>
+      <w:r>
+        <w:t>.</w:t>
       </w:r>
     </w:p>
     <w:p>
@@ -477,9 +3457,61 @@
         </w:numPr>
         <w:spacing w:after="60"/>
       </w:pPr>
-      <w:r>
-        <w:lastRenderedPageBreak/>
-        <w:t>Beratung zur Einhaltung technischer und gesetzlicher Vorschriften (UNECE, REACH, ESG).</w:t>
+      <w:proofErr w:type="spellStart"/>
+      <w:r>
+        <w:t>Beratung</w:t>
+      </w:r>
+      <w:proofErr w:type="spellEnd"/>
+      <w:r>
+        <w:t xml:space="preserve"> </w:t>
+      </w:r>
+      <w:proofErr w:type="spellStart"/>
+      <w:r>
+        <w:t>zur</w:t>
+      </w:r>
+      <w:proofErr w:type="spellEnd"/>
+      <w:r>
+        <w:t xml:space="preserve"> </w:t>
+      </w:r>
+      <w:proofErr w:type="spellStart"/>
+      <w:r>
+        <w:t>Einhaltung</w:t>
+      </w:r>
+      <w:proofErr w:type="spellEnd"/>
+      <w:r>
+        <w:t xml:space="preserve"> </w:t>
+      </w:r>
+      <w:proofErr w:type="spellStart"/>
+      <w:r>
+        <w:t>technischer</w:t>
+      </w:r>
+      <w:proofErr w:type="spellEnd"/>
+      <w:r>
+        <w:t xml:space="preserve"> </w:t>
+      </w:r>
+      <w:proofErr w:type="spellStart"/>
+      <w:r>
+        <w:t>und</w:t>
+      </w:r>
+      <w:proofErr w:type="spellEnd"/>
+      <w:r>
+        <w:t xml:space="preserve"> </w:t>
+      </w:r>
+      <w:proofErr w:type="spellStart"/>
+      <w:r>
+        <w:t>gesetzlicher</w:t>
+      </w:r>
+      <w:proofErr w:type="spellEnd"/>
+      <w:r>
+        <w:t xml:space="preserve"> </w:t>
+      </w:r>
+      <w:proofErr w:type="spellStart"/>
+      <w:r>
+        <w:t>Vorschriften</w:t>
+      </w:r>
+      <w:proofErr w:type="spellEnd"/>
+      <w:r>
+        <w:t xml:space="preserve"> (UNECE, REACH, ESG).</w:t>
       </w:r>
     </w:p>
     <w:p>
@@ -491,8 +3523,45 @@
         </w:numPr>
         <w:spacing w:after="60"/>
       </w:pPr>
-      <w:r>
-        <w:t>Entwicklung und Qualifizierung interner Auditoren.</w:t>
+      <w:proofErr w:type="spellStart"/>
+      <w:r>
+        <w:t>Entwicklung</w:t>
+      </w:r>
+      <w:proofErr w:type="spellEnd"/>
+      <w:r>
+        <w:t xml:space="preserve"> </w:t>
+      </w:r>
+      <w:proofErr w:type="spellStart"/>
+      <w:r>
+        <w:t>und</w:t>
+      </w:r>
+      <w:proofErr w:type="spellEnd"/>
+      <w:r>
+        <w:t xml:space="preserve"> </w:t>
+      </w:r>
+      <w:proofErr w:type="spellStart"/>
+      <w:r>
+        <w:t>Qualifizierung</w:t>
+      </w:r>
+      <w:proofErr w:type="spellEnd"/>
+      <w:r>
+        <w:t xml:space="preserve"> </w:t>
+      </w:r>
+      <w:proofErr w:type="spellStart"/>
+      <w:r>
+        <w:t>interner</w:t>
+      </w:r>
+      <w:proofErr w:type="spellEnd"/>
+      <w:r>
+        <w:t xml:space="preserve"> </w:t>
+      </w:r>
+      <w:proofErr w:type="spellStart"/>
+      <w:r>
+        <w:t>Auditoren</w:t>
+      </w:r>
+      <w:proofErr w:type="spellEnd"/>
+      <w:r>
+        <w:t>.</w:t>
       </w:r>
     </w:p>
     <w:p/>
@@ -577,7 +3646,15 @@
         <w:spacing w:after="60"/>
       </w:pPr>
       <w:r>
-        <w:t>Yeni Tedarikçi Devreye Alma (Sourcing, PPAP hazırlık, APQP desteği).</w:t>
+        <w:t>Yeni Tedarikçi Devreye Alma (</w:t>
+      </w:r>
+      <w:proofErr w:type="spellStart"/>
+      <w:r>
+        <w:t>Sourcing</w:t>
+      </w:r>
+      <w:proofErr w:type="spellEnd"/>
+      <w:r>
+        <w:t>, PPAP hazırlık, APQP desteği).</w:t>
       </w:r>
     </w:p>
     <w:p>
@@ -612,8 +3689,21 @@
         <w:pStyle w:val="Balk2"/>
       </w:pPr>
       <w:r>
-        <w:t>English: Strategic Supplier Development Ecosystem</w:t>
-      </w:r>
+        <w:t xml:space="preserve">English: Strategic </w:t>
+      </w:r>
+      <w:proofErr w:type="spellStart"/>
+      <w:r>
+        <w:t>Supplier</w:t>
+      </w:r>
+      <w:proofErr w:type="spellEnd"/>
+      <w:r>
+        <w:t xml:space="preserve"> Development </w:t>
+      </w:r>
+      <w:proofErr w:type="spellStart"/>
+      <w:r>
+        <w:t>Ecosystem</w:t>
+      </w:r>
+      <w:proofErr w:type="spellEnd"/>
     </w:p>
     <w:p>
       <w:pPr>
@@ -627,7 +3717,327 @@
         <w:t xml:space="preserve">Definition: </w:t>
       </w:r>
       <w:r>
-        <w:t>A combined on-site and desk-based program that transforms suppliers from monitored cost items into partners who speak the OEM's technical language and contribute to shared goals. The program engages the supplier's own processes to produce a product- and process-specific development roadmap and tracks it to closure.</w:t>
+        <w:t xml:space="preserve">A </w:t>
+      </w:r>
+      <w:proofErr w:type="spellStart"/>
+      <w:r>
+        <w:t>combined</w:t>
+      </w:r>
+      <w:proofErr w:type="spellEnd"/>
+      <w:r>
+        <w:t xml:space="preserve"> on-site </w:t>
+      </w:r>
+      <w:proofErr w:type="spellStart"/>
+      <w:r>
+        <w:t>and</w:t>
+      </w:r>
+      <w:proofErr w:type="spellEnd"/>
+      <w:r>
+        <w:t xml:space="preserve"> </w:t>
+      </w:r>
+      <w:proofErr w:type="spellStart"/>
+      <w:r>
+        <w:t>desk-based</w:t>
+      </w:r>
+      <w:proofErr w:type="spellEnd"/>
+      <w:r>
+        <w:t xml:space="preserve"> program </w:t>
+      </w:r>
+      <w:proofErr w:type="spellStart"/>
+      <w:r>
+        <w:t>that</w:t>
+      </w:r>
+      <w:proofErr w:type="spellEnd"/>
+      <w:r>
+        <w:t xml:space="preserve"> </w:t>
+      </w:r>
+      <w:proofErr w:type="spellStart"/>
+      <w:r>
+        <w:t>transforms</w:t>
+      </w:r>
+      <w:proofErr w:type="spellEnd"/>
+      <w:r>
+        <w:t xml:space="preserve"> </w:t>
+      </w:r>
+      <w:proofErr w:type="spellStart"/>
+      <w:r>
+        <w:t>suppliers</w:t>
+      </w:r>
+      <w:proofErr w:type="spellEnd"/>
+      <w:r>
+        <w:t xml:space="preserve"> </w:t>
+      </w:r>
+      <w:proofErr w:type="spellStart"/>
+      <w:r>
+        <w:t>from</w:t>
+      </w:r>
+      <w:proofErr w:type="spellEnd"/>
+      <w:r>
+        <w:t xml:space="preserve"> </w:t>
+      </w:r>
+      <w:proofErr w:type="spellStart"/>
+      <w:r>
+        <w:t>monitored</w:t>
+      </w:r>
+      <w:proofErr w:type="spellEnd"/>
+      <w:r>
+        <w:t xml:space="preserve"> </w:t>
+      </w:r>
+      <w:proofErr w:type="spellStart"/>
+      <w:r>
+        <w:t>cost</w:t>
+      </w:r>
+      <w:proofErr w:type="spellEnd"/>
+      <w:r>
+        <w:t xml:space="preserve"> </w:t>
+      </w:r>
+      <w:proofErr w:type="spellStart"/>
+      <w:r>
+        <w:t>items</w:t>
+      </w:r>
+      <w:proofErr w:type="spellEnd"/>
+      <w:r>
+        <w:t xml:space="preserve"> </w:t>
+      </w:r>
+      <w:proofErr w:type="spellStart"/>
+      <w:r>
+        <w:t>into</w:t>
+      </w:r>
+      <w:proofErr w:type="spellEnd"/>
+      <w:r>
+        <w:t xml:space="preserve"> </w:t>
+      </w:r>
+      <w:proofErr w:type="spellStart"/>
+      <w:r>
+        <w:t>partners</w:t>
+      </w:r>
+      <w:proofErr w:type="spellEnd"/>
+      <w:r>
+        <w:t xml:space="preserve"> </w:t>
+      </w:r>
+      <w:proofErr w:type="spellStart"/>
+      <w:r>
+        <w:t>who</w:t>
+      </w:r>
+      <w:proofErr w:type="spellEnd"/>
+      <w:r>
+        <w:t xml:space="preserve"> </w:t>
+      </w:r>
+      <w:proofErr w:type="spellStart"/>
+      <w:r>
+        <w:t>speak</w:t>
+      </w:r>
+      <w:proofErr w:type="spellEnd"/>
+      <w:r>
+        <w:t xml:space="preserve"> </w:t>
+      </w:r>
+      <w:proofErr w:type="spellStart"/>
+      <w:r>
+        <w:t>the</w:t>
+      </w:r>
+      <w:proofErr w:type="spellEnd"/>
+      <w:r>
+        <w:t xml:space="preserve"> </w:t>
+      </w:r>
+      <w:proofErr w:type="spellStart"/>
+      <w:r>
+        <w:t>OEM's</w:t>
+      </w:r>
+      <w:proofErr w:type="spellEnd"/>
+      <w:r>
+        <w:t xml:space="preserve"> </w:t>
+      </w:r>
+      <w:proofErr w:type="spellStart"/>
+      <w:r>
+        <w:t>technical</w:t>
+      </w:r>
+      <w:proofErr w:type="spellEnd"/>
+      <w:r>
+        <w:t xml:space="preserve"> </w:t>
+      </w:r>
+      <w:proofErr w:type="spellStart"/>
+      <w:r>
+        <w:t>language</w:t>
+      </w:r>
+      <w:proofErr w:type="spellEnd"/>
+      <w:r>
+        <w:t xml:space="preserve"> </w:t>
+      </w:r>
+      <w:proofErr w:type="spellStart"/>
+      <w:r>
+        <w:t>and</w:t>
+      </w:r>
+      <w:proofErr w:type="spellEnd"/>
+      <w:r>
+        <w:t xml:space="preserve"> </w:t>
+      </w:r>
+      <w:proofErr w:type="spellStart"/>
+      <w:r>
+        <w:t>contribute</w:t>
+      </w:r>
+      <w:proofErr w:type="spellEnd"/>
+      <w:r>
+        <w:t xml:space="preserve"> </w:t>
+      </w:r>
+      <w:proofErr w:type="spellStart"/>
+      <w:r>
+        <w:t>to</w:t>
+      </w:r>
+      <w:proofErr w:type="spellEnd"/>
+      <w:r>
+        <w:t xml:space="preserve"> </w:t>
+      </w:r>
+      <w:proofErr w:type="spellStart"/>
+      <w:r>
+        <w:t>shared</w:t>
+      </w:r>
+      <w:proofErr w:type="spellEnd"/>
+      <w:r>
+        <w:t xml:space="preserve"> </w:t>
+      </w:r>
+      <w:proofErr w:type="spellStart"/>
+      <w:r>
+        <w:t>goals</w:t>
+      </w:r>
+      <w:proofErr w:type="spellEnd"/>
+      <w:r>
+        <w:t xml:space="preserve">. </w:t>
+      </w:r>
+      <w:proofErr w:type="spellStart"/>
+      <w:r>
+        <w:t>The</w:t>
+      </w:r>
+      <w:proofErr w:type="spellEnd"/>
+      <w:r>
+        <w:t xml:space="preserve"> program </w:t>
+      </w:r>
+      <w:proofErr w:type="spellStart"/>
+      <w:r>
+        <w:t>engages</w:t>
+      </w:r>
+      <w:proofErr w:type="spellEnd"/>
+      <w:r>
+        <w:t xml:space="preserve"> </w:t>
+      </w:r>
+      <w:proofErr w:type="spellStart"/>
+      <w:r>
+        <w:t>the</w:t>
+      </w:r>
+      <w:proofErr w:type="spellEnd"/>
+      <w:r>
+        <w:t xml:space="preserve"> </w:t>
+      </w:r>
+      <w:proofErr w:type="spellStart"/>
+      <w:r>
+        <w:t>supplier's</w:t>
+      </w:r>
+      <w:proofErr w:type="spellEnd"/>
+      <w:r>
+        <w:t xml:space="preserve"> </w:t>
+      </w:r>
+      <w:proofErr w:type="spellStart"/>
+      <w:r>
+        <w:t>own</w:t>
+      </w:r>
+      <w:proofErr w:type="spellEnd"/>
+      <w:r>
+        <w:t xml:space="preserve"> </w:t>
+      </w:r>
+      <w:proofErr w:type="spellStart"/>
+      <w:r>
+        <w:t>processes</w:t>
+      </w:r>
+      <w:proofErr w:type="spellEnd"/>
+      <w:r>
+        <w:t xml:space="preserve"> </w:t>
+      </w:r>
+      <w:proofErr w:type="spellStart"/>
+      <w:r>
+        <w:t>to</w:t>
+      </w:r>
+      <w:proofErr w:type="spellEnd"/>
+      <w:r>
+        <w:t xml:space="preserve"> </w:t>
+      </w:r>
+      <w:proofErr w:type="spellStart"/>
+      <w:r>
+        <w:t>produce</w:t>
+      </w:r>
+      <w:proofErr w:type="spellEnd"/>
+      <w:r>
+        <w:t xml:space="preserve"> a </w:t>
+      </w:r>
+      <w:proofErr w:type="spellStart"/>
+      <w:r>
+        <w:t>product</w:t>
+      </w:r>
+      <w:proofErr w:type="spellEnd"/>
+      <w:r>
+        <w:t xml:space="preserve">- </w:t>
+      </w:r>
+      <w:proofErr w:type="spellStart"/>
+      <w:r>
+        <w:t>and</w:t>
+      </w:r>
+      <w:proofErr w:type="spellEnd"/>
+      <w:r>
+        <w:t xml:space="preserve"> </w:t>
+      </w:r>
+      <w:proofErr w:type="spellStart"/>
+      <w:r>
+        <w:t>process-specific</w:t>
+      </w:r>
+      <w:proofErr w:type="spellEnd"/>
+      <w:r>
+        <w:t xml:space="preserve"> </w:t>
+      </w:r>
+      <w:proofErr w:type="spellStart"/>
+      <w:r>
+        <w:t>development</w:t>
+      </w:r>
+      <w:proofErr w:type="spellEnd"/>
+      <w:r>
+        <w:t xml:space="preserve"> </w:t>
+      </w:r>
+      <w:proofErr w:type="spellStart"/>
+      <w:r>
+        <w:t>roadmap</w:t>
+      </w:r>
+      <w:proofErr w:type="spellEnd"/>
+      <w:r>
+        <w:t xml:space="preserve"> </w:t>
+      </w:r>
+      <w:proofErr w:type="spellStart"/>
+      <w:r>
+        <w:t>and</w:t>
+      </w:r>
+      <w:proofErr w:type="spellEnd"/>
+      <w:r>
+        <w:t xml:space="preserve"> </w:t>
+      </w:r>
+      <w:proofErr w:type="spellStart"/>
+      <w:r>
+        <w:t>tracks</w:t>
+      </w:r>
+      <w:proofErr w:type="spellEnd"/>
+      <w:r>
+        <w:t xml:space="preserve"> it </w:t>
+      </w:r>
+      <w:proofErr w:type="spellStart"/>
+      <w:r>
+        <w:t>to</w:t>
+      </w:r>
+      <w:proofErr w:type="spellEnd"/>
+      <w:r>
+        <w:t xml:space="preserve"> </w:t>
+      </w:r>
+      <w:proofErr w:type="spellStart"/>
+      <w:r>
+        <w:t>closure</w:t>
+      </w:r>
+      <w:proofErr w:type="spellEnd"/>
+      <w:r>
+        <w:t>.</w:t>
       </w:r>
     </w:p>
     <w:p>
@@ -641,20 +4051,354 @@
         </w:rPr>
         <w:t xml:space="preserve">Strategic Advantage: </w:t>
       </w:r>
-      <w:r>
-        <w:t>Resolves supplier-originated quality problems (incoming rejects, line stoppages, customer recalls) at the source. Detects capacity and quality risks early in critical parts or processes, preventing crises before they unfold, and strengthens the OEM's market position by proving supply chain maturity under customer audits.</w:t>
+      <w:proofErr w:type="spellStart"/>
+      <w:r>
+        <w:t>Resolves</w:t>
+      </w:r>
+      <w:proofErr w:type="spellEnd"/>
+      <w:r>
+        <w:t xml:space="preserve"> </w:t>
+      </w:r>
+      <w:proofErr w:type="spellStart"/>
+      <w:r>
+        <w:t>supplier-originated</w:t>
+      </w:r>
+      <w:proofErr w:type="spellEnd"/>
+      <w:r>
+        <w:t xml:space="preserve"> </w:t>
+      </w:r>
+      <w:proofErr w:type="spellStart"/>
+      <w:r>
+        <w:t>quality</w:t>
+      </w:r>
+      <w:proofErr w:type="spellEnd"/>
+      <w:r>
+        <w:t xml:space="preserve"> </w:t>
+      </w:r>
+      <w:proofErr w:type="spellStart"/>
+      <w:r>
+        <w:t>problems</w:t>
+      </w:r>
+      <w:proofErr w:type="spellEnd"/>
+      <w:r>
+        <w:t xml:space="preserve"> (</w:t>
+      </w:r>
+      <w:proofErr w:type="spellStart"/>
+      <w:r>
+        <w:t>incoming</w:t>
+      </w:r>
+      <w:proofErr w:type="spellEnd"/>
+      <w:r>
+        <w:t xml:space="preserve"> </w:t>
+      </w:r>
+      <w:proofErr w:type="spellStart"/>
+      <w:r>
+        <w:t>rejects</w:t>
+      </w:r>
+      <w:proofErr w:type="spellEnd"/>
+      <w:r>
+        <w:t xml:space="preserve">, </w:t>
+      </w:r>
+      <w:proofErr w:type="spellStart"/>
+      <w:r>
+        <w:t>line</w:t>
+      </w:r>
+      <w:proofErr w:type="spellEnd"/>
+      <w:r>
+        <w:t xml:space="preserve"> </w:t>
+      </w:r>
+      <w:proofErr w:type="spellStart"/>
+      <w:r>
+        <w:t>stoppages</w:t>
+      </w:r>
+      <w:proofErr w:type="spellEnd"/>
+      <w:r>
+        <w:t xml:space="preserve">, </w:t>
+      </w:r>
+      <w:proofErr w:type="spellStart"/>
+      <w:r>
+        <w:t>customer</w:t>
+      </w:r>
+      <w:proofErr w:type="spellEnd"/>
+      <w:r>
+        <w:t xml:space="preserve"> </w:t>
+      </w:r>
+      <w:proofErr w:type="spellStart"/>
+      <w:r>
+        <w:t>recalls</w:t>
+      </w:r>
+      <w:proofErr w:type="spellEnd"/>
+      <w:r>
+        <w:t xml:space="preserve">) at </w:t>
+      </w:r>
+      <w:proofErr w:type="spellStart"/>
+      <w:r>
+        <w:t>the</w:t>
+      </w:r>
+      <w:proofErr w:type="spellEnd"/>
+      <w:r>
+        <w:t xml:space="preserve"> </w:t>
+      </w:r>
+      <w:proofErr w:type="spellStart"/>
+      <w:r>
+        <w:t>source</w:t>
+      </w:r>
+      <w:proofErr w:type="spellEnd"/>
+      <w:r>
+        <w:t xml:space="preserve">. </w:t>
+      </w:r>
+      <w:proofErr w:type="spellStart"/>
+      <w:r>
+        <w:t>Detects</w:t>
+      </w:r>
+      <w:proofErr w:type="spellEnd"/>
+      <w:r>
+        <w:t xml:space="preserve"> </w:t>
+      </w:r>
+      <w:proofErr w:type="spellStart"/>
+      <w:r>
+        <w:t>capacity</w:t>
+      </w:r>
+      <w:proofErr w:type="spellEnd"/>
+      <w:r>
+        <w:t xml:space="preserve"> </w:t>
+      </w:r>
+      <w:proofErr w:type="spellStart"/>
+      <w:r>
+        <w:t>and</w:t>
+      </w:r>
+      <w:proofErr w:type="spellEnd"/>
+      <w:r>
+        <w:t xml:space="preserve"> </w:t>
+      </w:r>
+      <w:proofErr w:type="spellStart"/>
+      <w:r>
+        <w:t>quality</w:t>
+      </w:r>
+      <w:proofErr w:type="spellEnd"/>
+      <w:r>
+        <w:t xml:space="preserve"> </w:t>
+      </w:r>
+      <w:proofErr w:type="spellStart"/>
+      <w:r>
+        <w:t>risks</w:t>
+      </w:r>
+      <w:proofErr w:type="spellEnd"/>
+      <w:r>
+        <w:t xml:space="preserve"> </w:t>
+      </w:r>
+      <w:proofErr w:type="spellStart"/>
+      <w:r>
+        <w:t>early</w:t>
+      </w:r>
+      <w:proofErr w:type="spellEnd"/>
+      <w:r>
+        <w:t xml:space="preserve"> in </w:t>
+      </w:r>
+      <w:proofErr w:type="spellStart"/>
+      <w:r>
+        <w:t>critical</w:t>
+      </w:r>
+      <w:proofErr w:type="spellEnd"/>
+      <w:r>
+        <w:t xml:space="preserve"> </w:t>
+      </w:r>
+      <w:proofErr w:type="spellStart"/>
+      <w:r>
+        <w:t>parts</w:t>
+      </w:r>
+      <w:proofErr w:type="spellEnd"/>
+      <w:r>
+        <w:t xml:space="preserve"> </w:t>
+      </w:r>
+      <w:proofErr w:type="spellStart"/>
+      <w:r>
+        <w:t>or</w:t>
+      </w:r>
+      <w:proofErr w:type="spellEnd"/>
+      <w:r>
+        <w:t xml:space="preserve"> </w:t>
+      </w:r>
+      <w:proofErr w:type="spellStart"/>
+      <w:r>
+        <w:t>processes</w:t>
+      </w:r>
+      <w:proofErr w:type="spellEnd"/>
+      <w:r>
+        <w:t xml:space="preserve">, </w:t>
+      </w:r>
+      <w:proofErr w:type="spellStart"/>
+      <w:r>
+        <w:t>preventing</w:t>
+      </w:r>
+      <w:proofErr w:type="spellEnd"/>
+      <w:r>
+        <w:t xml:space="preserve"> </w:t>
+      </w:r>
+      <w:proofErr w:type="spellStart"/>
+      <w:r>
+        <w:t>crises</w:t>
+      </w:r>
+      <w:proofErr w:type="spellEnd"/>
+      <w:r>
+        <w:t xml:space="preserve"> </w:t>
+      </w:r>
+      <w:proofErr w:type="spellStart"/>
+      <w:r>
+        <w:t>before</w:t>
+      </w:r>
+      <w:proofErr w:type="spellEnd"/>
+      <w:r>
+        <w:t xml:space="preserve"> they </w:t>
+      </w:r>
+      <w:proofErr w:type="spellStart"/>
+      <w:r>
+        <w:t>unfold</w:t>
+      </w:r>
+      <w:proofErr w:type="spellEnd"/>
+      <w:r>
+        <w:t xml:space="preserve">, </w:t>
+      </w:r>
+      <w:proofErr w:type="spellStart"/>
+      <w:r>
+        <w:t>and</w:t>
+      </w:r>
+      <w:proofErr w:type="spellEnd"/>
+      <w:r>
+        <w:t xml:space="preserve"> </w:t>
+      </w:r>
+      <w:proofErr w:type="spellStart"/>
+      <w:r>
+        <w:t>strengthens</w:t>
+      </w:r>
+      <w:proofErr w:type="spellEnd"/>
+      <w:r>
+        <w:t xml:space="preserve"> </w:t>
+      </w:r>
+      <w:proofErr w:type="spellStart"/>
+      <w:r>
+        <w:t>the</w:t>
+      </w:r>
+      <w:proofErr w:type="spellEnd"/>
+      <w:r>
+        <w:t xml:space="preserve"> </w:t>
+      </w:r>
+      <w:proofErr w:type="spellStart"/>
+      <w:r>
+        <w:t>OEM's</w:t>
+      </w:r>
+      <w:proofErr w:type="spellEnd"/>
+      <w:r>
+        <w:t xml:space="preserve"> market </w:t>
+      </w:r>
+      <w:proofErr w:type="spellStart"/>
+      <w:r>
+        <w:t>position</w:t>
+      </w:r>
+      <w:proofErr w:type="spellEnd"/>
+      <w:r>
+        <w:t xml:space="preserve"> </w:t>
+      </w:r>
+      <w:proofErr w:type="spellStart"/>
+      <w:r>
+        <w:t>by</w:t>
+      </w:r>
+      <w:proofErr w:type="spellEnd"/>
+      <w:r>
+        <w:t xml:space="preserve"> </w:t>
+      </w:r>
+      <w:proofErr w:type="spellStart"/>
+      <w:r>
+        <w:t>proving</w:t>
+      </w:r>
+      <w:proofErr w:type="spellEnd"/>
+      <w:r>
+        <w:t xml:space="preserve"> </w:t>
+      </w:r>
+      <w:proofErr w:type="spellStart"/>
+      <w:r>
+        <w:t>supply</w:t>
+      </w:r>
+      <w:proofErr w:type="spellEnd"/>
+      <w:r>
+        <w:t xml:space="preserve"> </w:t>
+      </w:r>
+      <w:proofErr w:type="spellStart"/>
+      <w:r>
+        <w:t>chain</w:t>
+      </w:r>
+      <w:proofErr w:type="spellEnd"/>
+      <w:r>
+        <w:t xml:space="preserve"> </w:t>
+      </w:r>
+      <w:proofErr w:type="spellStart"/>
+      <w:r>
+        <w:t>maturity</w:t>
+      </w:r>
+      <w:proofErr w:type="spellEnd"/>
+      <w:r>
+        <w:t xml:space="preserve"> </w:t>
+      </w:r>
+      <w:proofErr w:type="spellStart"/>
+      <w:r>
+        <w:t>under</w:t>
+      </w:r>
+      <w:proofErr w:type="spellEnd"/>
+      <w:r>
+        <w:t xml:space="preserve"> </w:t>
+      </w:r>
+      <w:proofErr w:type="spellStart"/>
+      <w:r>
+        <w:t>customer</w:t>
+      </w:r>
+      <w:proofErr w:type="spellEnd"/>
+      <w:r>
+        <w:t xml:space="preserve"> </w:t>
+      </w:r>
+      <w:proofErr w:type="spellStart"/>
+      <w:r>
+        <w:t>audits</w:t>
+      </w:r>
+      <w:proofErr w:type="spellEnd"/>
+      <w:r>
+        <w:t>.</w:t>
       </w:r>
     </w:p>
     <w:p>
       <w:pPr>
         <w:spacing w:before="80" w:after="80"/>
       </w:pPr>
+      <w:proofErr w:type="spellStart"/>
       <w:r>
         <w:rPr>
           <w:b/>
           <w:bCs/>
         </w:rPr>
-        <w:t>Areas of Use:</w:t>
+        <w:t>Areas</w:t>
+      </w:r>
+      <w:proofErr w:type="spellEnd"/>
+      <w:r>
+        <w:rPr>
+          <w:b/>
+          <w:bCs/>
+        </w:rPr>
+        <w:t xml:space="preserve"> of </w:t>
+      </w:r>
+      <w:proofErr w:type="spellStart"/>
+      <w:r>
+        <w:rPr>
+          <w:b/>
+          <w:bCs/>
+        </w:rPr>
+        <w:t>Use</w:t>
+      </w:r>
+      <w:proofErr w:type="spellEnd"/>
+      <w:r>
+        <w:rPr>
+          <w:b/>
+          <w:bCs/>
+        </w:rPr>
+        <w:t>:</w:t>
       </w:r>
     </w:p>
     <w:p>
@@ -666,8 +4410,45 @@
         </w:numPr>
         <w:spacing w:after="60"/>
       </w:pPr>
-      <w:r>
-        <w:t>Supplier Performance Improvement Projects (PPM, OTD, logistics).</w:t>
+      <w:proofErr w:type="spellStart"/>
+      <w:r>
+        <w:t>Supplier</w:t>
+      </w:r>
+      <w:proofErr w:type="spellEnd"/>
+      <w:r>
+        <w:t xml:space="preserve"> </w:t>
+      </w:r>
+      <w:proofErr w:type="spellStart"/>
+      <w:r>
+        <w:t>Performance</w:t>
+      </w:r>
+      <w:proofErr w:type="spellEnd"/>
+      <w:r>
+        <w:t xml:space="preserve"> </w:t>
+      </w:r>
+      <w:proofErr w:type="spellStart"/>
+      <w:r>
+        <w:t>Improvement</w:t>
+      </w:r>
+      <w:proofErr w:type="spellEnd"/>
+      <w:r>
+        <w:t xml:space="preserve"> </w:t>
+      </w:r>
+      <w:proofErr w:type="spellStart"/>
+      <w:r>
+        <w:t>Projects</w:t>
+      </w:r>
+      <w:proofErr w:type="spellEnd"/>
+      <w:r>
+        <w:t xml:space="preserve"> (PPM, OTD, </w:t>
+      </w:r>
+      <w:proofErr w:type="spellStart"/>
+      <w:r>
+        <w:t>logistics</w:t>
+      </w:r>
+      <w:proofErr w:type="spellEnd"/>
+      <w:r>
+        <w:t>).</w:t>
       </w:r>
     </w:p>
     <w:p>
@@ -680,7 +4461,47 @@
         <w:spacing w:after="60"/>
       </w:pPr>
       <w:r>
-        <w:t>New Supplier Onboarding (Sourcing, PPAP preparation, APQP support).</w:t>
+        <w:t xml:space="preserve">New </w:t>
+      </w:r>
+      <w:proofErr w:type="spellStart"/>
+      <w:r>
+        <w:t>Supplier</w:t>
+      </w:r>
+      <w:proofErr w:type="spellEnd"/>
+      <w:r>
+        <w:t xml:space="preserve"> </w:t>
+      </w:r>
+      <w:proofErr w:type="spellStart"/>
+      <w:r>
+        <w:t>Onboarding</w:t>
+      </w:r>
+      <w:proofErr w:type="spellEnd"/>
+      <w:r>
+        <w:t xml:space="preserve"> (</w:t>
+      </w:r>
+      <w:proofErr w:type="spellStart"/>
+      <w:r>
+        <w:t>Sourcing</w:t>
+      </w:r>
+      <w:proofErr w:type="spellEnd"/>
+      <w:r>
+        <w:t xml:space="preserve">, PPAP </w:t>
+      </w:r>
+      <w:proofErr w:type="spellStart"/>
+      <w:r>
+        <w:t>preparation</w:t>
+      </w:r>
+      <w:proofErr w:type="spellEnd"/>
+      <w:r>
+        <w:t xml:space="preserve">, APQP </w:t>
+      </w:r>
+      <w:proofErr w:type="spellStart"/>
+      <w:r>
+        <w:t>support</w:t>
+      </w:r>
+      <w:proofErr w:type="spellEnd"/>
+      <w:r>
+        <w:t>).</w:t>
       </w:r>
     </w:p>
     <w:p>
@@ -693,7 +4514,55 @@
         <w:spacing w:after="60"/>
       </w:pPr>
       <w:r>
-        <w:t>On-site Technical Development and Capacity Building on Critical Parts or Processes.</w:t>
+        <w:t xml:space="preserve">On-site Technical Development </w:t>
+      </w:r>
+      <w:proofErr w:type="spellStart"/>
+      <w:r>
+        <w:t>and</w:t>
+      </w:r>
+      <w:proofErr w:type="spellEnd"/>
+      <w:r>
+        <w:t xml:space="preserve"> </w:t>
+      </w:r>
+      <w:proofErr w:type="spellStart"/>
+      <w:r>
+        <w:t>Capacity</w:t>
+      </w:r>
+      <w:proofErr w:type="spellEnd"/>
+      <w:r>
+        <w:t xml:space="preserve"> </w:t>
+      </w:r>
+      <w:proofErr w:type="spellStart"/>
+      <w:r>
+        <w:t>Building</w:t>
+      </w:r>
+      <w:proofErr w:type="spellEnd"/>
+      <w:r>
+        <w:t xml:space="preserve"> on Critical </w:t>
+      </w:r>
+      <w:proofErr w:type="spellStart"/>
+      <w:r>
+        <w:t>Parts</w:t>
+      </w:r>
+      <w:proofErr w:type="spellEnd"/>
+      <w:r>
+        <w:t xml:space="preserve"> </w:t>
+      </w:r>
+      <w:proofErr w:type="spellStart"/>
+      <w:r>
+        <w:t>or</w:t>
+      </w:r>
+      <w:proofErr w:type="spellEnd"/>
+      <w:r>
+        <w:t xml:space="preserve"> </w:t>
+      </w:r>
+      <w:proofErr w:type="spellStart"/>
+      <w:r>
+        <w:t>Processes</w:t>
+      </w:r>
+      <w:proofErr w:type="spellEnd"/>
+      <w:r>
+        <w:t>.</w:t>
       </w:r>
     </w:p>
     <w:p>
@@ -705,8 +4574,61 @@
         </w:numPr>
         <w:spacing w:after="60"/>
       </w:pPr>
-      <w:r>
-        <w:t>Coaching and Capability Transfer for Supplier Quality Managers.</w:t>
+      <w:proofErr w:type="spellStart"/>
+      <w:r>
+        <w:t>Coaching</w:t>
+      </w:r>
+      <w:proofErr w:type="spellEnd"/>
+      <w:r>
+        <w:t xml:space="preserve"> </w:t>
+      </w:r>
+      <w:proofErr w:type="spellStart"/>
+      <w:r>
+        <w:t>and</w:t>
+      </w:r>
+      <w:proofErr w:type="spellEnd"/>
+      <w:r>
+        <w:t xml:space="preserve"> </w:t>
+      </w:r>
+      <w:proofErr w:type="spellStart"/>
+      <w:r>
+        <w:t>Capability</w:t>
+      </w:r>
+      <w:proofErr w:type="spellEnd"/>
+      <w:r>
+        <w:t xml:space="preserve"> Transfer </w:t>
+      </w:r>
+      <w:proofErr w:type="spellStart"/>
+      <w:r>
+        <w:t>for</w:t>
+      </w:r>
+      <w:proofErr w:type="spellEnd"/>
+      <w:r>
+        <w:t xml:space="preserve"> </w:t>
+      </w:r>
+      <w:proofErr w:type="spellStart"/>
+      <w:r>
+        <w:t>Supplier</w:t>
+      </w:r>
+      <w:proofErr w:type="spellEnd"/>
+      <w:r>
+        <w:t xml:space="preserve"> </w:t>
+      </w:r>
+      <w:proofErr w:type="spellStart"/>
+      <w:r>
+        <w:t>Quality</w:t>
+      </w:r>
+      <w:proofErr w:type="spellEnd"/>
+      <w:r>
+        <w:t xml:space="preserve"> </w:t>
+      </w:r>
+      <w:proofErr w:type="spellStart"/>
+      <w:r>
+        <w:t>Managers</w:t>
+      </w:r>
+      <w:proofErr w:type="spellEnd"/>
+      <w:r>
+        <w:t>.</w:t>
       </w:r>
     </w:p>
     <w:p/>
@@ -714,9 +4636,27 @@
       <w:pPr>
         <w:pStyle w:val="Balk2"/>
       </w:pPr>
-      <w:r>
-        <w:t>Deutsch: Strategisches Lieferantenentwicklungs-Ökosystem</w:t>
-      </w:r>
+      <w:proofErr w:type="spellStart"/>
+      <w:r>
+        <w:t>Deutsch</w:t>
+      </w:r>
+      <w:proofErr w:type="spellEnd"/>
+      <w:r>
+        <w:t xml:space="preserve">: </w:t>
+      </w:r>
+      <w:proofErr w:type="spellStart"/>
+      <w:r>
+        <w:t>Strategisches</w:t>
+      </w:r>
+      <w:proofErr w:type="spellEnd"/>
+      <w:r>
+        <w:t xml:space="preserve"> </w:t>
+      </w:r>
+      <w:proofErr w:type="spellStart"/>
+      <w:r>
+        <w:t>Lieferantenentwicklungs-Ökosystem</w:t>
+      </w:r>
+      <w:proofErr w:type="spellEnd"/>
     </w:p>
     <w:p>
       <w:pPr>
@@ -727,41 +4667,674 @@
           <w:b/>
           <w:bCs/>
         </w:rPr>
+        <w:lastRenderedPageBreak/>
         <w:t xml:space="preserve">Definition: </w:t>
       </w:r>
-      <w:r>
-        <w:t xml:space="preserve">Ein kombiniertes Vor-Ort- und Backoffice-Programm, das Lieferanten von überwachten Kostenpositionen zu Partnern transformiert, die die technische Sprache des OEMs sprechen und zu </w:t>
-      </w:r>
-      <w:r>
-        <w:lastRenderedPageBreak/>
-        <w:t>gemeinsamen Zielen beitragen. Das Programm greift in die eigenen Prozesse des Lieferanten ein, erstellt eine produkt- und prozessspezifische Entwicklungsroadmap und verfolgt deren Umsetzung bis zum Abschluss.</w:t>
+      <w:proofErr w:type="spellStart"/>
+      <w:r>
+        <w:t>Ein</w:t>
+      </w:r>
+      <w:proofErr w:type="spellEnd"/>
+      <w:r>
+        <w:t xml:space="preserve"> </w:t>
+      </w:r>
+      <w:proofErr w:type="spellStart"/>
+      <w:r>
+        <w:t>kombiniertes</w:t>
+      </w:r>
+      <w:proofErr w:type="spellEnd"/>
+      <w:r>
+        <w:t xml:space="preserve"> </w:t>
+      </w:r>
+      <w:proofErr w:type="spellStart"/>
+      <w:r>
+        <w:t>Vor-Ort</w:t>
+      </w:r>
+      <w:proofErr w:type="spellEnd"/>
+      <w:r>
+        <w:t xml:space="preserve">- </w:t>
+      </w:r>
+      <w:proofErr w:type="spellStart"/>
+      <w:r>
+        <w:t>und</w:t>
+      </w:r>
+      <w:proofErr w:type="spellEnd"/>
+      <w:r>
+        <w:t xml:space="preserve"> </w:t>
+      </w:r>
+      <w:proofErr w:type="spellStart"/>
+      <w:r>
+        <w:t>Backoffice-Programm</w:t>
+      </w:r>
+      <w:proofErr w:type="spellEnd"/>
+      <w:r>
+        <w:t xml:space="preserve">, </w:t>
+      </w:r>
+      <w:proofErr w:type="spellStart"/>
+      <w:r>
+        <w:t>das</w:t>
+      </w:r>
+      <w:proofErr w:type="spellEnd"/>
+      <w:r>
+        <w:t xml:space="preserve"> </w:t>
+      </w:r>
+      <w:proofErr w:type="spellStart"/>
+      <w:r>
+        <w:t>Lieferanten</w:t>
+      </w:r>
+      <w:proofErr w:type="spellEnd"/>
+      <w:r>
+        <w:t xml:space="preserve"> </w:t>
+      </w:r>
+      <w:proofErr w:type="spellStart"/>
+      <w:r>
+        <w:t>von</w:t>
+      </w:r>
+      <w:proofErr w:type="spellEnd"/>
+      <w:r>
+        <w:t xml:space="preserve"> </w:t>
+      </w:r>
+      <w:proofErr w:type="spellStart"/>
+      <w:r>
+        <w:t>überwachten</w:t>
+      </w:r>
+      <w:proofErr w:type="spellEnd"/>
+      <w:r>
+        <w:t xml:space="preserve"> </w:t>
+      </w:r>
+      <w:proofErr w:type="spellStart"/>
+      <w:r>
+        <w:t>Kostenpositionen</w:t>
+      </w:r>
+      <w:proofErr w:type="spellEnd"/>
+      <w:r>
+        <w:t xml:space="preserve"> </w:t>
+      </w:r>
+      <w:proofErr w:type="spellStart"/>
+      <w:r>
+        <w:t>zu</w:t>
+      </w:r>
+      <w:proofErr w:type="spellEnd"/>
+      <w:r>
+        <w:t xml:space="preserve"> </w:t>
+      </w:r>
+      <w:proofErr w:type="spellStart"/>
+      <w:r>
+        <w:t>Partnern</w:t>
+      </w:r>
+      <w:proofErr w:type="spellEnd"/>
+      <w:r>
+        <w:t xml:space="preserve"> </w:t>
+      </w:r>
+      <w:proofErr w:type="spellStart"/>
+      <w:r>
+        <w:t>transformiert</w:t>
+      </w:r>
+      <w:proofErr w:type="spellEnd"/>
+      <w:r>
+        <w:t xml:space="preserve">, </w:t>
+      </w:r>
+      <w:proofErr w:type="spellStart"/>
+      <w:r>
+        <w:t>die</w:t>
+      </w:r>
+      <w:proofErr w:type="spellEnd"/>
+      <w:r>
+        <w:t xml:space="preserve"> </w:t>
+      </w:r>
+      <w:proofErr w:type="spellStart"/>
+      <w:r>
+        <w:t>die</w:t>
+      </w:r>
+      <w:proofErr w:type="spellEnd"/>
+      <w:r>
+        <w:t xml:space="preserve"> </w:t>
+      </w:r>
+      <w:proofErr w:type="spellStart"/>
+      <w:r>
+        <w:t>technische</w:t>
+      </w:r>
+      <w:proofErr w:type="spellEnd"/>
+      <w:r>
+        <w:t xml:space="preserve"> </w:t>
+      </w:r>
+      <w:proofErr w:type="spellStart"/>
+      <w:r>
+        <w:t>Sprache</w:t>
+      </w:r>
+      <w:proofErr w:type="spellEnd"/>
+      <w:r>
+        <w:t xml:space="preserve"> </w:t>
+      </w:r>
+      <w:proofErr w:type="spellStart"/>
+      <w:r>
+        <w:t>des</w:t>
+      </w:r>
+      <w:proofErr w:type="spellEnd"/>
+      <w:r>
+        <w:t xml:space="preserve"> </w:t>
+      </w:r>
+      <w:proofErr w:type="spellStart"/>
+      <w:r>
+        <w:t>OEMs</w:t>
+      </w:r>
+      <w:proofErr w:type="spellEnd"/>
+      <w:r>
+        <w:t xml:space="preserve"> </w:t>
+      </w:r>
+      <w:proofErr w:type="spellStart"/>
+      <w:r>
+        <w:t>sprechen</w:t>
+      </w:r>
+      <w:proofErr w:type="spellEnd"/>
+      <w:r>
+        <w:t xml:space="preserve"> </w:t>
+      </w:r>
+      <w:proofErr w:type="spellStart"/>
+      <w:r>
+        <w:t>und</w:t>
+      </w:r>
+      <w:proofErr w:type="spellEnd"/>
+      <w:r>
+        <w:t xml:space="preserve"> </w:t>
+      </w:r>
+      <w:proofErr w:type="spellStart"/>
+      <w:r>
+        <w:t>zu</w:t>
+      </w:r>
+      <w:proofErr w:type="spellEnd"/>
+      <w:r>
+        <w:t xml:space="preserve"> </w:t>
+      </w:r>
+      <w:proofErr w:type="spellStart"/>
+      <w:r>
+        <w:t>gemeinsamen</w:t>
+      </w:r>
+      <w:proofErr w:type="spellEnd"/>
+      <w:r>
+        <w:t xml:space="preserve"> </w:t>
+      </w:r>
+      <w:proofErr w:type="spellStart"/>
+      <w:r>
+        <w:t>Zielen</w:t>
+      </w:r>
+      <w:proofErr w:type="spellEnd"/>
+      <w:r>
+        <w:t xml:space="preserve"> </w:t>
+      </w:r>
+      <w:proofErr w:type="spellStart"/>
+      <w:r>
+        <w:t>beitragen</w:t>
+      </w:r>
+      <w:proofErr w:type="spellEnd"/>
+      <w:r>
+        <w:t xml:space="preserve">. </w:t>
+      </w:r>
+      <w:proofErr w:type="spellStart"/>
+      <w:r>
+        <w:t>Das</w:t>
+      </w:r>
+      <w:proofErr w:type="spellEnd"/>
+      <w:r>
+        <w:t xml:space="preserve"> </w:t>
+      </w:r>
+      <w:proofErr w:type="spellStart"/>
+      <w:r>
+        <w:t>Programm</w:t>
+      </w:r>
+      <w:proofErr w:type="spellEnd"/>
+      <w:r>
+        <w:t xml:space="preserve"> </w:t>
+      </w:r>
+      <w:proofErr w:type="spellStart"/>
+      <w:r>
+        <w:t>greift</w:t>
+      </w:r>
+      <w:proofErr w:type="spellEnd"/>
+      <w:r>
+        <w:t xml:space="preserve"> in </w:t>
+      </w:r>
+      <w:proofErr w:type="spellStart"/>
+      <w:r>
+        <w:t>die</w:t>
+      </w:r>
+      <w:proofErr w:type="spellEnd"/>
+      <w:r>
+        <w:t xml:space="preserve"> </w:t>
+      </w:r>
+      <w:proofErr w:type="spellStart"/>
+      <w:r>
+        <w:t>eigenen</w:t>
+      </w:r>
+      <w:proofErr w:type="spellEnd"/>
+      <w:r>
+        <w:t xml:space="preserve"> </w:t>
+      </w:r>
+      <w:proofErr w:type="spellStart"/>
+      <w:r>
+        <w:t>Prozesse</w:t>
+      </w:r>
+      <w:proofErr w:type="spellEnd"/>
+      <w:r>
+        <w:t xml:space="preserve"> </w:t>
+      </w:r>
+      <w:proofErr w:type="spellStart"/>
+      <w:r>
+        <w:t>des</w:t>
+      </w:r>
+      <w:proofErr w:type="spellEnd"/>
+      <w:r>
+        <w:t xml:space="preserve"> </w:t>
+      </w:r>
+      <w:proofErr w:type="spellStart"/>
+      <w:r>
+        <w:t>Lieferanten</w:t>
+      </w:r>
+      <w:proofErr w:type="spellEnd"/>
+      <w:r>
+        <w:t xml:space="preserve"> </w:t>
+      </w:r>
+      <w:proofErr w:type="spellStart"/>
+      <w:r>
+        <w:t>ein</w:t>
+      </w:r>
+      <w:proofErr w:type="spellEnd"/>
+      <w:r>
+        <w:t xml:space="preserve">, </w:t>
+      </w:r>
+      <w:proofErr w:type="spellStart"/>
+      <w:r>
+        <w:t>erstellt</w:t>
+      </w:r>
+      <w:proofErr w:type="spellEnd"/>
+      <w:r>
+        <w:t xml:space="preserve"> </w:t>
+      </w:r>
+      <w:proofErr w:type="spellStart"/>
+      <w:r>
+        <w:t>eine</w:t>
+      </w:r>
+      <w:proofErr w:type="spellEnd"/>
+      <w:r>
+        <w:t xml:space="preserve"> </w:t>
+      </w:r>
+      <w:proofErr w:type="spellStart"/>
+      <w:r>
+        <w:t>produkt</w:t>
+      </w:r>
+      <w:proofErr w:type="spellEnd"/>
+      <w:r>
+        <w:t xml:space="preserve">- </w:t>
+      </w:r>
+      <w:proofErr w:type="spellStart"/>
+      <w:r>
+        <w:t>und</w:t>
+      </w:r>
+      <w:proofErr w:type="spellEnd"/>
+      <w:r>
+        <w:t xml:space="preserve"> </w:t>
+      </w:r>
+      <w:proofErr w:type="spellStart"/>
+      <w:r>
+        <w:t>prozessspezifische</w:t>
+      </w:r>
+      <w:proofErr w:type="spellEnd"/>
+      <w:r>
+        <w:t xml:space="preserve"> </w:t>
+      </w:r>
+      <w:proofErr w:type="spellStart"/>
+      <w:r>
+        <w:t>Entwicklungsroadmap</w:t>
+      </w:r>
+      <w:proofErr w:type="spellEnd"/>
+      <w:r>
+        <w:t xml:space="preserve"> </w:t>
+      </w:r>
+      <w:proofErr w:type="spellStart"/>
+      <w:r>
+        <w:t>und</w:t>
+      </w:r>
+      <w:proofErr w:type="spellEnd"/>
+      <w:r>
+        <w:t xml:space="preserve"> </w:t>
+      </w:r>
+      <w:proofErr w:type="spellStart"/>
+      <w:r>
+        <w:t>verfolgt</w:t>
+      </w:r>
+      <w:proofErr w:type="spellEnd"/>
+      <w:r>
+        <w:t xml:space="preserve"> deren </w:t>
+      </w:r>
+      <w:proofErr w:type="spellStart"/>
+      <w:r>
+        <w:t>Umsetzung</w:t>
+      </w:r>
+      <w:proofErr w:type="spellEnd"/>
+      <w:r>
+        <w:t xml:space="preserve"> </w:t>
+      </w:r>
+      <w:proofErr w:type="spellStart"/>
+      <w:r>
+        <w:t>bis</w:t>
+      </w:r>
+      <w:proofErr w:type="spellEnd"/>
+      <w:r>
+        <w:t xml:space="preserve"> zum </w:t>
+      </w:r>
+      <w:proofErr w:type="spellStart"/>
+      <w:r>
+        <w:t>Abschluss</w:t>
+      </w:r>
+      <w:proofErr w:type="spellEnd"/>
+      <w:r>
+        <w:t>.</w:t>
       </w:r>
     </w:p>
     <w:p>
       <w:pPr>
         <w:spacing w:after="120"/>
       </w:pPr>
+      <w:proofErr w:type="spellStart"/>
       <w:r>
         <w:rPr>
           <w:b/>
           <w:bCs/>
         </w:rPr>
-        <w:t xml:space="preserve">Strategischer Vorteil: </w:t>
-      </w:r>
-      <w:r>
-        <w:t>Löst lieferantenbezogene Qualitätsprobleme (Wareneingangs-Ausschuss, Linienstillstände, Kundenrückrufe) an der Quelle. Erkennt Kapazitäts- und Qualitätsrisiken in kritischen Teilen oder Prozessen frühzeitig, verhindert Krisen, bevor sie entstehen, und stärkt die Marktposition des OEMs durch den Nachweis der Lieferkettenreife in Kundenaudits.</w:t>
-      </w:r>
-    </w:p>
-    <w:p>
-      <w:pPr>
-        <w:spacing w:before="80" w:after="80"/>
-      </w:pPr>
+        <w:t>Strategischer</w:t>
+      </w:r>
+      <w:proofErr w:type="spellEnd"/>
       <w:r>
         <w:rPr>
           <w:b/>
           <w:bCs/>
         </w:rPr>
-        <w:t>Anwendungsbereiche:</w:t>
+        <w:t xml:space="preserve"> </w:t>
+      </w:r>
+      <w:proofErr w:type="spellStart"/>
+      <w:r>
+        <w:rPr>
+          <w:b/>
+          <w:bCs/>
+        </w:rPr>
+        <w:t>Vorteil</w:t>
+      </w:r>
+      <w:proofErr w:type="spellEnd"/>
+      <w:r>
+        <w:rPr>
+          <w:b/>
+          <w:bCs/>
+        </w:rPr>
+        <w:t xml:space="preserve">: </w:t>
+      </w:r>
+      <w:proofErr w:type="spellStart"/>
+      <w:r>
+        <w:t>Löst</w:t>
+      </w:r>
+      <w:proofErr w:type="spellEnd"/>
+      <w:r>
+        <w:t xml:space="preserve"> </w:t>
+      </w:r>
+      <w:proofErr w:type="spellStart"/>
+      <w:r>
+        <w:t>lieferantenbezogene</w:t>
+      </w:r>
+      <w:proofErr w:type="spellEnd"/>
+      <w:r>
+        <w:t xml:space="preserve"> </w:t>
+      </w:r>
+      <w:proofErr w:type="spellStart"/>
+      <w:r>
+        <w:t>Qualitätsprobleme</w:t>
+      </w:r>
+      <w:proofErr w:type="spellEnd"/>
+      <w:r>
+        <w:t xml:space="preserve"> (</w:t>
+      </w:r>
+      <w:proofErr w:type="spellStart"/>
+      <w:r>
+        <w:t>Wareneingangs-Ausschuss</w:t>
+      </w:r>
+      <w:proofErr w:type="spellEnd"/>
+      <w:r>
+        <w:t xml:space="preserve">, </w:t>
+      </w:r>
+      <w:proofErr w:type="spellStart"/>
+      <w:r>
+        <w:t>Linienstillstände</w:t>
+      </w:r>
+      <w:proofErr w:type="spellEnd"/>
+      <w:r>
+        <w:t xml:space="preserve">, </w:t>
+      </w:r>
+      <w:proofErr w:type="spellStart"/>
+      <w:r>
+        <w:t>Kundenrückrufe</w:t>
+      </w:r>
+      <w:proofErr w:type="spellEnd"/>
+      <w:r>
+        <w:t xml:space="preserve">) an der </w:t>
+      </w:r>
+      <w:proofErr w:type="spellStart"/>
+      <w:r>
+        <w:t>Quelle</w:t>
+      </w:r>
+      <w:proofErr w:type="spellEnd"/>
+      <w:r>
+        <w:t xml:space="preserve">. </w:t>
+      </w:r>
+      <w:proofErr w:type="spellStart"/>
+      <w:r>
+        <w:t>Erkennt</w:t>
+      </w:r>
+      <w:proofErr w:type="spellEnd"/>
+      <w:r>
+        <w:t xml:space="preserve"> </w:t>
+      </w:r>
+      <w:proofErr w:type="spellStart"/>
+      <w:r>
+        <w:t>Kapazitäts</w:t>
+      </w:r>
+      <w:proofErr w:type="spellEnd"/>
+      <w:r>
+        <w:t xml:space="preserve">- </w:t>
+      </w:r>
+      <w:proofErr w:type="spellStart"/>
+      <w:r>
+        <w:t>und</w:t>
+      </w:r>
+      <w:proofErr w:type="spellEnd"/>
+      <w:r>
+        <w:t xml:space="preserve"> </w:t>
+      </w:r>
+      <w:proofErr w:type="spellStart"/>
+      <w:r>
+        <w:t>Qualitätsrisiken</w:t>
+      </w:r>
+      <w:proofErr w:type="spellEnd"/>
+      <w:r>
+        <w:t xml:space="preserve"> in </w:t>
+      </w:r>
+      <w:proofErr w:type="spellStart"/>
+      <w:r>
+        <w:t>kritischen</w:t>
+      </w:r>
+      <w:proofErr w:type="spellEnd"/>
+      <w:r>
+        <w:t xml:space="preserve"> </w:t>
+      </w:r>
+      <w:proofErr w:type="spellStart"/>
+      <w:r>
+        <w:t>Teilen</w:t>
+      </w:r>
+      <w:proofErr w:type="spellEnd"/>
+      <w:r>
+        <w:t xml:space="preserve"> </w:t>
+      </w:r>
+      <w:proofErr w:type="spellStart"/>
+      <w:r>
+        <w:t>oder</w:t>
+      </w:r>
+      <w:proofErr w:type="spellEnd"/>
+      <w:r>
+        <w:t xml:space="preserve"> </w:t>
+      </w:r>
+      <w:proofErr w:type="spellStart"/>
+      <w:r>
+        <w:t>Prozessen</w:t>
+      </w:r>
+      <w:proofErr w:type="spellEnd"/>
+      <w:r>
+        <w:t xml:space="preserve"> </w:t>
+      </w:r>
+      <w:proofErr w:type="spellStart"/>
+      <w:r>
+        <w:t>frühzeitig</w:t>
+      </w:r>
+      <w:proofErr w:type="spellEnd"/>
+      <w:r>
+        <w:t xml:space="preserve">, </w:t>
+      </w:r>
+      <w:proofErr w:type="spellStart"/>
+      <w:r>
+        <w:t>verhindert</w:t>
+      </w:r>
+      <w:proofErr w:type="spellEnd"/>
+      <w:r>
+        <w:t xml:space="preserve"> </w:t>
+      </w:r>
+      <w:proofErr w:type="spellStart"/>
+      <w:r>
+        <w:t>Krisen</w:t>
+      </w:r>
+      <w:proofErr w:type="spellEnd"/>
+      <w:r>
+        <w:t xml:space="preserve">, </w:t>
+      </w:r>
+      <w:proofErr w:type="spellStart"/>
+      <w:r>
+        <w:t>bevor</w:t>
+      </w:r>
+      <w:proofErr w:type="spellEnd"/>
+      <w:r>
+        <w:t xml:space="preserve"> </w:t>
+      </w:r>
+      <w:proofErr w:type="spellStart"/>
+      <w:r>
+        <w:t>sie</w:t>
+      </w:r>
+      <w:proofErr w:type="spellEnd"/>
+      <w:r>
+        <w:t xml:space="preserve"> </w:t>
+      </w:r>
+      <w:proofErr w:type="spellStart"/>
+      <w:r>
+        <w:t>entstehen</w:t>
+      </w:r>
+      <w:proofErr w:type="spellEnd"/>
+      <w:r>
+        <w:t xml:space="preserve">, </w:t>
+      </w:r>
+      <w:proofErr w:type="spellStart"/>
+      <w:r>
+        <w:t>und</w:t>
+      </w:r>
+      <w:proofErr w:type="spellEnd"/>
+      <w:r>
+        <w:t xml:space="preserve"> </w:t>
+      </w:r>
+      <w:proofErr w:type="spellStart"/>
+      <w:r>
+        <w:t>stärkt</w:t>
+      </w:r>
+      <w:proofErr w:type="spellEnd"/>
+      <w:r>
+        <w:t xml:space="preserve"> </w:t>
+      </w:r>
+      <w:proofErr w:type="spellStart"/>
+      <w:r>
+        <w:t>die</w:t>
+      </w:r>
+      <w:proofErr w:type="spellEnd"/>
+      <w:r>
+        <w:t xml:space="preserve"> </w:t>
+      </w:r>
+      <w:proofErr w:type="spellStart"/>
+      <w:r>
+        <w:t>Marktposition</w:t>
+      </w:r>
+      <w:proofErr w:type="spellEnd"/>
+      <w:r>
+        <w:t xml:space="preserve"> </w:t>
+      </w:r>
+      <w:proofErr w:type="spellStart"/>
+      <w:r>
+        <w:t>des</w:t>
+      </w:r>
+      <w:proofErr w:type="spellEnd"/>
+      <w:r>
+        <w:t xml:space="preserve"> </w:t>
+      </w:r>
+      <w:proofErr w:type="spellStart"/>
+      <w:r>
+        <w:t>OEMs</w:t>
+      </w:r>
+      <w:proofErr w:type="spellEnd"/>
+      <w:r>
+        <w:t xml:space="preserve"> </w:t>
+      </w:r>
+      <w:proofErr w:type="spellStart"/>
+      <w:r>
+        <w:t>durch</w:t>
+      </w:r>
+      <w:proofErr w:type="spellEnd"/>
+      <w:r>
+        <w:t xml:space="preserve"> den </w:t>
+      </w:r>
+      <w:proofErr w:type="spellStart"/>
+      <w:r>
+        <w:t>Nachweis</w:t>
+      </w:r>
+      <w:proofErr w:type="spellEnd"/>
+      <w:r>
+        <w:t xml:space="preserve"> der </w:t>
+      </w:r>
+      <w:proofErr w:type="spellStart"/>
+      <w:r>
+        <w:t>Lieferkettenreife</w:t>
+      </w:r>
+      <w:proofErr w:type="spellEnd"/>
+      <w:r>
+        <w:t xml:space="preserve"> in </w:t>
+      </w:r>
+      <w:proofErr w:type="spellStart"/>
+      <w:r>
+        <w:t>Kundenaudits</w:t>
+      </w:r>
+      <w:proofErr w:type="spellEnd"/>
+      <w:r>
+        <w:t>.</w:t>
+      </w:r>
+    </w:p>
+    <w:p>
+      <w:pPr>
+        <w:spacing w:before="80" w:after="80"/>
+      </w:pPr>
+      <w:proofErr w:type="spellStart"/>
+      <w:r>
+        <w:rPr>
+          <w:b/>
+          <w:bCs/>
+        </w:rPr>
+        <w:t>Anwendungsbereiche</w:t>
+      </w:r>
+      <w:proofErr w:type="spellEnd"/>
+      <w:r>
+        <w:rPr>
+          <w:b/>
+          <w:bCs/>
+        </w:rPr>
+        <w:t>:</w:t>
       </w:r>
     </w:p>
     <w:p>
@@ -773,8 +5346,37 @@
         </w:numPr>
         <w:spacing w:after="60"/>
       </w:pPr>
-      <w:r>
-        <w:t>Projekte zur Lieferantenleistungssteigerung (PPM, OTD, Logistik).</w:t>
+      <w:proofErr w:type="spellStart"/>
+      <w:r>
+        <w:t>Projekte</w:t>
+      </w:r>
+      <w:proofErr w:type="spellEnd"/>
+      <w:r>
+        <w:t xml:space="preserve"> </w:t>
+      </w:r>
+      <w:proofErr w:type="spellStart"/>
+      <w:r>
+        <w:t>zur</w:t>
+      </w:r>
+      <w:proofErr w:type="spellEnd"/>
+      <w:r>
+        <w:t xml:space="preserve"> </w:t>
+      </w:r>
+      <w:proofErr w:type="spellStart"/>
+      <w:r>
+        <w:t>Lieferantenleistungssteigerung</w:t>
+      </w:r>
+      <w:proofErr w:type="spellEnd"/>
+      <w:r>
+        <w:t xml:space="preserve"> (PPM, OTD, </w:t>
+      </w:r>
+      <w:proofErr w:type="spellStart"/>
+      <w:r>
+        <w:t>Logistik</w:t>
+      </w:r>
+      <w:proofErr w:type="spellEnd"/>
+      <w:r>
+        <w:t>).</w:t>
       </w:r>
     </w:p>
     <w:p>
@@ -786,8 +5388,53 @@
         </w:numPr>
         <w:spacing w:after="60"/>
       </w:pPr>
-      <w:r>
-        <w:t>Onboarding neuer Lieferanten (Sourcing, PPAP-Vorbereitung, APQP-Unterstützung).</w:t>
+      <w:proofErr w:type="spellStart"/>
+      <w:r>
+        <w:t>Onboarding</w:t>
+      </w:r>
+      <w:proofErr w:type="spellEnd"/>
+      <w:r>
+        <w:t xml:space="preserve"> </w:t>
+      </w:r>
+      <w:proofErr w:type="spellStart"/>
+      <w:r>
+        <w:t>neuer</w:t>
+      </w:r>
+      <w:proofErr w:type="spellEnd"/>
+      <w:r>
+        <w:t xml:space="preserve"> </w:t>
+      </w:r>
+      <w:proofErr w:type="spellStart"/>
+      <w:r>
+        <w:t>Lieferanten</w:t>
+      </w:r>
+      <w:proofErr w:type="spellEnd"/>
+      <w:r>
+        <w:t xml:space="preserve"> (</w:t>
+      </w:r>
+      <w:proofErr w:type="spellStart"/>
+      <w:r>
+        <w:t>Sourcing</w:t>
+      </w:r>
+      <w:proofErr w:type="spellEnd"/>
+      <w:r>
+        <w:t>, PPAP-</w:t>
+      </w:r>
+      <w:proofErr w:type="spellStart"/>
+      <w:r>
+        <w:t>Vorbereitung</w:t>
+      </w:r>
+      <w:proofErr w:type="spellEnd"/>
+      <w:r>
+        <w:t>, APQP-</w:t>
+      </w:r>
+      <w:proofErr w:type="spellStart"/>
+      <w:r>
+        <w:t>Unterstützung</w:t>
+      </w:r>
+      <w:proofErr w:type="spellEnd"/>
+      <w:r>
+        <w:t>).</w:t>
       </w:r>
     </w:p>
     <w:p>
@@ -799,8 +5446,93 @@
         </w:numPr>
         <w:spacing w:after="60"/>
       </w:pPr>
-      <w:r>
-        <w:t>Technische Entwicklung vor Ort und Kapazitätsaufbau für kritische Teile oder Prozesse.</w:t>
+      <w:proofErr w:type="spellStart"/>
+      <w:r>
+        <w:t>Technische</w:t>
+      </w:r>
+      <w:proofErr w:type="spellEnd"/>
+      <w:r>
+        <w:t xml:space="preserve"> </w:t>
+      </w:r>
+      <w:proofErr w:type="spellStart"/>
+      <w:r>
+        <w:t>Entwicklung</w:t>
+      </w:r>
+      <w:proofErr w:type="spellEnd"/>
+      <w:r>
+        <w:t xml:space="preserve"> </w:t>
+      </w:r>
+      <w:proofErr w:type="spellStart"/>
+      <w:r>
+        <w:t>vor</w:t>
+      </w:r>
+      <w:proofErr w:type="spellEnd"/>
+      <w:r>
+        <w:t xml:space="preserve"> </w:t>
+      </w:r>
+      <w:proofErr w:type="spellStart"/>
+      <w:r>
+        <w:t>Ort</w:t>
+      </w:r>
+      <w:proofErr w:type="spellEnd"/>
+      <w:r>
+        <w:t xml:space="preserve"> </w:t>
+      </w:r>
+      <w:proofErr w:type="spellStart"/>
+      <w:r>
+        <w:t>und</w:t>
+      </w:r>
+      <w:proofErr w:type="spellEnd"/>
+      <w:r>
+        <w:t xml:space="preserve"> </w:t>
+      </w:r>
+      <w:proofErr w:type="spellStart"/>
+      <w:r>
+        <w:t>Kapazitätsaufbau</w:t>
+      </w:r>
+      <w:proofErr w:type="spellEnd"/>
+      <w:r>
+        <w:t xml:space="preserve"> </w:t>
+      </w:r>
+      <w:proofErr w:type="spellStart"/>
+      <w:r>
+        <w:t>für</w:t>
+      </w:r>
+      <w:proofErr w:type="spellEnd"/>
+      <w:r>
+        <w:t xml:space="preserve"> </w:t>
+      </w:r>
+      <w:proofErr w:type="spellStart"/>
+      <w:r>
+        <w:t>kritische</w:t>
+      </w:r>
+      <w:proofErr w:type="spellEnd"/>
+      <w:r>
+        <w:t xml:space="preserve"> </w:t>
+      </w:r>
+      <w:proofErr w:type="spellStart"/>
+      <w:r>
+        <w:t>Teile</w:t>
+      </w:r>
+      <w:proofErr w:type="spellEnd"/>
+      <w:r>
+        <w:t xml:space="preserve"> </w:t>
+      </w:r>
+      <w:proofErr w:type="spellStart"/>
+      <w:r>
+        <w:t>oder</w:t>
+      </w:r>
+      <w:proofErr w:type="spellEnd"/>
+      <w:r>
+        <w:t xml:space="preserve"> </w:t>
+      </w:r>
+      <w:proofErr w:type="spellStart"/>
+      <w:r>
+        <w:t>Prozesse</w:t>
+      </w:r>
+      <w:proofErr w:type="spellEnd"/>
+      <w:r>
+        <w:t>.</w:t>
       </w:r>
     </w:p>
     <w:p>
@@ -812,8 +5544,45 @@
         </w:numPr>
         <w:spacing w:after="60"/>
       </w:pPr>
-      <w:r>
-        <w:t>Coaching und Fähigkeitstransfer für Lieferanten-Qualitätsmanager.</w:t>
+      <w:proofErr w:type="spellStart"/>
+      <w:r>
+        <w:t>Coaching</w:t>
+      </w:r>
+      <w:proofErr w:type="spellEnd"/>
+      <w:r>
+        <w:t xml:space="preserve"> </w:t>
+      </w:r>
+      <w:proofErr w:type="spellStart"/>
+      <w:r>
+        <w:t>und</w:t>
+      </w:r>
+      <w:proofErr w:type="spellEnd"/>
+      <w:r>
+        <w:t xml:space="preserve"> </w:t>
+      </w:r>
+      <w:proofErr w:type="spellStart"/>
+      <w:r>
+        <w:t>Fähigkeitstransfer</w:t>
+      </w:r>
+      <w:proofErr w:type="spellEnd"/>
+      <w:r>
+        <w:t xml:space="preserve"> </w:t>
+      </w:r>
+      <w:proofErr w:type="spellStart"/>
+      <w:r>
+        <w:t>für</w:t>
+      </w:r>
+      <w:proofErr w:type="spellEnd"/>
+      <w:r>
+        <w:t xml:space="preserve"> </w:t>
+      </w:r>
+      <w:proofErr w:type="spellStart"/>
+      <w:r>
+        <w:t>Lieferanten-Qualitätsmanager</w:t>
+      </w:r>
+      <w:proofErr w:type="spellEnd"/>
+      <w:r>
+        <w:t>.</w:t>
       </w:r>
     </w:p>
     <w:p/>
@@ -845,7 +5614,23 @@
         <w:t xml:space="preserve">Tanım: </w:t>
       </w:r>
       <w:r>
-        <w:t>Üst yönetimin stratejik hedeflerini saha gerçekliğine bağlayan, departmanlar arası kopukluğu gideren ve karar mekanizmalarını veri temelli hale getiren yönetim altyapısını kurar. Politika yayılımı (policy deployment), OKR veya BSC çerçeveleri ve görsel yönetim kombinasyonuyla stratejiyi her seviyeye ortak bir dile dönüştürür.</w:t>
+        <w:t>Üst yönetimin stratejik hedeflerini saha gerçekliğine bağlayan, departmanlar arası kopukluğu gideren ve karar mekanizmalarını veri temelli hale getiren yönetim altyapısını kurar. Politika yayılımı (</w:t>
+      </w:r>
+      <w:proofErr w:type="spellStart"/>
+      <w:r>
+        <w:t>policy</w:t>
+      </w:r>
+      <w:proofErr w:type="spellEnd"/>
+      <w:r>
+        <w:t xml:space="preserve"> </w:t>
+      </w:r>
+      <w:proofErr w:type="spellStart"/>
+      <w:r>
+        <w:t>deployment</w:t>
+      </w:r>
+      <w:proofErr w:type="spellEnd"/>
+      <w:r>
+        <w:t>), OKR veya BSC çerçeveleri ve görsel yönetim kombinasyonuyla stratejiyi her seviyeye ortak bir dile dönüştürür.</w:t>
       </w:r>
     </w:p>
     <w:p>
@@ -860,7 +5645,15 @@
         <w:t xml:space="preserve">Stratejik Avantaj: </w:t>
       </w:r>
       <w:r>
-        <w:t>Stratejik plan ile operasyonel uygulama arasındaki boşluğu kapatarak karar alma hızını artırır. Bölüm bazlı KPI seti, üst yönetim dashboard'u ve düzenli gözden geçirme ritmi ile kaynak kullanımını önceliklendirir; "çok hedef, az odak" sorununu aşarak kurumun ivmesini önemli 3-5 hedefte yoğunlaştırır.</w:t>
+        <w:t xml:space="preserve">Stratejik plan ile operasyonel uygulama arasındaki boşluğu kapatarak karar alma hızını artırır. Bölüm bazlı KPI seti, üst yönetim </w:t>
+      </w:r>
+      <w:proofErr w:type="spellStart"/>
+      <w:r>
+        <w:t>dashboard'u</w:t>
+      </w:r>
+      <w:proofErr w:type="spellEnd"/>
+      <w:r>
+        <w:t xml:space="preserve"> ve düzenli gözden geçirme ritmi ile kaynak kullanımını önceliklendirir; "çok hedef, az odak" sorununu aşarak kurumun ivmesini önemli 3-5 hedefte yoğunlaştırır.</w:t>
       </w:r>
     </w:p>
     <w:p>
@@ -885,7 +5678,15 @@
         <w:spacing w:after="60"/>
       </w:pPr>
       <w:r>
-        <w:t>Kurumsal Komuta ve Karar Merkezlerinin Tasarımı (dashboard mimarisi, gözden geçirme rutinleri).</w:t>
+        <w:t>Kurumsal Komuta ve Karar Merkezlerinin Tasarımı (</w:t>
+      </w:r>
+      <w:proofErr w:type="spellStart"/>
+      <w:r>
+        <w:t>dashboard</w:t>
+      </w:r>
+      <w:proofErr w:type="spellEnd"/>
+      <w:r>
+        <w:t xml:space="preserve"> mimarisi, gözden geçirme rutinleri).</w:t>
       </w:r>
     </w:p>
     <w:p>
@@ -898,7 +5699,15 @@
         <w:spacing w:after="60"/>
       </w:pPr>
       <w:r>
-        <w:t>Çapraz Fonksiyonel Hedef Hizalanması (OKR veya BSC deployment).</w:t>
+        <w:t xml:space="preserve">Çapraz Fonksiyonel Hedef Hizalanması (OKR veya BSC </w:t>
+      </w:r>
+      <w:proofErr w:type="spellStart"/>
+      <w:r>
+        <w:t>deployment</w:t>
+      </w:r>
+      <w:proofErr w:type="spellEnd"/>
+      <w:r>
+        <w:t>).</w:t>
       </w:r>
     </w:p>
     <w:p>
@@ -933,8 +5742,37 @@
         <w:pStyle w:val="Balk2"/>
       </w:pPr>
       <w:r>
-        <w:t>English: Strategic Performance Management and Corporate Alignment</w:t>
-      </w:r>
+        <w:t xml:space="preserve">English: Strategic </w:t>
+      </w:r>
+      <w:proofErr w:type="spellStart"/>
+      <w:r>
+        <w:t>Performance</w:t>
+      </w:r>
+      <w:proofErr w:type="spellEnd"/>
+      <w:r>
+        <w:t xml:space="preserve"> Management </w:t>
+      </w:r>
+      <w:proofErr w:type="spellStart"/>
+      <w:r>
+        <w:t>and</w:t>
+      </w:r>
+      <w:proofErr w:type="spellEnd"/>
+      <w:r>
+        <w:t xml:space="preserve"> </w:t>
+      </w:r>
+      <w:proofErr w:type="spellStart"/>
+      <w:r>
+        <w:t>Corporate</w:t>
+      </w:r>
+      <w:proofErr w:type="spellEnd"/>
+      <w:r>
+        <w:t xml:space="preserve"> </w:t>
+      </w:r>
+      <w:proofErr w:type="spellStart"/>
+      <w:r>
+        <w:t>Alignment</w:t>
+      </w:r>
+      <w:proofErr w:type="spellEnd"/>
     </w:p>
     <w:p>
       <w:pPr>
@@ -947,8 +5785,317 @@
         </w:rPr>
         <w:t xml:space="preserve">Definition: </w:t>
       </w:r>
-      <w:r>
-        <w:t>Builds the management infrastructure that connects executive strategic objectives to shop floor reality, eliminates inter-departmental gaps, and makes decision mechanisms data-driven. Combines policy deployment, OKR or BSC frameworks, and visual management to translate strategy into a shared language across every level.</w:t>
+      <w:proofErr w:type="spellStart"/>
+      <w:r>
+        <w:t>Builds</w:t>
+      </w:r>
+      <w:proofErr w:type="spellEnd"/>
+      <w:r>
+        <w:t xml:space="preserve"> </w:t>
+      </w:r>
+      <w:proofErr w:type="spellStart"/>
+      <w:r>
+        <w:t>the</w:t>
+      </w:r>
+      <w:proofErr w:type="spellEnd"/>
+      <w:r>
+        <w:t xml:space="preserve"> </w:t>
+      </w:r>
+      <w:proofErr w:type="spellStart"/>
+      <w:r>
+        <w:t>management</w:t>
+      </w:r>
+      <w:proofErr w:type="spellEnd"/>
+      <w:r>
+        <w:t xml:space="preserve"> </w:t>
+      </w:r>
+      <w:proofErr w:type="spellStart"/>
+      <w:r>
+        <w:t>infrastructure</w:t>
+      </w:r>
+      <w:proofErr w:type="spellEnd"/>
+      <w:r>
+        <w:t xml:space="preserve"> </w:t>
+      </w:r>
+      <w:proofErr w:type="spellStart"/>
+      <w:r>
+        <w:t>that</w:t>
+      </w:r>
+      <w:proofErr w:type="spellEnd"/>
+      <w:r>
+        <w:t xml:space="preserve"> </w:t>
+      </w:r>
+      <w:proofErr w:type="spellStart"/>
+      <w:r>
+        <w:t>connects</w:t>
+      </w:r>
+      <w:proofErr w:type="spellEnd"/>
+      <w:r>
+        <w:t xml:space="preserve"> </w:t>
+      </w:r>
+      <w:proofErr w:type="spellStart"/>
+      <w:r>
+        <w:t>executive</w:t>
+      </w:r>
+      <w:proofErr w:type="spellEnd"/>
+      <w:r>
+        <w:t xml:space="preserve"> </w:t>
+      </w:r>
+      <w:proofErr w:type="spellStart"/>
+      <w:r>
+        <w:t>strategic</w:t>
+      </w:r>
+      <w:proofErr w:type="spellEnd"/>
+      <w:r>
+        <w:t xml:space="preserve"> </w:t>
+      </w:r>
+      <w:proofErr w:type="spellStart"/>
+      <w:r>
+        <w:t>objectives</w:t>
+      </w:r>
+      <w:proofErr w:type="spellEnd"/>
+      <w:r>
+        <w:t xml:space="preserve"> </w:t>
+      </w:r>
+      <w:proofErr w:type="spellStart"/>
+      <w:r>
+        <w:t>to</w:t>
+      </w:r>
+      <w:proofErr w:type="spellEnd"/>
+      <w:r>
+        <w:t xml:space="preserve"> </w:t>
+      </w:r>
+      <w:proofErr w:type="spellStart"/>
+      <w:r>
+        <w:t>shop</w:t>
+      </w:r>
+      <w:proofErr w:type="spellEnd"/>
+      <w:r>
+        <w:t xml:space="preserve"> </w:t>
+      </w:r>
+      <w:proofErr w:type="spellStart"/>
+      <w:r>
+        <w:t>floor</w:t>
+      </w:r>
+      <w:proofErr w:type="spellEnd"/>
+      <w:r>
+        <w:t xml:space="preserve"> </w:t>
+      </w:r>
+      <w:proofErr w:type="spellStart"/>
+      <w:r>
+        <w:t>reality</w:t>
+      </w:r>
+      <w:proofErr w:type="spellEnd"/>
+      <w:r>
+        <w:t xml:space="preserve">, </w:t>
+      </w:r>
+      <w:proofErr w:type="spellStart"/>
+      <w:r>
+        <w:t>eliminates</w:t>
+      </w:r>
+      <w:proofErr w:type="spellEnd"/>
+      <w:r>
+        <w:t xml:space="preserve"> </w:t>
+      </w:r>
+      <w:proofErr w:type="spellStart"/>
+      <w:r>
+        <w:t>inter-departmental</w:t>
+      </w:r>
+      <w:proofErr w:type="spellEnd"/>
+      <w:r>
+        <w:t xml:space="preserve"> </w:t>
+      </w:r>
+      <w:proofErr w:type="spellStart"/>
+      <w:r>
+        <w:t>gaps</w:t>
+      </w:r>
+      <w:proofErr w:type="spellEnd"/>
+      <w:r>
+        <w:t xml:space="preserve">, </w:t>
+      </w:r>
+      <w:proofErr w:type="spellStart"/>
+      <w:r>
+        <w:t>and</w:t>
+      </w:r>
+      <w:proofErr w:type="spellEnd"/>
+      <w:r>
+        <w:t xml:space="preserve"> </w:t>
+      </w:r>
+      <w:proofErr w:type="spellStart"/>
+      <w:r>
+        <w:t>makes</w:t>
+      </w:r>
+      <w:proofErr w:type="spellEnd"/>
+      <w:r>
+        <w:t xml:space="preserve"> </w:t>
+      </w:r>
+      <w:proofErr w:type="spellStart"/>
+      <w:r>
+        <w:t>decision</w:t>
+      </w:r>
+      <w:proofErr w:type="spellEnd"/>
+      <w:r>
+        <w:t xml:space="preserve"> </w:t>
+      </w:r>
+      <w:proofErr w:type="spellStart"/>
+      <w:r>
+        <w:t>mechanisms</w:t>
+      </w:r>
+      <w:proofErr w:type="spellEnd"/>
+      <w:r>
+        <w:t xml:space="preserve"> </w:t>
+      </w:r>
+      <w:proofErr w:type="gramStart"/>
+      <w:r>
+        <w:t>data</w:t>
+      </w:r>
+      <w:proofErr w:type="gramEnd"/>
+      <w:r>
+        <w:t>-</w:t>
+      </w:r>
+      <w:proofErr w:type="spellStart"/>
+      <w:r>
+        <w:t>driven</w:t>
+      </w:r>
+      <w:proofErr w:type="spellEnd"/>
+      <w:r>
+        <w:t xml:space="preserve">. </w:t>
+      </w:r>
+      <w:proofErr w:type="spellStart"/>
+      <w:r>
+        <w:t>Combines</w:t>
+      </w:r>
+      <w:proofErr w:type="spellEnd"/>
+      <w:r>
+        <w:t xml:space="preserve"> </w:t>
+      </w:r>
+      <w:proofErr w:type="spellStart"/>
+      <w:r>
+        <w:t>policy</w:t>
+      </w:r>
+      <w:proofErr w:type="spellEnd"/>
+      <w:r>
+        <w:t xml:space="preserve"> </w:t>
+      </w:r>
+      <w:proofErr w:type="spellStart"/>
+      <w:r>
+        <w:t>deployment</w:t>
+      </w:r>
+      <w:proofErr w:type="spellEnd"/>
+      <w:r>
+        <w:t xml:space="preserve">, OKR </w:t>
+      </w:r>
+      <w:proofErr w:type="spellStart"/>
+      <w:r>
+        <w:t>or</w:t>
+      </w:r>
+      <w:proofErr w:type="spellEnd"/>
+      <w:r>
+        <w:t xml:space="preserve"> BSC </w:t>
+      </w:r>
+      <w:proofErr w:type="spellStart"/>
+      <w:r>
+        <w:t>frameworks</w:t>
+      </w:r>
+      <w:proofErr w:type="spellEnd"/>
+      <w:r>
+        <w:t xml:space="preserve">, </w:t>
+      </w:r>
+      <w:proofErr w:type="spellStart"/>
+      <w:r>
+        <w:t>and</w:t>
+      </w:r>
+      <w:proofErr w:type="spellEnd"/>
+      <w:r>
+        <w:t xml:space="preserve"> </w:t>
+      </w:r>
+      <w:proofErr w:type="spellStart"/>
+      <w:r>
+        <w:t>visual</w:t>
+      </w:r>
+      <w:proofErr w:type="spellEnd"/>
+      <w:r>
+        <w:t xml:space="preserve"> </w:t>
+      </w:r>
+      <w:proofErr w:type="spellStart"/>
+      <w:r>
+        <w:t>management</w:t>
+      </w:r>
+      <w:proofErr w:type="spellEnd"/>
+      <w:r>
+        <w:t xml:space="preserve"> </w:t>
+      </w:r>
+      <w:proofErr w:type="spellStart"/>
+      <w:r>
+        <w:t>to</w:t>
+      </w:r>
+      <w:proofErr w:type="spellEnd"/>
+      <w:r>
+        <w:t xml:space="preserve"> </w:t>
+      </w:r>
+      <w:proofErr w:type="spellStart"/>
+      <w:r>
+        <w:t>translate</w:t>
+      </w:r>
+      <w:proofErr w:type="spellEnd"/>
+      <w:r>
+        <w:t xml:space="preserve"> </w:t>
+      </w:r>
+      <w:proofErr w:type="spellStart"/>
+      <w:r>
+        <w:t>strategy</w:t>
+      </w:r>
+      <w:proofErr w:type="spellEnd"/>
+      <w:r>
+        <w:t xml:space="preserve"> </w:t>
+      </w:r>
+      <w:proofErr w:type="spellStart"/>
+      <w:r>
+        <w:t>into</w:t>
+      </w:r>
+      <w:proofErr w:type="spellEnd"/>
+      <w:r>
+        <w:t xml:space="preserve"> a </w:t>
+      </w:r>
+      <w:proofErr w:type="spellStart"/>
+      <w:r>
+        <w:t>shared</w:t>
+      </w:r>
+      <w:proofErr w:type="spellEnd"/>
+      <w:r>
+        <w:t xml:space="preserve"> </w:t>
+      </w:r>
+      <w:proofErr w:type="spellStart"/>
+      <w:r>
+        <w:t>language</w:t>
+      </w:r>
+      <w:proofErr w:type="spellEnd"/>
+      <w:r>
+        <w:t xml:space="preserve"> </w:t>
+      </w:r>
+      <w:proofErr w:type="spellStart"/>
+      <w:r>
+        <w:t>across</w:t>
+      </w:r>
+      <w:proofErr w:type="spellEnd"/>
+      <w:r>
+        <w:t xml:space="preserve"> </w:t>
+      </w:r>
+      <w:proofErr w:type="spellStart"/>
+      <w:r>
+        <w:t>every</w:t>
+      </w:r>
+      <w:proofErr w:type="spellEnd"/>
+      <w:r>
+        <w:t xml:space="preserve"> </w:t>
+      </w:r>
+      <w:proofErr w:type="spellStart"/>
+      <w:r>
+        <w:t>level</w:t>
+      </w:r>
+      <w:proofErr w:type="spellEnd"/>
+      <w:r>
+        <w:t>.</w:t>
       </w:r>
     </w:p>
     <w:p>
@@ -960,26 +6107,309 @@
           <w:b/>
           <w:bCs/>
         </w:rPr>
+        <w:lastRenderedPageBreak/>
         <w:t xml:space="preserve">Strategic Advantage: </w:t>
       </w:r>
-      <w:r>
-        <w:t xml:space="preserve">Closes the gap between strategic plan and operational execution, accelerating decision-making. Departmental KPI sets, executive dashboards, and a regular review cadence prioritize </w:t>
-      </w:r>
-      <w:r>
-        <w:lastRenderedPageBreak/>
-        <w:t>resource allocation; solves the "too many goals, too little focus" problem by concentrating organizational momentum on 3-5 key objectives.</w:t>
+      <w:proofErr w:type="spellStart"/>
+      <w:r>
+        <w:t>Closes</w:t>
+      </w:r>
+      <w:proofErr w:type="spellEnd"/>
+      <w:r>
+        <w:t xml:space="preserve"> </w:t>
+      </w:r>
+      <w:proofErr w:type="spellStart"/>
+      <w:r>
+        <w:t>the</w:t>
+      </w:r>
+      <w:proofErr w:type="spellEnd"/>
+      <w:r>
+        <w:t xml:space="preserve"> </w:t>
+      </w:r>
+      <w:proofErr w:type="spellStart"/>
+      <w:r>
+        <w:t>gap</w:t>
+      </w:r>
+      <w:proofErr w:type="spellEnd"/>
+      <w:r>
+        <w:t xml:space="preserve"> </w:t>
+      </w:r>
+      <w:proofErr w:type="spellStart"/>
+      <w:r>
+        <w:t>between</w:t>
+      </w:r>
+      <w:proofErr w:type="spellEnd"/>
+      <w:r>
+        <w:t xml:space="preserve"> </w:t>
+      </w:r>
+      <w:proofErr w:type="spellStart"/>
+      <w:r>
+        <w:t>strategic</w:t>
+      </w:r>
+      <w:proofErr w:type="spellEnd"/>
+      <w:r>
+        <w:t xml:space="preserve"> plan </w:t>
+      </w:r>
+      <w:proofErr w:type="spellStart"/>
+      <w:r>
+        <w:t>and</w:t>
+      </w:r>
+      <w:proofErr w:type="spellEnd"/>
+      <w:r>
+        <w:t xml:space="preserve"> </w:t>
+      </w:r>
+      <w:proofErr w:type="spellStart"/>
+      <w:r>
+        <w:t>operational</w:t>
+      </w:r>
+      <w:proofErr w:type="spellEnd"/>
+      <w:r>
+        <w:t xml:space="preserve"> </w:t>
+      </w:r>
+      <w:proofErr w:type="spellStart"/>
+      <w:r>
+        <w:t>execution</w:t>
+      </w:r>
+      <w:proofErr w:type="spellEnd"/>
+      <w:r>
+        <w:t xml:space="preserve">, </w:t>
+      </w:r>
+      <w:proofErr w:type="spellStart"/>
+      <w:r>
+        <w:t>accelerating</w:t>
+      </w:r>
+      <w:proofErr w:type="spellEnd"/>
+      <w:r>
+        <w:t xml:space="preserve"> </w:t>
+      </w:r>
+      <w:proofErr w:type="spellStart"/>
+      <w:r>
+        <w:t>decision-making</w:t>
+      </w:r>
+      <w:proofErr w:type="spellEnd"/>
+      <w:r>
+        <w:t xml:space="preserve">. Departmental KPI </w:t>
+      </w:r>
+      <w:proofErr w:type="spellStart"/>
+      <w:r>
+        <w:t>sets</w:t>
+      </w:r>
+      <w:proofErr w:type="spellEnd"/>
+      <w:r>
+        <w:t xml:space="preserve">, </w:t>
+      </w:r>
+      <w:proofErr w:type="spellStart"/>
+      <w:r>
+        <w:t>executive</w:t>
+      </w:r>
+      <w:proofErr w:type="spellEnd"/>
+      <w:r>
+        <w:t xml:space="preserve"> </w:t>
+      </w:r>
+      <w:proofErr w:type="spellStart"/>
+      <w:r>
+        <w:t>dashboards</w:t>
+      </w:r>
+      <w:proofErr w:type="spellEnd"/>
+      <w:r>
+        <w:t xml:space="preserve">, </w:t>
+      </w:r>
+      <w:proofErr w:type="spellStart"/>
+      <w:r>
+        <w:t>and</w:t>
+      </w:r>
+      <w:proofErr w:type="spellEnd"/>
+      <w:r>
+        <w:t xml:space="preserve"> a </w:t>
+      </w:r>
+      <w:proofErr w:type="spellStart"/>
+      <w:r>
+        <w:t>regular</w:t>
+      </w:r>
+      <w:proofErr w:type="spellEnd"/>
+      <w:r>
+        <w:t xml:space="preserve"> </w:t>
+      </w:r>
+      <w:proofErr w:type="spellStart"/>
+      <w:r>
+        <w:t>review</w:t>
+      </w:r>
+      <w:proofErr w:type="spellEnd"/>
+      <w:r>
+        <w:t xml:space="preserve"> </w:t>
+      </w:r>
+      <w:proofErr w:type="spellStart"/>
+      <w:r>
+        <w:t>cadence</w:t>
+      </w:r>
+      <w:proofErr w:type="spellEnd"/>
+      <w:r>
+        <w:t xml:space="preserve"> </w:t>
+      </w:r>
+      <w:proofErr w:type="spellStart"/>
+      <w:r>
+        <w:t>prioritize</w:t>
+      </w:r>
+      <w:proofErr w:type="spellEnd"/>
+      <w:r>
+        <w:t xml:space="preserve"> </w:t>
+      </w:r>
+      <w:proofErr w:type="spellStart"/>
+      <w:r>
+        <w:t>resource</w:t>
+      </w:r>
+      <w:proofErr w:type="spellEnd"/>
+      <w:r>
+        <w:t xml:space="preserve"> </w:t>
+      </w:r>
+      <w:proofErr w:type="spellStart"/>
+      <w:r>
+        <w:t>allocation</w:t>
+      </w:r>
+      <w:proofErr w:type="spellEnd"/>
+      <w:r>
+        <w:t xml:space="preserve">; </w:t>
+      </w:r>
+      <w:proofErr w:type="spellStart"/>
+      <w:r>
+        <w:t>solves</w:t>
+      </w:r>
+      <w:proofErr w:type="spellEnd"/>
+      <w:r>
+        <w:t xml:space="preserve"> </w:t>
+      </w:r>
+      <w:proofErr w:type="spellStart"/>
+      <w:r>
+        <w:t>the</w:t>
+      </w:r>
+      <w:proofErr w:type="spellEnd"/>
+      <w:r>
+        <w:t xml:space="preserve"> "</w:t>
+      </w:r>
+      <w:proofErr w:type="spellStart"/>
+      <w:r>
+        <w:t>too</w:t>
+      </w:r>
+      <w:proofErr w:type="spellEnd"/>
+      <w:r>
+        <w:t xml:space="preserve"> </w:t>
+      </w:r>
+      <w:proofErr w:type="spellStart"/>
+      <w:r>
+        <w:t>many</w:t>
+      </w:r>
+      <w:proofErr w:type="spellEnd"/>
+      <w:r>
+        <w:t xml:space="preserve"> </w:t>
+      </w:r>
+      <w:proofErr w:type="spellStart"/>
+      <w:r>
+        <w:t>goals</w:t>
+      </w:r>
+      <w:proofErr w:type="spellEnd"/>
+      <w:r>
+        <w:t xml:space="preserve">, </w:t>
+      </w:r>
+      <w:proofErr w:type="spellStart"/>
+      <w:r>
+        <w:t>too</w:t>
+      </w:r>
+      <w:proofErr w:type="spellEnd"/>
+      <w:r>
+        <w:t xml:space="preserve"> </w:t>
+      </w:r>
+      <w:proofErr w:type="spellStart"/>
+      <w:r>
+        <w:t>little</w:t>
+      </w:r>
+      <w:proofErr w:type="spellEnd"/>
+      <w:r>
+        <w:t xml:space="preserve"> </w:t>
+      </w:r>
+      <w:proofErr w:type="spellStart"/>
+      <w:r>
+        <w:t>focus</w:t>
+      </w:r>
+      <w:proofErr w:type="spellEnd"/>
+      <w:r>
+        <w:t xml:space="preserve">" problem </w:t>
+      </w:r>
+      <w:proofErr w:type="spellStart"/>
+      <w:r>
+        <w:t>by</w:t>
+      </w:r>
+      <w:proofErr w:type="spellEnd"/>
+      <w:r>
+        <w:t xml:space="preserve"> </w:t>
+      </w:r>
+      <w:proofErr w:type="spellStart"/>
+      <w:r>
+        <w:t>concentrating</w:t>
+      </w:r>
+      <w:proofErr w:type="spellEnd"/>
+      <w:r>
+        <w:t xml:space="preserve"> </w:t>
+      </w:r>
+      <w:proofErr w:type="spellStart"/>
+      <w:r>
+        <w:t>organizational</w:t>
+      </w:r>
+      <w:proofErr w:type="spellEnd"/>
+      <w:r>
+        <w:t xml:space="preserve"> momentum on 3-5 </w:t>
+      </w:r>
+      <w:proofErr w:type="spellStart"/>
+      <w:r>
+        <w:t>key</w:t>
+      </w:r>
+      <w:proofErr w:type="spellEnd"/>
+      <w:r>
+        <w:t xml:space="preserve"> </w:t>
+      </w:r>
+      <w:proofErr w:type="spellStart"/>
+      <w:r>
+        <w:t>objectives</w:t>
+      </w:r>
+      <w:proofErr w:type="spellEnd"/>
+      <w:r>
+        <w:t>.</w:t>
       </w:r>
     </w:p>
     <w:p>
       <w:pPr>
         <w:spacing w:before="80" w:after="80"/>
       </w:pPr>
+      <w:proofErr w:type="spellStart"/>
       <w:r>
         <w:rPr>
           <w:b/>
           <w:bCs/>
         </w:rPr>
-        <w:t>Areas of Use:</w:t>
+        <w:t>Areas</w:t>
+      </w:r>
+      <w:proofErr w:type="spellEnd"/>
+      <w:r>
+        <w:rPr>
+          <w:b/>
+          <w:bCs/>
+        </w:rPr>
+        <w:t xml:space="preserve"> of </w:t>
+      </w:r>
+      <w:proofErr w:type="spellStart"/>
+      <w:r>
+        <w:rPr>
+          <w:b/>
+          <w:bCs/>
+        </w:rPr>
+        <w:t>Use</w:t>
+      </w:r>
+      <w:proofErr w:type="spellEnd"/>
+      <w:r>
+        <w:rPr>
+          <w:b/>
+          <w:bCs/>
+        </w:rPr>
+        <w:t>:</w:t>
       </w:r>
     </w:p>
     <w:p>
@@ -991,8 +6421,69 @@
         </w:numPr>
         <w:spacing w:after="60"/>
       </w:pPr>
-      <w:r>
-        <w:t>Corporate Command and Decision Center Design (dashboard architecture, review cadence).</w:t>
+      <w:proofErr w:type="spellStart"/>
+      <w:r>
+        <w:t>Corporate</w:t>
+      </w:r>
+      <w:proofErr w:type="spellEnd"/>
+      <w:r>
+        <w:t xml:space="preserve"> </w:t>
+      </w:r>
+      <w:proofErr w:type="spellStart"/>
+      <w:r>
+        <w:t>Command</w:t>
+      </w:r>
+      <w:proofErr w:type="spellEnd"/>
+      <w:r>
+        <w:t xml:space="preserve"> </w:t>
+      </w:r>
+      <w:proofErr w:type="spellStart"/>
+      <w:r>
+        <w:t>and</w:t>
+      </w:r>
+      <w:proofErr w:type="spellEnd"/>
+      <w:r>
+        <w:t xml:space="preserve"> </w:t>
+      </w:r>
+      <w:proofErr w:type="spellStart"/>
+      <w:r>
+        <w:t>Decision</w:t>
+      </w:r>
+      <w:proofErr w:type="spellEnd"/>
+      <w:r>
+        <w:t xml:space="preserve"> Center Design (</w:t>
+      </w:r>
+      <w:proofErr w:type="spellStart"/>
+      <w:r>
+        <w:t>dashboard</w:t>
+      </w:r>
+      <w:proofErr w:type="spellEnd"/>
+      <w:r>
+        <w:t xml:space="preserve"> </w:t>
+      </w:r>
+      <w:proofErr w:type="spellStart"/>
+      <w:r>
+        <w:t>architecture</w:t>
+      </w:r>
+      <w:proofErr w:type="spellEnd"/>
+      <w:r>
+        <w:t xml:space="preserve">, </w:t>
+      </w:r>
+      <w:proofErr w:type="spellStart"/>
+      <w:r>
+        <w:t>review</w:t>
+      </w:r>
+      <w:proofErr w:type="spellEnd"/>
+      <w:r>
+        <w:t xml:space="preserve"> </w:t>
+      </w:r>
+      <w:proofErr w:type="spellStart"/>
+      <w:r>
+        <w:t>cadence</w:t>
+      </w:r>
+      <w:proofErr w:type="spellEnd"/>
+      <w:r>
+        <w:t>).</w:t>
       </w:r>
     </w:p>
     <w:p>
@@ -1005,7 +6496,47 @@
         <w:spacing w:after="60"/>
       </w:pPr>
       <w:r>
-        <w:t>Cross-Functional Goal Alignment (OKR or BSC deployment).</w:t>
+        <w:t>Cross-</w:t>
+      </w:r>
+      <w:proofErr w:type="spellStart"/>
+      <w:r>
+        <w:t>Functional</w:t>
+      </w:r>
+      <w:proofErr w:type="spellEnd"/>
+      <w:r>
+        <w:t xml:space="preserve"> </w:t>
+      </w:r>
+      <w:proofErr w:type="spellStart"/>
+      <w:r>
+        <w:t>Goal</w:t>
+      </w:r>
+      <w:proofErr w:type="spellEnd"/>
+      <w:r>
+        <w:t xml:space="preserve"> </w:t>
+      </w:r>
+      <w:proofErr w:type="spellStart"/>
+      <w:r>
+        <w:t>Alignment</w:t>
+      </w:r>
+      <w:proofErr w:type="spellEnd"/>
+      <w:r>
+        <w:t xml:space="preserve"> (OKR </w:t>
+      </w:r>
+      <w:proofErr w:type="spellStart"/>
+      <w:r>
+        <w:t>or</w:t>
+      </w:r>
+      <w:proofErr w:type="spellEnd"/>
+      <w:r>
+        <w:t xml:space="preserve"> BSC </w:t>
+      </w:r>
+      <w:proofErr w:type="spellStart"/>
+      <w:r>
+        <w:t>deployment</w:t>
+      </w:r>
+      <w:proofErr w:type="spellEnd"/>
+      <w:r>
+        <w:t>).</w:t>
       </w:r>
     </w:p>
     <w:p>
@@ -1018,7 +6549,63 @@
         <w:spacing w:after="60"/>
       </w:pPr>
       <w:r>
-        <w:t>Strategic Transformation Project Governance (new product, site, or technology integrations).</w:t>
+        <w:t xml:space="preserve">Strategic </w:t>
+      </w:r>
+      <w:proofErr w:type="spellStart"/>
+      <w:r>
+        <w:t>Transformation</w:t>
+      </w:r>
+      <w:proofErr w:type="spellEnd"/>
+      <w:r>
+        <w:t xml:space="preserve"> Project </w:t>
+      </w:r>
+      <w:proofErr w:type="spellStart"/>
+      <w:r>
+        <w:t>Governance</w:t>
+      </w:r>
+      <w:proofErr w:type="spellEnd"/>
+      <w:r>
+        <w:t xml:space="preserve"> (</w:t>
+      </w:r>
+      <w:proofErr w:type="spellStart"/>
+      <w:r>
+        <w:t>new</w:t>
+      </w:r>
+      <w:proofErr w:type="spellEnd"/>
+      <w:r>
+        <w:t xml:space="preserve"> </w:t>
+      </w:r>
+      <w:proofErr w:type="spellStart"/>
+      <w:r>
+        <w:t>product</w:t>
+      </w:r>
+      <w:proofErr w:type="spellEnd"/>
+      <w:r>
+        <w:t xml:space="preserve">, site, </w:t>
+      </w:r>
+      <w:proofErr w:type="spellStart"/>
+      <w:r>
+        <w:t>or</w:t>
+      </w:r>
+      <w:proofErr w:type="spellEnd"/>
+      <w:r>
+        <w:t xml:space="preserve"> </w:t>
+      </w:r>
+      <w:proofErr w:type="spellStart"/>
+      <w:r>
+        <w:t>technology</w:t>
+      </w:r>
+      <w:proofErr w:type="spellEnd"/>
+      <w:r>
+        <w:t xml:space="preserve"> </w:t>
+      </w:r>
+      <w:proofErr w:type="spellStart"/>
+      <w:r>
+        <w:t>integrations</w:t>
+      </w:r>
+      <w:proofErr w:type="spellEnd"/>
+      <w:r>
+        <w:t>).</w:t>
       </w:r>
     </w:p>
     <w:p>
@@ -1030,8 +6617,85 @@
         </w:numPr>
         <w:spacing w:after="60"/>
       </w:pPr>
-      <w:r>
-        <w:t>Decision Hygiene and Ritual Design for Executive Teams (weekly, monthly, quarterly).</w:t>
+      <w:proofErr w:type="spellStart"/>
+      <w:r>
+        <w:t>Decision</w:t>
+      </w:r>
+      <w:proofErr w:type="spellEnd"/>
+      <w:r>
+        <w:t xml:space="preserve"> </w:t>
+      </w:r>
+      <w:proofErr w:type="spellStart"/>
+      <w:r>
+        <w:t>Hygiene</w:t>
+      </w:r>
+      <w:proofErr w:type="spellEnd"/>
+      <w:r>
+        <w:t xml:space="preserve"> </w:t>
+      </w:r>
+      <w:proofErr w:type="spellStart"/>
+      <w:r>
+        <w:t>and</w:t>
+      </w:r>
+      <w:proofErr w:type="spellEnd"/>
+      <w:r>
+        <w:t xml:space="preserve"> </w:t>
+      </w:r>
+      <w:proofErr w:type="spellStart"/>
+      <w:r>
+        <w:t>Ritual</w:t>
+      </w:r>
+      <w:proofErr w:type="spellEnd"/>
+      <w:r>
+        <w:t xml:space="preserve"> Design </w:t>
+      </w:r>
+      <w:proofErr w:type="spellStart"/>
+      <w:r>
+        <w:t>for</w:t>
+      </w:r>
+      <w:proofErr w:type="spellEnd"/>
+      <w:r>
+        <w:t xml:space="preserve"> </w:t>
+      </w:r>
+      <w:proofErr w:type="spellStart"/>
+      <w:r>
+        <w:t>Executive</w:t>
+      </w:r>
+      <w:proofErr w:type="spellEnd"/>
+      <w:r>
+        <w:t xml:space="preserve"> </w:t>
+      </w:r>
+      <w:proofErr w:type="spellStart"/>
+      <w:r>
+        <w:t>Teams</w:t>
+      </w:r>
+      <w:proofErr w:type="spellEnd"/>
+      <w:r>
+        <w:t xml:space="preserve"> (</w:t>
+      </w:r>
+      <w:proofErr w:type="spellStart"/>
+      <w:r>
+        <w:t>weekly</w:t>
+      </w:r>
+      <w:proofErr w:type="spellEnd"/>
+      <w:r>
+        <w:t xml:space="preserve">, </w:t>
+      </w:r>
+      <w:proofErr w:type="spellStart"/>
+      <w:r>
+        <w:t>monthly</w:t>
+      </w:r>
+      <w:proofErr w:type="spellEnd"/>
+      <w:r>
+        <w:t xml:space="preserve">, </w:t>
+      </w:r>
+      <w:proofErr w:type="spellStart"/>
+      <w:r>
+        <w:t>quarterly</w:t>
+      </w:r>
+      <w:proofErr w:type="spellEnd"/>
+      <w:r>
+        <w:t>).</w:t>
       </w:r>
     </w:p>
     <w:p/>
@@ -1039,9 +6703,51 @@
       <w:pPr>
         <w:pStyle w:val="Balk2"/>
       </w:pPr>
-      <w:r>
-        <w:t>Deutsch: Strategisches Performancemanagement und Corporate Alignment</w:t>
-      </w:r>
+      <w:proofErr w:type="spellStart"/>
+      <w:r>
+        <w:t>Deutsch</w:t>
+      </w:r>
+      <w:proofErr w:type="spellEnd"/>
+      <w:r>
+        <w:t xml:space="preserve">: </w:t>
+      </w:r>
+      <w:proofErr w:type="spellStart"/>
+      <w:r>
+        <w:t>Strategisches</w:t>
+      </w:r>
+      <w:proofErr w:type="spellEnd"/>
+      <w:r>
+        <w:t xml:space="preserve"> </w:t>
+      </w:r>
+      <w:proofErr w:type="spellStart"/>
+      <w:r>
+        <w:t>Performancemanagement</w:t>
+      </w:r>
+      <w:proofErr w:type="spellEnd"/>
+      <w:r>
+        <w:t xml:space="preserve"> </w:t>
+      </w:r>
+      <w:proofErr w:type="spellStart"/>
+      <w:r>
+        <w:t>und</w:t>
+      </w:r>
+      <w:proofErr w:type="spellEnd"/>
+      <w:r>
+        <w:t xml:space="preserve"> </w:t>
+      </w:r>
+      <w:proofErr w:type="spellStart"/>
+      <w:r>
+        <w:t>Corporate</w:t>
+      </w:r>
+      <w:proofErr w:type="spellEnd"/>
+      <w:r>
+        <w:t xml:space="preserve"> </w:t>
+      </w:r>
+      <w:proofErr w:type="spellStart"/>
+      <w:r>
+        <w:t>Alignment</w:t>
+      </w:r>
+      <w:proofErr w:type="spellEnd"/>
     </w:p>
     <w:p>
       <w:pPr>
@@ -1054,35 +6760,631 @@
         </w:rPr>
         <w:t xml:space="preserve">Definition: </w:t>
       </w:r>
-      <w:r>
-        <w:t>Baut die Managementinfrastruktur auf, die strategische Führungsziele mit der operativen Realität verbindet, funktionsübergreifende Lücken schließt und Entscheidungsmechanismen datenbasiert macht. Kombiniert Policy Deployment, OKR- oder BSC-Rahmenwerke und visuelles Management, um die Strategie auf allen Ebenen in eine gemeinsame Sprache zu übersetzen.</w:t>
+      <w:proofErr w:type="spellStart"/>
+      <w:r>
+        <w:t>Baut</w:t>
+      </w:r>
+      <w:proofErr w:type="spellEnd"/>
+      <w:r>
+        <w:t xml:space="preserve"> </w:t>
+      </w:r>
+      <w:proofErr w:type="spellStart"/>
+      <w:r>
+        <w:t>die</w:t>
+      </w:r>
+      <w:proofErr w:type="spellEnd"/>
+      <w:r>
+        <w:t xml:space="preserve"> </w:t>
+      </w:r>
+      <w:proofErr w:type="spellStart"/>
+      <w:r>
+        <w:t>Managementinfrastruktur</w:t>
+      </w:r>
+      <w:proofErr w:type="spellEnd"/>
+      <w:r>
+        <w:t xml:space="preserve"> </w:t>
+      </w:r>
+      <w:proofErr w:type="spellStart"/>
+      <w:r>
+        <w:t>auf</w:t>
+      </w:r>
+      <w:proofErr w:type="spellEnd"/>
+      <w:r>
+        <w:t xml:space="preserve">, </w:t>
+      </w:r>
+      <w:proofErr w:type="spellStart"/>
+      <w:r>
+        <w:t>die</w:t>
+      </w:r>
+      <w:proofErr w:type="spellEnd"/>
+      <w:r>
+        <w:t xml:space="preserve"> </w:t>
+      </w:r>
+      <w:proofErr w:type="spellStart"/>
+      <w:r>
+        <w:t>strategische</w:t>
+      </w:r>
+      <w:proofErr w:type="spellEnd"/>
+      <w:r>
+        <w:t xml:space="preserve"> </w:t>
+      </w:r>
+      <w:proofErr w:type="spellStart"/>
+      <w:r>
+        <w:t>Führungsziele</w:t>
+      </w:r>
+      <w:proofErr w:type="spellEnd"/>
+      <w:r>
+        <w:t xml:space="preserve"> mit der </w:t>
+      </w:r>
+      <w:proofErr w:type="spellStart"/>
+      <w:r>
+        <w:t>operativen</w:t>
+      </w:r>
+      <w:proofErr w:type="spellEnd"/>
+      <w:r>
+        <w:t xml:space="preserve"> </w:t>
+      </w:r>
+      <w:proofErr w:type="spellStart"/>
+      <w:r>
+        <w:t>Realität</w:t>
+      </w:r>
+      <w:proofErr w:type="spellEnd"/>
+      <w:r>
+        <w:t xml:space="preserve"> </w:t>
+      </w:r>
+      <w:proofErr w:type="spellStart"/>
+      <w:r>
+        <w:t>verbindet</w:t>
+      </w:r>
+      <w:proofErr w:type="spellEnd"/>
+      <w:r>
+        <w:t xml:space="preserve">, </w:t>
+      </w:r>
+      <w:proofErr w:type="spellStart"/>
+      <w:r>
+        <w:t>funktionsübergreifende</w:t>
+      </w:r>
+      <w:proofErr w:type="spellEnd"/>
+      <w:r>
+        <w:t xml:space="preserve"> </w:t>
+      </w:r>
+      <w:proofErr w:type="spellStart"/>
+      <w:r>
+        <w:t>Lücken</w:t>
+      </w:r>
+      <w:proofErr w:type="spellEnd"/>
+      <w:r>
+        <w:t xml:space="preserve"> </w:t>
+      </w:r>
+      <w:proofErr w:type="spellStart"/>
+      <w:r>
+        <w:t>schließt</w:t>
+      </w:r>
+      <w:proofErr w:type="spellEnd"/>
+      <w:r>
+        <w:t xml:space="preserve"> </w:t>
+      </w:r>
+      <w:proofErr w:type="spellStart"/>
+      <w:r>
+        <w:t>und</w:t>
+      </w:r>
+      <w:proofErr w:type="spellEnd"/>
+      <w:r>
+        <w:t xml:space="preserve"> </w:t>
+      </w:r>
+      <w:proofErr w:type="spellStart"/>
+      <w:r>
+        <w:t>Entscheidungsmechanismen</w:t>
+      </w:r>
+      <w:proofErr w:type="spellEnd"/>
+      <w:r>
+        <w:t xml:space="preserve"> </w:t>
+      </w:r>
+      <w:proofErr w:type="spellStart"/>
+      <w:r>
+        <w:t>datenbasiert</w:t>
+      </w:r>
+      <w:proofErr w:type="spellEnd"/>
+      <w:r>
+        <w:t xml:space="preserve"> </w:t>
+      </w:r>
+      <w:proofErr w:type="spellStart"/>
+      <w:r>
+        <w:t>macht</w:t>
+      </w:r>
+      <w:proofErr w:type="spellEnd"/>
+      <w:r>
+        <w:t xml:space="preserve">. </w:t>
+      </w:r>
+      <w:proofErr w:type="spellStart"/>
+      <w:r>
+        <w:t>Kombiniert</w:t>
+      </w:r>
+      <w:proofErr w:type="spellEnd"/>
+      <w:r>
+        <w:t xml:space="preserve"> </w:t>
+      </w:r>
+      <w:proofErr w:type="spellStart"/>
+      <w:r>
+        <w:t>Policy</w:t>
+      </w:r>
+      <w:proofErr w:type="spellEnd"/>
+      <w:r>
+        <w:t xml:space="preserve"> Deployment, OKR- </w:t>
+      </w:r>
+      <w:proofErr w:type="spellStart"/>
+      <w:r>
+        <w:t>oder</w:t>
+      </w:r>
+      <w:proofErr w:type="spellEnd"/>
+      <w:r>
+        <w:t xml:space="preserve"> BSC-</w:t>
+      </w:r>
+      <w:proofErr w:type="spellStart"/>
+      <w:r>
+        <w:t>Rahmenwerke</w:t>
+      </w:r>
+      <w:proofErr w:type="spellEnd"/>
+      <w:r>
+        <w:t xml:space="preserve"> </w:t>
+      </w:r>
+      <w:proofErr w:type="spellStart"/>
+      <w:r>
+        <w:t>und</w:t>
+      </w:r>
+      <w:proofErr w:type="spellEnd"/>
+      <w:r>
+        <w:t xml:space="preserve"> </w:t>
+      </w:r>
+      <w:proofErr w:type="spellStart"/>
+      <w:r>
+        <w:t>visuelles</w:t>
+      </w:r>
+      <w:proofErr w:type="spellEnd"/>
+      <w:r>
+        <w:t xml:space="preserve"> Management, um </w:t>
+      </w:r>
+      <w:proofErr w:type="spellStart"/>
+      <w:r>
+        <w:t>die</w:t>
+      </w:r>
+      <w:proofErr w:type="spellEnd"/>
+      <w:r>
+        <w:t xml:space="preserve"> </w:t>
+      </w:r>
+      <w:proofErr w:type="spellStart"/>
+      <w:r>
+        <w:t>Strategie</w:t>
+      </w:r>
+      <w:proofErr w:type="spellEnd"/>
+      <w:r>
+        <w:t xml:space="preserve"> </w:t>
+      </w:r>
+      <w:proofErr w:type="spellStart"/>
+      <w:r>
+        <w:t>auf</w:t>
+      </w:r>
+      <w:proofErr w:type="spellEnd"/>
+      <w:r>
+        <w:t xml:space="preserve"> </w:t>
+      </w:r>
+      <w:proofErr w:type="spellStart"/>
+      <w:r>
+        <w:t>allen</w:t>
+      </w:r>
+      <w:proofErr w:type="spellEnd"/>
+      <w:r>
+        <w:t xml:space="preserve"> </w:t>
+      </w:r>
+      <w:proofErr w:type="spellStart"/>
+      <w:r>
+        <w:t>Ebenen</w:t>
+      </w:r>
+      <w:proofErr w:type="spellEnd"/>
+      <w:r>
+        <w:t xml:space="preserve"> in </w:t>
+      </w:r>
+      <w:proofErr w:type="spellStart"/>
+      <w:r>
+        <w:t>eine</w:t>
+      </w:r>
+      <w:proofErr w:type="spellEnd"/>
+      <w:r>
+        <w:t xml:space="preserve"> </w:t>
+      </w:r>
+      <w:proofErr w:type="spellStart"/>
+      <w:r>
+        <w:t>gemeinsame</w:t>
+      </w:r>
+      <w:proofErr w:type="spellEnd"/>
+      <w:r>
+        <w:t xml:space="preserve"> </w:t>
+      </w:r>
+      <w:proofErr w:type="spellStart"/>
+      <w:r>
+        <w:t>Sprache</w:t>
+      </w:r>
+      <w:proofErr w:type="spellEnd"/>
+      <w:r>
+        <w:t xml:space="preserve"> </w:t>
+      </w:r>
+      <w:proofErr w:type="spellStart"/>
+      <w:r>
+        <w:t>zu</w:t>
+      </w:r>
+      <w:proofErr w:type="spellEnd"/>
+      <w:r>
+        <w:t xml:space="preserve"> </w:t>
+      </w:r>
+      <w:proofErr w:type="spellStart"/>
+      <w:r>
+        <w:t>übersetzen</w:t>
+      </w:r>
+      <w:proofErr w:type="spellEnd"/>
+      <w:r>
+        <w:t>.</w:t>
       </w:r>
     </w:p>
     <w:p>
       <w:pPr>
         <w:spacing w:after="120"/>
       </w:pPr>
+      <w:proofErr w:type="spellStart"/>
       <w:r>
         <w:rPr>
           <w:b/>
           <w:bCs/>
         </w:rPr>
-        <w:t xml:space="preserve">Strategischer Vorteil: </w:t>
-      </w:r>
-      <w:r>
-        <w:t>Schließt die Lücke zwischen strategischem Plan und operativer Umsetzung und beschleunigt die Entscheidungsfindung. Abteilungsbezogene KPI-Sets, Führungs-Dashboards und ein regelmäßiger Review-Rhythmus priorisieren den Ressourceneinsatz; das Problem "zu viele Ziele, zu wenig Fokus" wird gelöst, indem die Dynamik der Organisation auf 3-5 Kernziele konzentriert wird.</w:t>
-      </w:r>
-    </w:p>
-    <w:p>
-      <w:pPr>
-        <w:spacing w:before="80" w:after="80"/>
-      </w:pPr>
+        <w:t>Strategischer</w:t>
+      </w:r>
+      <w:proofErr w:type="spellEnd"/>
       <w:r>
         <w:rPr>
           <w:b/>
           <w:bCs/>
         </w:rPr>
-        <w:t>Anwendungsbereiche:</w:t>
+        <w:t xml:space="preserve"> </w:t>
+      </w:r>
+      <w:proofErr w:type="spellStart"/>
+      <w:r>
+        <w:rPr>
+          <w:b/>
+          <w:bCs/>
+        </w:rPr>
+        <w:t>Vorteil</w:t>
+      </w:r>
+      <w:proofErr w:type="spellEnd"/>
+      <w:r>
+        <w:rPr>
+          <w:b/>
+          <w:bCs/>
+        </w:rPr>
+        <w:t xml:space="preserve">: </w:t>
+      </w:r>
+      <w:proofErr w:type="spellStart"/>
+      <w:r>
+        <w:t>Schließt</w:t>
+      </w:r>
+      <w:proofErr w:type="spellEnd"/>
+      <w:r>
+        <w:t xml:space="preserve"> </w:t>
+      </w:r>
+      <w:proofErr w:type="spellStart"/>
+      <w:r>
+        <w:t>die</w:t>
+      </w:r>
+      <w:proofErr w:type="spellEnd"/>
+      <w:r>
+        <w:t xml:space="preserve"> </w:t>
+      </w:r>
+      <w:proofErr w:type="spellStart"/>
+      <w:r>
+        <w:t>Lücke</w:t>
+      </w:r>
+      <w:proofErr w:type="spellEnd"/>
+      <w:r>
+        <w:t xml:space="preserve"> </w:t>
+      </w:r>
+      <w:proofErr w:type="spellStart"/>
+      <w:r>
+        <w:t>zwischen</w:t>
+      </w:r>
+      <w:proofErr w:type="spellEnd"/>
+      <w:r>
+        <w:t xml:space="preserve"> </w:t>
+      </w:r>
+      <w:proofErr w:type="spellStart"/>
+      <w:r>
+        <w:t>strategischem</w:t>
+      </w:r>
+      <w:proofErr w:type="spellEnd"/>
+      <w:r>
+        <w:t xml:space="preserve"> Plan </w:t>
+      </w:r>
+      <w:proofErr w:type="spellStart"/>
+      <w:r>
+        <w:t>und</w:t>
+      </w:r>
+      <w:proofErr w:type="spellEnd"/>
+      <w:r>
+        <w:t xml:space="preserve"> </w:t>
+      </w:r>
+      <w:proofErr w:type="spellStart"/>
+      <w:r>
+        <w:t>operativer</w:t>
+      </w:r>
+      <w:proofErr w:type="spellEnd"/>
+      <w:r>
+        <w:t xml:space="preserve"> </w:t>
+      </w:r>
+      <w:proofErr w:type="spellStart"/>
+      <w:r>
+        <w:t>Umsetzung</w:t>
+      </w:r>
+      <w:proofErr w:type="spellEnd"/>
+      <w:r>
+        <w:t xml:space="preserve"> </w:t>
+      </w:r>
+      <w:proofErr w:type="spellStart"/>
+      <w:r>
+        <w:t>und</w:t>
+      </w:r>
+      <w:proofErr w:type="spellEnd"/>
+      <w:r>
+        <w:t xml:space="preserve"> </w:t>
+      </w:r>
+      <w:proofErr w:type="spellStart"/>
+      <w:r>
+        <w:t>beschleunigt</w:t>
+      </w:r>
+      <w:proofErr w:type="spellEnd"/>
+      <w:r>
+        <w:t xml:space="preserve"> </w:t>
+      </w:r>
+      <w:proofErr w:type="spellStart"/>
+      <w:r>
+        <w:t>die</w:t>
+      </w:r>
+      <w:proofErr w:type="spellEnd"/>
+      <w:r>
+        <w:t xml:space="preserve"> </w:t>
+      </w:r>
+      <w:proofErr w:type="spellStart"/>
+      <w:r>
+        <w:t>Entscheidungsfindung</w:t>
+      </w:r>
+      <w:proofErr w:type="spellEnd"/>
+      <w:r>
+        <w:t xml:space="preserve">. </w:t>
+      </w:r>
+      <w:proofErr w:type="spellStart"/>
+      <w:r>
+        <w:t>Abteilungsbezogene</w:t>
+      </w:r>
+      <w:proofErr w:type="spellEnd"/>
+      <w:r>
+        <w:t xml:space="preserve"> KPI-</w:t>
+      </w:r>
+      <w:proofErr w:type="spellStart"/>
+      <w:r>
+        <w:t>Sets</w:t>
+      </w:r>
+      <w:proofErr w:type="spellEnd"/>
+      <w:r>
+        <w:t xml:space="preserve">, </w:t>
+      </w:r>
+      <w:proofErr w:type="spellStart"/>
+      <w:r>
+        <w:t>Führungs-Dashboards</w:t>
+      </w:r>
+      <w:proofErr w:type="spellEnd"/>
+      <w:r>
+        <w:t xml:space="preserve"> </w:t>
+      </w:r>
+      <w:proofErr w:type="spellStart"/>
+      <w:r>
+        <w:t>und</w:t>
+      </w:r>
+      <w:proofErr w:type="spellEnd"/>
+      <w:r>
+        <w:t xml:space="preserve"> </w:t>
+      </w:r>
+      <w:proofErr w:type="spellStart"/>
+      <w:r>
+        <w:t>ein</w:t>
+      </w:r>
+      <w:proofErr w:type="spellEnd"/>
+      <w:r>
+        <w:t xml:space="preserve"> </w:t>
+      </w:r>
+      <w:proofErr w:type="spellStart"/>
+      <w:r>
+        <w:t>regelmäßiger</w:t>
+      </w:r>
+      <w:proofErr w:type="spellEnd"/>
+      <w:r>
+        <w:t xml:space="preserve"> </w:t>
+      </w:r>
+      <w:proofErr w:type="spellStart"/>
+      <w:r>
+        <w:t>Review-Rhythmus</w:t>
+      </w:r>
+      <w:proofErr w:type="spellEnd"/>
+      <w:r>
+        <w:t xml:space="preserve"> </w:t>
+      </w:r>
+      <w:proofErr w:type="spellStart"/>
+      <w:r>
+        <w:t>priorisieren</w:t>
+      </w:r>
+      <w:proofErr w:type="spellEnd"/>
+      <w:r>
+        <w:t xml:space="preserve"> den </w:t>
+      </w:r>
+      <w:proofErr w:type="spellStart"/>
+      <w:r>
+        <w:t>Ressourceneinsatz</w:t>
+      </w:r>
+      <w:proofErr w:type="spellEnd"/>
+      <w:r>
+        <w:t xml:space="preserve">; </w:t>
+      </w:r>
+      <w:proofErr w:type="spellStart"/>
+      <w:r>
+        <w:t>das</w:t>
+      </w:r>
+      <w:proofErr w:type="spellEnd"/>
+      <w:r>
+        <w:t xml:space="preserve"> Problem "</w:t>
+      </w:r>
+      <w:proofErr w:type="spellStart"/>
+      <w:r>
+        <w:t>zu</w:t>
+      </w:r>
+      <w:proofErr w:type="spellEnd"/>
+      <w:r>
+        <w:t xml:space="preserve"> </w:t>
+      </w:r>
+      <w:proofErr w:type="spellStart"/>
+      <w:r>
+        <w:t>viele</w:t>
+      </w:r>
+      <w:proofErr w:type="spellEnd"/>
+      <w:r>
+        <w:t xml:space="preserve"> </w:t>
+      </w:r>
+      <w:proofErr w:type="spellStart"/>
+      <w:r>
+        <w:t>Ziele</w:t>
+      </w:r>
+      <w:proofErr w:type="spellEnd"/>
+      <w:r>
+        <w:t xml:space="preserve">, </w:t>
+      </w:r>
+      <w:proofErr w:type="spellStart"/>
+      <w:r>
+        <w:t>zu</w:t>
+      </w:r>
+      <w:proofErr w:type="spellEnd"/>
+      <w:r>
+        <w:t xml:space="preserve"> </w:t>
+      </w:r>
+      <w:proofErr w:type="spellStart"/>
+      <w:r>
+        <w:t>wenig</w:t>
+      </w:r>
+      <w:proofErr w:type="spellEnd"/>
+      <w:r>
+        <w:t xml:space="preserve"> </w:t>
+      </w:r>
+      <w:proofErr w:type="spellStart"/>
+      <w:r>
+        <w:t>Fokus</w:t>
+      </w:r>
+      <w:proofErr w:type="spellEnd"/>
+      <w:r>
+        <w:t xml:space="preserve">" </w:t>
+      </w:r>
+      <w:proofErr w:type="spellStart"/>
+      <w:r>
+        <w:t>wird</w:t>
+      </w:r>
+      <w:proofErr w:type="spellEnd"/>
+      <w:r>
+        <w:t xml:space="preserve"> </w:t>
+      </w:r>
+      <w:proofErr w:type="spellStart"/>
+      <w:r>
+        <w:t>gelöst</w:t>
+      </w:r>
+      <w:proofErr w:type="spellEnd"/>
+      <w:r>
+        <w:t xml:space="preserve">, </w:t>
+      </w:r>
+      <w:proofErr w:type="spellStart"/>
+      <w:r>
+        <w:t>indem</w:t>
+      </w:r>
+      <w:proofErr w:type="spellEnd"/>
+      <w:r>
+        <w:t xml:space="preserve"> </w:t>
+      </w:r>
+      <w:proofErr w:type="spellStart"/>
+      <w:r>
+        <w:t>die</w:t>
+      </w:r>
+      <w:proofErr w:type="spellEnd"/>
+      <w:r>
+        <w:t xml:space="preserve"> </w:t>
+      </w:r>
+      <w:proofErr w:type="spellStart"/>
+      <w:r>
+        <w:t>Dynamik</w:t>
+      </w:r>
+      <w:proofErr w:type="spellEnd"/>
+      <w:r>
+        <w:t xml:space="preserve"> der </w:t>
+      </w:r>
+      <w:proofErr w:type="spellStart"/>
+      <w:r>
+        <w:t>Organisation</w:t>
+      </w:r>
+      <w:proofErr w:type="spellEnd"/>
+      <w:r>
+        <w:t xml:space="preserve"> </w:t>
+      </w:r>
+      <w:proofErr w:type="spellStart"/>
+      <w:r>
+        <w:t>auf</w:t>
+      </w:r>
+      <w:proofErr w:type="spellEnd"/>
+      <w:r>
+        <w:t xml:space="preserve"> 3-5 </w:t>
+      </w:r>
+      <w:proofErr w:type="spellStart"/>
+      <w:r>
+        <w:t>Kernziele</w:t>
+      </w:r>
+      <w:proofErr w:type="spellEnd"/>
+      <w:r>
+        <w:t xml:space="preserve"> </w:t>
+      </w:r>
+      <w:proofErr w:type="spellStart"/>
+      <w:r>
+        <w:t>konzentriert</w:t>
+      </w:r>
+      <w:proofErr w:type="spellEnd"/>
+      <w:r>
+        <w:t xml:space="preserve"> </w:t>
+      </w:r>
+      <w:proofErr w:type="spellStart"/>
+      <w:r>
+        <w:t>wird</w:t>
+      </w:r>
+      <w:proofErr w:type="spellEnd"/>
+      <w:r>
+        <w:t>.</w:t>
+      </w:r>
+    </w:p>
+    <w:p>
+      <w:pPr>
+        <w:spacing w:before="80" w:after="80"/>
+      </w:pPr>
+      <w:proofErr w:type="spellStart"/>
+      <w:r>
+        <w:rPr>
+          <w:b/>
+          <w:bCs/>
+        </w:rPr>
+        <w:t>Anwendungsbereiche</w:t>
+      </w:r>
+      <w:proofErr w:type="spellEnd"/>
+      <w:r>
+        <w:rPr>
+          <w:b/>
+          <w:bCs/>
+        </w:rPr>
+        <w:t>:</w:t>
       </w:r>
     </w:p>
     <w:p>
@@ -1095,7 +7397,63 @@
         <w:spacing w:after="60"/>
       </w:pPr>
       <w:r>
-        <w:t>Design von Corporate Command &amp; Decision Centers (Dashboard-Architektur, Review-Kadenz).</w:t>
+        <w:t xml:space="preserve">Design </w:t>
+      </w:r>
+      <w:proofErr w:type="spellStart"/>
+      <w:r>
+        <w:t>von</w:t>
+      </w:r>
+      <w:proofErr w:type="spellEnd"/>
+      <w:r>
+        <w:t xml:space="preserve"> </w:t>
+      </w:r>
+      <w:proofErr w:type="spellStart"/>
+      <w:r>
+        <w:t>Corporate</w:t>
+      </w:r>
+      <w:proofErr w:type="spellEnd"/>
+      <w:r>
+        <w:t xml:space="preserve"> </w:t>
+      </w:r>
+      <w:proofErr w:type="spellStart"/>
+      <w:r>
+        <w:t>Command</w:t>
+      </w:r>
+      <w:proofErr w:type="spellEnd"/>
+      <w:r>
+        <w:t xml:space="preserve"> &amp; </w:t>
+      </w:r>
+      <w:proofErr w:type="spellStart"/>
+      <w:r>
+        <w:t>Decision</w:t>
+      </w:r>
+      <w:proofErr w:type="spellEnd"/>
+      <w:r>
+        <w:t xml:space="preserve"> </w:t>
+      </w:r>
+      <w:proofErr w:type="spellStart"/>
+      <w:r>
+        <w:t>Centers</w:t>
+      </w:r>
+      <w:proofErr w:type="spellEnd"/>
+      <w:r>
+        <w:t xml:space="preserve"> (Dashboard-</w:t>
+      </w:r>
+      <w:proofErr w:type="spellStart"/>
+      <w:r>
+        <w:t>Architektur</w:t>
+      </w:r>
+      <w:proofErr w:type="spellEnd"/>
+      <w:r>
+        <w:t xml:space="preserve">, </w:t>
+      </w:r>
+      <w:proofErr w:type="spellStart"/>
+      <w:r>
+        <w:t>Review-Kadenz</w:t>
+      </w:r>
+      <w:proofErr w:type="spellEnd"/>
+      <w:r>
+        <w:t>).</w:t>
       </w:r>
     </w:p>
     <w:p>
@@ -1107,8 +7465,29 @@
         </w:numPr>
         <w:spacing w:after="60"/>
       </w:pPr>
-      <w:r>
-        <w:t>Funktionsübergreifende Zielausrichtung (OKR- oder BSC-Deployment).</w:t>
+      <w:proofErr w:type="spellStart"/>
+      <w:r>
+        <w:t>Funktionsübergreifende</w:t>
+      </w:r>
+      <w:proofErr w:type="spellEnd"/>
+      <w:r>
+        <w:t xml:space="preserve"> </w:t>
+      </w:r>
+      <w:proofErr w:type="spellStart"/>
+      <w:r>
+        <w:t>Zielausrichtung</w:t>
+      </w:r>
+      <w:proofErr w:type="spellEnd"/>
+      <w:r>
+        <w:t xml:space="preserve"> (OKR- </w:t>
+      </w:r>
+      <w:proofErr w:type="spellStart"/>
+      <w:r>
+        <w:t>oder</w:t>
+      </w:r>
+      <w:proofErr w:type="spellEnd"/>
+      <w:r>
+        <w:t xml:space="preserve"> BSC-Deployment).</w:t>
       </w:r>
     </w:p>
     <w:p>
@@ -1120,8 +7499,77 @@
         </w:numPr>
         <w:spacing w:after="60"/>
       </w:pPr>
-      <w:r>
-        <w:t>Governance für strategische Transformationsprojekte (neue Produkt-, Standort- oder Technologieintegrationen).</w:t>
+      <w:proofErr w:type="spellStart"/>
+      <w:r>
+        <w:t>Governance</w:t>
+      </w:r>
+      <w:proofErr w:type="spellEnd"/>
+      <w:r>
+        <w:t xml:space="preserve"> </w:t>
+      </w:r>
+      <w:proofErr w:type="spellStart"/>
+      <w:r>
+        <w:t>für</w:t>
+      </w:r>
+      <w:proofErr w:type="spellEnd"/>
+      <w:r>
+        <w:t xml:space="preserve"> </w:t>
+      </w:r>
+      <w:proofErr w:type="spellStart"/>
+      <w:r>
+        <w:t>strategische</w:t>
+      </w:r>
+      <w:proofErr w:type="spellEnd"/>
+      <w:r>
+        <w:t xml:space="preserve"> </w:t>
+      </w:r>
+      <w:proofErr w:type="spellStart"/>
+      <w:r>
+        <w:t>Transformationsprojekte</w:t>
+      </w:r>
+      <w:proofErr w:type="spellEnd"/>
+      <w:r>
+        <w:t xml:space="preserve"> (</w:t>
+      </w:r>
+      <w:proofErr w:type="spellStart"/>
+      <w:r>
+        <w:t>neue</w:t>
+      </w:r>
+      <w:proofErr w:type="spellEnd"/>
+      <w:r>
+        <w:t xml:space="preserve"> </w:t>
+      </w:r>
+      <w:proofErr w:type="spellStart"/>
+      <w:r>
+        <w:t>Produkt</w:t>
+      </w:r>
+      <w:proofErr w:type="spellEnd"/>
+      <w:r>
+        <w:t xml:space="preserve">-, </w:t>
+      </w:r>
+      <w:proofErr w:type="spellStart"/>
+      <w:r>
+        <w:t>Standort</w:t>
+      </w:r>
+      <w:proofErr w:type="spellEnd"/>
+      <w:r>
+        <w:t xml:space="preserve">- </w:t>
+      </w:r>
+      <w:proofErr w:type="spellStart"/>
+      <w:r>
+        <w:t>oder</w:t>
+      </w:r>
+      <w:proofErr w:type="spellEnd"/>
+      <w:r>
+        <w:t xml:space="preserve"> </w:t>
+      </w:r>
+      <w:proofErr w:type="spellStart"/>
+      <w:r>
+        <w:t>Technologieintegrationen</w:t>
+      </w:r>
+      <w:proofErr w:type="spellEnd"/>
+      <w:r>
+        <w:t>).</w:t>
       </w:r>
     </w:p>
     <w:p>
@@ -1133,8 +7581,69 @@
         </w:numPr>
         <w:spacing w:after="60"/>
       </w:pPr>
-      <w:r>
-        <w:t>Entscheidungshygiene und Ritualgestaltung für Führungsteams (wöchentlich, monatlich, quartalsweise).</w:t>
+      <w:proofErr w:type="spellStart"/>
+      <w:r>
+        <w:t>Entscheidungshygiene</w:t>
+      </w:r>
+      <w:proofErr w:type="spellEnd"/>
+      <w:r>
+        <w:t xml:space="preserve"> </w:t>
+      </w:r>
+      <w:proofErr w:type="spellStart"/>
+      <w:r>
+        <w:t>und</w:t>
+      </w:r>
+      <w:proofErr w:type="spellEnd"/>
+      <w:r>
+        <w:t xml:space="preserve"> </w:t>
+      </w:r>
+      <w:proofErr w:type="spellStart"/>
+      <w:r>
+        <w:t>Ritualgestaltung</w:t>
+      </w:r>
+      <w:proofErr w:type="spellEnd"/>
+      <w:r>
+        <w:t xml:space="preserve"> </w:t>
+      </w:r>
+      <w:proofErr w:type="spellStart"/>
+      <w:r>
+        <w:t>für</w:t>
+      </w:r>
+      <w:proofErr w:type="spellEnd"/>
+      <w:r>
+        <w:t xml:space="preserve"> </w:t>
+      </w:r>
+      <w:proofErr w:type="spellStart"/>
+      <w:r>
+        <w:t>Führungsteams</w:t>
+      </w:r>
+      <w:proofErr w:type="spellEnd"/>
+      <w:r>
+        <w:t xml:space="preserve"> (</w:t>
+      </w:r>
+      <w:proofErr w:type="spellStart"/>
+      <w:r>
+        <w:t>wöchentlich</w:t>
+      </w:r>
+      <w:proofErr w:type="spellEnd"/>
+      <w:r>
+        <w:t xml:space="preserve">, </w:t>
+      </w:r>
+      <w:proofErr w:type="spellStart"/>
+      <w:r>
+        <w:t>monatlich</w:t>
+      </w:r>
+      <w:proofErr w:type="spellEnd"/>
+      <w:r>
+        <w:t xml:space="preserve">, </w:t>
+      </w:r>
+      <w:proofErr w:type="spellStart"/>
+      <w:r>
+        <w:t>quartalsweise</w:t>
+      </w:r>
+      <w:proofErr w:type="spellEnd"/>
+      <w:r>
+        <w:t>).</w:t>
       </w:r>
     </w:p>
     <w:p/>
